--- a/docs/07_Paper/manuscript.docx
+++ b/docs/07_Paper/manuscript.docx
@@ -22,6 +22,12 @@
         <w:t xml:space="preserve"> </w:t>
       </w:r>
       <w:r>
+        <w:t xml:space="preserve">Shree Harish V,</w:t>
+      </w:r>
+      <w:r>
+        <w:t xml:space="preserve"> </w:t>
+      </w:r>
+      <w:r>
         <w:t xml:space="preserve">Sudharsan S</w:t>
       </w:r>
     </w:p>
@@ -126,7 +132,20 @@
         <w:pStyle w:val="BodyText"/>
       </w:pPr>
       <w:r>
-        <w:t xml:space="preserve">Raja and Sudharsan: An Identifiability-Gated Instrument for Decomposing Correlated Errors in Language Models</w:t>
+        <w:t xml:space="preserve">Raja</w:t>
+      </w:r>
+      <w:r>
+        <w:t xml:space="preserve"> </w:t>
+      </w:r>
+      <w:r>
+        <w:rPr>
+          <w:i/>
+          <w:iCs/>
+        </w:rPr>
+        <w:t xml:space="preserve">et al.</w:t>
+      </w:r>
+      <w:r>
+        <w:t xml:space="preserve">: An Identifiability-Gated Instrument for Decomposing Correlated Errors in Language Models</w:t>
       </w:r>
     </w:p>
     <w:bookmarkEnd w:id="9"/>
@@ -951,7 +970,7 @@
         <w:t xml:space="preserve"> </w:t>
       </w:r>
       <w:r>
-        <w:t xml:space="preserve">(Section V-E).</w:t>
+        <w:t xml:space="preserve">(Section V-F).</w:t>
       </w:r>
     </w:p>
     <w:p>
@@ -1258,7 +1277,7 @@
         <w:t xml:space="preserve"> </w:t>
       </w:r>
       <w:r>
-        <w:t xml:space="preserve">Section V-E.</w:t>
+        <w:t xml:space="preserve">Section V-F.</w:t>
       </w:r>
     </w:p>
     <w:tbl>
@@ -1266,7 +1285,7 @@
         <w:tblStyle w:val="Table"/>
         <w:tblW w:type="auto" w:w="0"/>
         <w:tblLook w:firstRow="0" w:lastRow="0" w:firstColumn="0" w:lastColumn="0" w:noHBand="0" w:noVBand="0" w:val="0000"/>
-        <w:tblCaption w:val="Research questions, operating data, refutation conditions, and execution status. Each question is paired with the observation that would refute it; the status column records which stages are reported in this paper and which are deferred to the pre-registered measurement protocol of Section V-E."/>
+        <w:tblCaption w:val="Research questions, operating data, refutation conditions, and execution status. Each question is paired with the observation that would refute it; the status column records which stages are reported in this paper and which are deferred to the pre-registered measurement protocol of Section V-F."/>
       </w:tblPr>
       <w:tblGrid>
         <w:gridCol w:w="1584"/>
@@ -2465,6 +2484,18 @@
       </w:r>
       <w:r>
         <w:t xml:space="preserve">motivates the era channel, not a competing estimator of model error covariance.</w:t>
+      </w:r>
+      <w:r>
+        <w:t xml:space="preserve"> </w:t>
+      </w:r>
+      <w:r>
+        <w:t xml:space="preserve">Section IV-E derives the exact mapping from the partition to the</w:t>
+      </w:r>
+      <w:r>
+        <w:t xml:space="preserve"> </w:t>
+      </w:r>
+      <w:r>
+        <w:t xml:space="preserve">co-failure ceiling and the marginal value of a cross-family swap.</w:t>
       </w:r>
     </w:p>
     <w:bookmarkEnd w:id="19"/>
@@ -3631,7 +3662,7 @@
     </w:p>
     <w:bookmarkEnd w:id="22"/>
     <w:bookmarkEnd w:id="23"/>
-    <w:bookmarkStart w:id="31" w:name="Xc6aef4c5cbc71a4f49a683cd14d7945e2092b27"/>
+    <w:bookmarkStart w:id="32" w:name="Xc6aef4c5cbc71a4f49a683cd14d7945e2092b27"/>
     <w:p>
       <w:pPr>
         <w:pStyle w:val="Heading1"/>
@@ -10128,14 +10159,13 @@
       </w:r>
     </w:p>
     <w:bookmarkEnd w:id="30"/>
-    <w:bookmarkEnd w:id="31"/>
-    <w:bookmarkStart w:id="40" w:name="Xda1ffc86cfd34bfc101d0052b9fdc217e113d9a"/>
+    <w:bookmarkStart w:id="31" w:name="Xa0d3f2c26cb2ea0bd5b0c18d21eab204ed38516"/>
     <w:p>
       <w:pPr>
-        <w:pStyle w:val="Heading1"/>
+        <w:pStyle w:val="Heading2"/>
       </w:pPr>
       <w:r>
-        <w:t xml:space="preserve">Methodology: A Three-Gate Protocol for Identifiability-Preserving Measurement</w:t>
+        <w:t xml:space="preserve">Co-Failure Ceiling and the Diversification Counterfactual</w:t>
       </w:r>
     </w:p>
     <w:p>
@@ -10143,6 +10173,2461 @@
         <w:pStyle w:val="FirstParagraph"/>
       </w:pPr>
       <w:r>
+        <w:t xml:space="preserve">The partition (6) is descriptive; this subsection gives it</w:t>
+      </w:r>
+      <w:r>
+        <w:t xml:space="preserve"> </w:t>
+      </w:r>
+      <w:r>
+        <w:t xml:space="preserve">decision content. For a pool</w:t>
+      </w:r>
+      <w:r>
+        <w:t xml:space="preserve"> </w:t>
+      </w:r>
+      <m:oMath>
+        <m:r>
+          <m:t>S</m:t>
+        </m:r>
+      </m:oMath>
+      <w:r>
+        <w:t xml:space="preserve"> </w:t>
+      </w:r>
+      <w:r>
+        <w:t xml:space="preserve">of</w:t>
+      </w:r>
+      <w:r>
+        <w:t xml:space="preserve"> </w:t>
+      </w:r>
+      <m:oMath>
+        <m:r>
+          <m:t>k</m:t>
+        </m:r>
+      </m:oMath>
+      <w:r>
+        <w:t xml:space="preserve"> </w:t>
+      </w:r>
+      <w:r>
+        <w:t xml:space="preserve">models, define the</w:t>
+      </w:r>
+      <w:r>
+        <w:t xml:space="preserve"> </w:t>
+      </w:r>
+      <w:r>
+        <w:rPr>
+          <w:i/>
+          <w:iCs/>
+        </w:rPr>
+        <w:t xml:space="preserve">co-failure</w:t>
+      </w:r>
+      <w:r>
+        <w:rPr>
+          <w:i/>
+          <w:iCs/>
+        </w:rPr>
+        <w:t xml:space="preserve"> </w:t>
+      </w:r>
+      <w:r>
+        <w:rPr>
+          <w:i/>
+          <w:iCs/>
+        </w:rPr>
+        <w:t xml:space="preserve">ceiling</w:t>
+      </w:r>
+      <w:r>
+        <w:t xml:space="preserve"> </w:t>
+      </w:r>
+      <m:oMath>
+        <m:r>
+          <m:t>β</m:t>
+        </m:r>
+        <m:r>
+          <m:rPr>
+            <m:sty m:val="p"/>
+          </m:rPr>
+          <m:t>(</m:t>
+        </m:r>
+        <m:r>
+          <m:t>S</m:t>
+        </m:r>
+        <m:r>
+          <m:rPr>
+            <m:sty m:val="p"/>
+          </m:rPr>
+          <m:t>)</m:t>
+        </m:r>
+      </m:oMath>
+      <w:r>
+        <w:t xml:space="preserve"> </w:t>
+      </w:r>
+      <w:r>
+        <w:t xml:space="preserve">as the probability that every member of</w:t>
+      </w:r>
+      <w:r>
+        <w:t xml:space="preserve"> </w:t>
+      </w:r>
+      <m:oMath>
+        <m:r>
+          <m:t>S</m:t>
+        </m:r>
+      </m:oMath>
+      <w:r>
+        <w:t xml:space="preserve"> </w:t>
+      </w:r>
+      <w:r>
+        <w:t xml:space="preserve">is wrong on a</w:t>
+      </w:r>
+      <w:r>
+        <w:t xml:space="preserve"> </w:t>
+      </w:r>
+      <w:r>
+        <w:t xml:space="preserve">fresh question—the joint all-wrong rate that Chen identifies as the operative</w:t>
+      </w:r>
+      <w:r>
+        <w:t xml:space="preserve"> </w:t>
+      </w:r>
+      <w:r>
+        <w:t xml:space="preserve">risk for ensembles and routing [35]. Under the liability model of</w:t>
+      </w:r>
+      <w:r>
+        <w:t xml:space="preserve"> </w:t>
+      </w:r>
+      <w:r>
+        <w:t xml:space="preserve">(1) with the item response</w:t>
+      </w:r>
+      <w:r>
+        <w:t xml:space="preserve"> </w:t>
+      </w:r>
+      <m:oMath>
+        <m:r>
+          <m:rPr>
+            <m:sty m:val="p"/>
+          </m:rPr>
+          <m:t>Pr</m:t>
+        </m:r>
+        <m:r>
+          <m:rPr>
+            <m:sty m:val="p"/>
+          </m:rPr>
+          <m:t>(</m:t>
+        </m:r>
+        <m:r>
+          <m:rPr>
+            <m:nor/>
+            <m:sty m:val="p"/>
+          </m:rPr>
+          <m:t>wrong</m:t>
+        </m:r>
+        <m:r>
+          <m:rPr>
+            <m:sty m:val="p"/>
+          </m:rPr>
+          <m:t>∣</m:t>
+        </m:r>
+        <m:r>
+          <m:t>i</m:t>
+        </m:r>
+        <m:r>
+          <m:rPr>
+            <m:sty m:val="p"/>
+          </m:rPr>
+          <m:t>)</m:t>
+        </m:r>
+        <m:r>
+          <m:rPr>
+            <m:sty m:val="p"/>
+          </m:rPr>
+          <m:t>=</m:t>
+        </m:r>
+        <m:r>
+          <m:t>σ</m:t>
+        </m:r>
+        <m:r>
+          <m:rPr>
+            <m:sty m:val="p"/>
+          </m:rPr>
+          <m:t>(</m:t>
+        </m:r>
+        <m:r>
+          <m:rPr>
+            <m:sty m:val="p"/>
+          </m:rPr>
+          <m:t>−</m:t>
+        </m:r>
+        <m:sSub>
+          <m:e>
+            <m:r>
+              <m:t>l</m:t>
+            </m:r>
+          </m:e>
+          <m:sub>
+            <m:r>
+              <m:t>m</m:t>
+            </m:r>
+          </m:sub>
+        </m:sSub>
+        <m:r>
+          <m:rPr>
+            <m:sty m:val="p"/>
+          </m:rPr>
+          <m:t>−</m:t>
+        </m:r>
+        <m:sSub>
+          <m:e>
+            <m:r>
+              <m:t>δ</m:t>
+            </m:r>
+          </m:e>
+          <m:sub>
+            <m:r>
+              <m:t>i</m:t>
+            </m:r>
+          </m:sub>
+        </m:sSub>
+        <m:r>
+          <m:rPr>
+            <m:sty m:val="p"/>
+          </m:rPr>
+          <m:t>)</m:t>
+        </m:r>
+      </m:oMath>
+      <w:r>
+        <w:t xml:space="preserve"> </w:t>
+      </w:r>
+      <w:r>
+        <w:t xml:space="preserve">and a shared item difficulty</w:t>
+      </w:r>
+      <w:r>
+        <w:t xml:space="preserve"> </w:t>
+      </w:r>
+      <m:oMath>
+        <m:sSub>
+          <m:e>
+            <m:r>
+              <m:t>δ</m:t>
+            </m:r>
+          </m:e>
+          <m:sub>
+            <m:r>
+              <m:t>i</m:t>
+            </m:r>
+          </m:sub>
+        </m:sSub>
+        <m:r>
+          <m:rPr>
+            <m:sty m:val="p"/>
+          </m:rPr>
+          <m:t>∼</m:t>
+        </m:r>
+        <m:r>
+          <m:rPr>
+            <m:scr m:val="script"/>
+            <m:sty m:val="p"/>
+          </m:rPr>
+          <m:t>N</m:t>
+        </m:r>
+        <m:r>
+          <m:rPr>
+            <m:sty m:val="p"/>
+          </m:rPr>
+          <m:t>(</m:t>
+        </m:r>
+        <m:r>
+          <m:t>0</m:t>
+        </m:r>
+        <m:r>
+          <m:rPr>
+            <m:sty m:val="p"/>
+          </m:rPr>
+          <m:t>,</m:t>
+        </m:r>
+        <m:sSubSup>
+          <m:e>
+            <m:r>
+              <m:t>σ</m:t>
+            </m:r>
+          </m:e>
+          <m:sub>
+            <m:r>
+              <m:t>δ</m:t>
+            </m:r>
+          </m:sub>
+          <m:sup>
+            <m:r>
+              <m:t>2</m:t>
+            </m:r>
+          </m:sup>
+        </m:sSubSup>
+        <m:r>
+          <m:rPr>
+            <m:sty m:val="p"/>
+          </m:rPr>
+          <m:t>)</m:t>
+        </m:r>
+      </m:oMath>
+      <w:r>
+        <w:t xml:space="preserve">,</w:t>
+      </w:r>
+    </w:p>
+    <w:p>
+      <w:pPr>
+        <w:pStyle w:val="BodyText"/>
+      </w:pPr>
+      <m:oMathPara>
+        <m:oMathParaPr>
+          <m:jc m:val="center"/>
+        </m:oMathParaPr>
+        <m:oMath>
+          <m:r>
+            <m:t>β</m:t>
+          </m:r>
+          <m:r>
+            <m:rPr>
+              <m:sty m:val="p"/>
+            </m:rPr>
+            <m:t>(</m:t>
+          </m:r>
+          <m:r>
+            <m:t>S</m:t>
+          </m:r>
+          <m:r>
+            <m:rPr>
+              <m:sty m:val="p"/>
+            </m:rPr>
+            <m:t>)</m:t>
+          </m:r>
+          <m:r>
+            <m:rPr>
+              <m:sty m:val="p"/>
+            </m:rPr>
+            <m:t>=</m:t>
+          </m:r>
+          <m:r>
+            <m:rPr>
+              <m:scr m:val="double-struck"/>
+              <m:sty m:val="p"/>
+            </m:rPr>
+            <m:t>E</m:t>
+          </m:r>
+          <m:d>
+            <m:dPr>
+              <m:begChr m:val="["/>
+              <m:sepChr m:val=""/>
+              <m:endChr m:val="]"/>
+              <m:grow/>
+            </m:dPr>
+            <m:e>
+              <m:nary>
+                <m:naryPr>
+                  <m:chr m:val="∏"/>
+                  <m:limLoc m:val="undOvr"/>
+                  <m:subHide m:val="off"/>
+                  <m:supHide m:val="on"/>
+                </m:naryPr>
+                <m:sub>
+                  <m:r>
+                    <m:t>m</m:t>
+                  </m:r>
+                  <m:r>
+                    <m:rPr>
+                      <m:sty m:val="p"/>
+                    </m:rPr>
+                    <m:t>∈</m:t>
+                  </m:r>
+                  <m:r>
+                    <m:t>S</m:t>
+                  </m:r>
+                </m:sub>
+                <m:sup>
+                  <m:r>
+                    <m:t>​</m:t>
+                  </m:r>
+                </m:sup>
+                <m:e>
+                  <m:r>
+                    <m:t>σ</m:t>
+                  </m:r>
+                </m:e>
+              </m:nary>
+              <m:r>
+                <m:rPr>
+                  <m:sty m:val="p"/>
+                </m:rPr>
+                <m:t>(</m:t>
+              </m:r>
+              <m:r>
+                <m:rPr>
+                  <m:sty m:val="p"/>
+                </m:rPr>
+                <m:t>−</m:t>
+              </m:r>
+              <m:sSub>
+                <m:e>
+                  <m:r>
+                    <m:t>l</m:t>
+                  </m:r>
+                </m:e>
+                <m:sub>
+                  <m:r>
+                    <m:t>m</m:t>
+                  </m:r>
+                </m:sub>
+              </m:sSub>
+              <m:r>
+                <m:rPr>
+                  <m:sty m:val="p"/>
+                </m:rPr>
+                <m:t>−</m:t>
+              </m:r>
+              <m:sSub>
+                <m:e>
+                  <m:r>
+                    <m:t>δ</m:t>
+                  </m:r>
+                </m:e>
+                <m:sub>
+                  <m:r>
+                    <m:t>i</m:t>
+                  </m:r>
+                </m:sub>
+              </m:sSub>
+              <m:r>
+                <m:rPr>
+                  <m:sty m:val="p"/>
+                </m:rPr>
+                <m:t>)</m:t>
+              </m:r>
+            </m:e>
+          </m:d>
+          <m:r>
+            <m:rPr>
+              <m:sty m:val="p"/>
+            </m:rPr>
+            <m:t>,</m:t>
+          </m:r>
+        </m:oMath>
+      </m:oMathPara>
+    </w:p>
+    <w:p>
+      <w:pPr>
+        <w:pStyle w:val="FirstParagraph"/>
+      </w:pPr>
+      <w:r>
+        <w:t xml:space="preserve">where the expectation is over the trait effects, the item difficulty, and the</w:t>
+      </w:r>
+      <w:r>
+        <w:t xml:space="preserve"> </w:t>
+      </w:r>
+      <w:r>
+        <w:t xml:space="preserve">item-level noise. Using the logistic–normal link</w:t>
+      </w:r>
+      <w:r>
+        <w:t xml:space="preserve"> </w:t>
+      </w:r>
+      <m:oMath>
+        <m:r>
+          <m:t>σ</m:t>
+        </m:r>
+        <m:r>
+          <m:rPr>
+            <m:sty m:val="p"/>
+          </m:rPr>
+          <m:t>(</m:t>
+        </m:r>
+        <m:r>
+          <m:t>x</m:t>
+        </m:r>
+        <m:r>
+          <m:rPr>
+            <m:sty m:val="p"/>
+          </m:rPr>
+          <m:t>)</m:t>
+        </m:r>
+        <m:r>
+          <m:rPr>
+            <m:sty m:val="p"/>
+          </m:rPr>
+          <m:t>≈</m:t>
+        </m:r>
+        <m:r>
+          <m:rPr>
+            <m:sty m:val="p"/>
+          </m:rPr>
+          <m:t>Φ</m:t>
+        </m:r>
+        <m:r>
+          <m:rPr>
+            <m:sty m:val="p"/>
+          </m:rPr>
+          <m:t>(</m:t>
+        </m:r>
+        <m:r>
+          <m:t>x</m:t>
+        </m:r>
+        <m:r>
+          <m:rPr>
+            <m:sty m:val="p"/>
+          </m:rPr>
+          <m:t>/</m:t>
+        </m:r>
+        <m:r>
+          <m:t>κ</m:t>
+        </m:r>
+        <m:r>
+          <m:rPr>
+            <m:sty m:val="p"/>
+          </m:rPr>
+          <m:t>)</m:t>
+        </m:r>
+      </m:oMath>
+      <w:r>
+        <w:t xml:space="preserve"> </w:t>
+      </w:r>
+      <w:r>
+        <w:t xml:space="preserve">with</w:t>
+      </w:r>
+      <w:r>
+        <w:t xml:space="preserve"> </w:t>
+      </w:r>
+      <m:oMath>
+        <m:r>
+          <m:t>κ</m:t>
+        </m:r>
+        <m:r>
+          <m:rPr>
+            <m:sty m:val="p"/>
+          </m:rPr>
+          <m:t>=</m:t>
+        </m:r>
+        <m:r>
+          <m:t>1.6</m:t>
+        </m:r>
+      </m:oMath>
+      <w:r>
+        <w:t xml:space="preserve">, centering the trait at its</w:t>
+      </w:r>
+      <w:r>
+        <w:t xml:space="preserve"> </w:t>
+      </w:r>
+      <w:r>
+        <w:t xml:space="preserve">mean</w:t>
+      </w:r>
+      <w:r>
+        <w:t xml:space="preserve"> </w:t>
+      </w:r>
+      <m:oMath>
+        <m:sSub>
+          <m:e>
+            <m:r>
+              <m:t>μ</m:t>
+            </m:r>
+          </m:e>
+          <m:sub>
+            <m:r>
+              <m:t>l</m:t>
+            </m:r>
+          </m:sub>
+        </m:sSub>
+      </m:oMath>
+      <w:r>
+        <w:t xml:space="preserve">, and writing</w:t>
+      </w:r>
+      <w:r>
+        <w:t xml:space="preserve"> </w:t>
+      </w:r>
+      <m:oMath>
+        <m:sSub>
+          <m:e>
+            <m:r>
+              <m:t>W</m:t>
+            </m:r>
+          </m:e>
+          <m:sub>
+            <m:r>
+              <m:t>m</m:t>
+            </m:r>
+          </m:sub>
+        </m:sSub>
+        <m:r>
+          <m:rPr>
+            <m:sty m:val="p"/>
+          </m:rPr>
+          <m:t>=</m:t>
+        </m:r>
+        <m:sSub>
+          <m:e>
+            <m:r>
+              <m:t>l</m:t>
+            </m:r>
+          </m:e>
+          <m:sub>
+            <m:r>
+              <m:t>m</m:t>
+            </m:r>
+          </m:sub>
+        </m:sSub>
+        <m:r>
+          <m:rPr>
+            <m:sty m:val="p"/>
+          </m:rPr>
+          <m:t>−</m:t>
+        </m:r>
+        <m:sSub>
+          <m:e>
+            <m:r>
+              <m:t>μ</m:t>
+            </m:r>
+          </m:e>
+          <m:sub>
+            <m:r>
+              <m:t>l</m:t>
+            </m:r>
+          </m:sub>
+        </m:sSub>
+        <m:r>
+          <m:rPr>
+            <m:sty m:val="p"/>
+          </m:rPr>
+          <m:t>+</m:t>
+        </m:r>
+        <m:sSub>
+          <m:e>
+            <m:r>
+              <m:t>δ</m:t>
+            </m:r>
+          </m:e>
+          <m:sub>
+            <m:r>
+              <m:t>i</m:t>
+            </m:r>
+          </m:sub>
+        </m:sSub>
+        <m:r>
+          <m:rPr>
+            <m:sty m:val="p"/>
+          </m:rPr>
+          <m:t>+</m:t>
+        </m:r>
+        <m:sSub>
+          <m:e>
+            <m:r>
+              <m:t>η</m:t>
+            </m:r>
+          </m:e>
+          <m:sub>
+            <m:r>
+              <m:t>m</m:t>
+            </m:r>
+          </m:sub>
+        </m:sSub>
+      </m:oMath>
+      <w:r>
+        <w:t xml:space="preserve"> </w:t>
+      </w:r>
+      <w:r>
+        <w:t xml:space="preserve">with</w:t>
+      </w:r>
+      <w:r>
+        <w:t xml:space="preserve"> </w:t>
+      </w:r>
+      <m:oMath>
+        <m:sSub>
+          <m:e>
+            <m:r>
+              <m:t>η</m:t>
+            </m:r>
+          </m:e>
+          <m:sub>
+            <m:r>
+              <m:t>m</m:t>
+            </m:r>
+          </m:sub>
+        </m:sSub>
+        <m:r>
+          <m:rPr>
+            <m:sty m:val="p"/>
+          </m:rPr>
+          <m:t>∼</m:t>
+        </m:r>
+        <m:r>
+          <m:rPr>
+            <m:scr m:val="script"/>
+            <m:sty m:val="p"/>
+          </m:rPr>
+          <m:t>N</m:t>
+        </m:r>
+        <m:r>
+          <m:rPr>
+            <m:sty m:val="p"/>
+          </m:rPr>
+          <m:t>(</m:t>
+        </m:r>
+        <m:r>
+          <m:t>0</m:t>
+        </m:r>
+        <m:r>
+          <m:rPr>
+            <m:sty m:val="p"/>
+          </m:rPr>
+          <m:t>,</m:t>
+        </m:r>
+        <m:sSup>
+          <m:e>
+            <m:r>
+              <m:t>κ</m:t>
+            </m:r>
+          </m:e>
+          <m:sup>
+            <m:r>
+              <m:t>2</m:t>
+            </m:r>
+          </m:sup>
+        </m:sSup>
+        <m:r>
+          <m:rPr>
+            <m:sty m:val="p"/>
+          </m:rPr>
+          <m:t>)</m:t>
+        </m:r>
+      </m:oMath>
+      <w:r>
+        <w:t xml:space="preserve"> </w:t>
+      </w:r>
+      <w:r>
+        <w:t xml:space="preserve">i.i.d., the all-wrong event</w:t>
+      </w:r>
+      <w:r>
+        <w:t xml:space="preserve"> </w:t>
+      </w:r>
+      <m:oMath>
+        <m:r>
+          <m:rPr>
+            <m:sty m:val="p"/>
+          </m:rPr>
+          <m:t>{</m:t>
+        </m:r>
+        <m:sSub>
+          <m:e>
+            <m:r>
+              <m:t>l</m:t>
+            </m:r>
+          </m:e>
+          <m:sub>
+            <m:r>
+              <m:t>m</m:t>
+            </m:r>
+          </m:sub>
+        </m:sSub>
+        <m:r>
+          <m:rPr>
+            <m:sty m:val="p"/>
+          </m:rPr>
+          <m:t>+</m:t>
+        </m:r>
+        <m:sSub>
+          <m:e>
+            <m:r>
+              <m:t>δ</m:t>
+            </m:r>
+          </m:e>
+          <m:sub>
+            <m:r>
+              <m:t>i</m:t>
+            </m:r>
+          </m:sub>
+        </m:sSub>
+        <m:r>
+          <m:rPr>
+            <m:sty m:val="p"/>
+          </m:rPr>
+          <m:t>+</m:t>
+        </m:r>
+        <m:sSub>
+          <m:e>
+            <m:r>
+              <m:t>η</m:t>
+            </m:r>
+          </m:e>
+          <m:sub>
+            <m:r>
+              <m:t>m</m:t>
+            </m:r>
+          </m:sub>
+        </m:sSub>
+        <m:r>
+          <m:rPr>
+            <m:sty m:val="p"/>
+          </m:rPr>
+          <m:t>&lt;</m:t>
+        </m:r>
+        <m:r>
+          <m:t>0</m:t>
+        </m:r>
+        <m:r>
+          <m:rPr>
+            <m:nor/>
+            <m:sty m:val="p"/>
+          </m:rPr>
+          <m:t> for all </m:t>
+        </m:r>
+        <m:r>
+          <m:t>m</m:t>
+        </m:r>
+        <m:r>
+          <m:rPr>
+            <m:sty m:val="p"/>
+          </m:rPr>
+          <m:t>}</m:t>
+        </m:r>
+      </m:oMath>
+      <w:r>
+        <w:t xml:space="preserve"> </w:t>
+      </w:r>
+      <w:r>
+        <w:t xml:space="preserve">is</w:t>
+      </w:r>
+      <w:r>
+        <w:t xml:space="preserve"> </w:t>
+      </w:r>
+      <m:oMath>
+        <m:r>
+          <m:rPr>
+            <m:sty m:val="p"/>
+          </m:rPr>
+          <m:t>{</m:t>
+        </m:r>
+        <m:sSub>
+          <m:e>
+            <m:r>
+              <m:t>W</m:t>
+            </m:r>
+          </m:e>
+          <m:sub>
+            <m:r>
+              <m:t>m</m:t>
+            </m:r>
+          </m:sub>
+        </m:sSub>
+        <m:r>
+          <m:rPr>
+            <m:sty m:val="p"/>
+          </m:rPr>
+          <m:t>&lt;</m:t>
+        </m:r>
+        <m:r>
+          <m:rPr>
+            <m:sty m:val="p"/>
+          </m:rPr>
+          <m:t>−</m:t>
+        </m:r>
+        <m:sSub>
+          <m:e>
+            <m:r>
+              <m:t>μ</m:t>
+            </m:r>
+          </m:e>
+          <m:sub>
+            <m:r>
+              <m:t>l</m:t>
+            </m:r>
+          </m:sub>
+        </m:sSub>
+        <m:r>
+          <m:rPr>
+            <m:nor/>
+            <m:sty m:val="p"/>
+          </m:rPr>
+          <m:t> for all </m:t>
+        </m:r>
+        <m:r>
+          <m:t>m</m:t>
+        </m:r>
+        <m:r>
+          <m:rPr>
+            <m:sty m:val="p"/>
+          </m:rPr>
+          <m:t>}</m:t>
+        </m:r>
+      </m:oMath>
+      <w:r>
+        <w:t xml:space="preserve">, so</w:t>
+      </w:r>
+    </w:p>
+    <w:p>
+      <w:pPr>
+        <w:pStyle w:val="BodyText"/>
+      </w:pPr>
+      <m:oMathPara>
+        <m:oMathParaPr>
+          <m:jc m:val="center"/>
+        </m:oMathParaPr>
+        <m:oMath>
+          <m:r>
+            <m:t>β</m:t>
+          </m:r>
+          <m:r>
+            <m:rPr>
+              <m:sty m:val="p"/>
+            </m:rPr>
+            <m:t>(</m:t>
+          </m:r>
+          <m:r>
+            <m:t>S</m:t>
+          </m:r>
+          <m:r>
+            <m:rPr>
+              <m:sty m:val="p"/>
+            </m:rPr>
+            <m:t>)</m:t>
+          </m:r>
+          <m:r>
+            <m:rPr>
+              <m:sty m:val="p"/>
+            </m:rPr>
+            <m:t>=</m:t>
+          </m:r>
+          <m:sSub>
+            <m:e>
+              <m:r>
+                <m:rPr>
+                  <m:sty m:val="p"/>
+                </m:rPr>
+                <m:t>Φ</m:t>
+              </m:r>
+            </m:e>
+            <m:sub>
+              <m:r>
+                <m:t>k</m:t>
+              </m:r>
+            </m:sub>
+          </m:sSub>
+          <m:r>
+            <m:rPr>
+              <m:sty m:val="p"/>
+            </m:rPr>
+            <m:t>(</m:t>
+          </m:r>
+          <m:r>
+            <m:rPr>
+              <m:sty m:val="p"/>
+            </m:rPr>
+            <m:t>−</m:t>
+          </m:r>
+          <m:sSub>
+            <m:e>
+              <m:r>
+                <m:t>μ</m:t>
+              </m:r>
+            </m:e>
+            <m:sub>
+              <m:r>
+                <m:t>l</m:t>
+              </m:r>
+            </m:sub>
+          </m:sSub>
+          <m:r>
+            <m:rPr>
+              <m:sty m:val="b"/>
+            </m:rPr>
+            <m:t>1</m:t>
+          </m:r>
+          <m:r>
+            <m:rPr>
+              <m:sty m:val="p"/>
+            </m:rPr>
+            <m:t>;</m:t>
+          </m:r>
+          <m:r>
+            <m:rPr>
+              <m:sty m:val="b"/>
+            </m:rPr>
+            <m:t>0</m:t>
+          </m:r>
+          <m:r>
+            <m:rPr>
+              <m:sty m:val="p"/>
+            </m:rPr>
+            <m:t>,</m:t>
+          </m:r>
+          <m:r>
+            <m:rPr>
+              <m:sty m:val="p"/>
+            </m:rPr>
+            <m:t>Σ</m:t>
+          </m:r>
+          <m:r>
+            <m:rPr>
+              <m:sty m:val="p"/>
+            </m:rPr>
+            <m:t>)</m:t>
+          </m:r>
+          <m:r>
+            <m:rPr>
+              <m:sty m:val="p"/>
+            </m:rPr>
+            <m:t>,</m:t>
+          </m:r>
+          <m:r>
+            <m:t>  </m:t>
+          </m:r>
+          <m:sSub>
+            <m:e>
+              <m:r>
+                <m:rPr>
+                  <m:sty m:val="p"/>
+                </m:rPr>
+                <m:t>Σ</m:t>
+              </m:r>
+            </m:e>
+            <m:sub>
+              <m:r>
+                <m:t>m</m:t>
+              </m:r>
+              <m:r>
+                <m:t>m</m:t>
+              </m:r>
+            </m:sub>
+          </m:sSub>
+          <m:r>
+            <m:rPr>
+              <m:sty m:val="p"/>
+            </m:rPr>
+            <m:t>=</m:t>
+          </m:r>
+          <m:sSubSup>
+            <m:e>
+              <m:r>
+                <m:t>σ</m:t>
+              </m:r>
+            </m:e>
+            <m:sub>
+              <m:r>
+                <m:t>L</m:t>
+              </m:r>
+            </m:sub>
+            <m:sup>
+              <m:r>
+                <m:t>2</m:t>
+              </m:r>
+            </m:sup>
+          </m:sSubSup>
+          <m:r>
+            <m:rPr>
+              <m:sty m:val="p"/>
+            </m:rPr>
+            <m:t>+</m:t>
+          </m:r>
+          <m:sSubSup>
+            <m:e>
+              <m:r>
+                <m:t>σ</m:t>
+              </m:r>
+            </m:e>
+            <m:sub>
+              <m:r>
+                <m:t>E</m:t>
+              </m:r>
+            </m:sub>
+            <m:sup>
+              <m:r>
+                <m:t>2</m:t>
+              </m:r>
+            </m:sup>
+          </m:sSubSup>
+          <m:r>
+            <m:rPr>
+              <m:sty m:val="p"/>
+            </m:rPr>
+            <m:t>+</m:t>
+          </m:r>
+          <m:sSubSup>
+            <m:e>
+              <m:r>
+                <m:t>σ</m:t>
+              </m:r>
+            </m:e>
+            <m:sub>
+              <m:r>
+                <m:t>U</m:t>
+              </m:r>
+            </m:sub>
+            <m:sup>
+              <m:r>
+                <m:t>2</m:t>
+              </m:r>
+            </m:sup>
+          </m:sSubSup>
+          <m:r>
+            <m:rPr>
+              <m:sty m:val="p"/>
+            </m:rPr>
+            <m:t>+</m:t>
+          </m:r>
+          <m:sSubSup>
+            <m:e>
+              <m:r>
+                <m:t>σ</m:t>
+              </m:r>
+            </m:e>
+            <m:sub>
+              <m:r>
+                <m:t>δ</m:t>
+              </m:r>
+            </m:sub>
+            <m:sup>
+              <m:r>
+                <m:t>2</m:t>
+              </m:r>
+            </m:sup>
+          </m:sSubSup>
+          <m:r>
+            <m:rPr>
+              <m:sty m:val="p"/>
+            </m:rPr>
+            <m:t>+</m:t>
+          </m:r>
+          <m:sSup>
+            <m:e>
+              <m:r>
+                <m:t>κ</m:t>
+              </m:r>
+            </m:e>
+            <m:sup>
+              <m:r>
+                <m:t>2</m:t>
+              </m:r>
+            </m:sup>
+          </m:sSup>
+          <m:r>
+            <m:rPr>
+              <m:sty m:val="p"/>
+            </m:rPr>
+            <m:t>,</m:t>
+          </m:r>
+        </m:oMath>
+      </m:oMathPara>
+    </w:p>
+    <w:p>
+      <w:pPr>
+        <w:pStyle w:val="FirstParagraph"/>
+      </w:pPr>
+      <w:r>
+        <w:t xml:space="preserve">with off-diagonal</w:t>
+      </w:r>
+      <w:r>
+        <w:t xml:space="preserve"> </w:t>
+      </w:r>
+      <m:oMath>
+        <m:sSub>
+          <m:e>
+            <m:r>
+              <m:rPr>
+                <m:sty m:val="p"/>
+              </m:rPr>
+              <m:t>Σ</m:t>
+            </m:r>
+          </m:e>
+          <m:sub>
+            <m:r>
+              <m:t>m</m:t>
+            </m:r>
+            <m:sSup>
+              <m:e>
+                <m:r>
+                  <m:t>m</m:t>
+                </m:r>
+              </m:e>
+              <m:sup>
+                <m:r>
+                  <m:rPr>
+                    <m:sty m:val="p"/>
+                  </m:rPr>
+                  <m:t>′</m:t>
+                </m:r>
+              </m:sup>
+            </m:sSup>
+          </m:sub>
+        </m:sSub>
+        <m:r>
+          <m:rPr>
+            <m:sty m:val="p"/>
+          </m:rPr>
+          <m:t>=</m:t>
+        </m:r>
+        <m:sSubSup>
+          <m:e>
+            <m:r>
+              <m:t>σ</m:t>
+            </m:r>
+          </m:e>
+          <m:sub>
+            <m:r>
+              <m:t>L</m:t>
+            </m:r>
+          </m:sub>
+          <m:sup>
+            <m:r>
+              <m:t>2</m:t>
+            </m:r>
+          </m:sup>
+        </m:sSubSup>
+        <m:r>
+          <m:rPr>
+            <m:sty m:val="b"/>
+          </m:rPr>
+          <m:t>1</m:t>
+        </m:r>
+        <m:r>
+          <m:rPr>
+            <m:sty m:val="p"/>
+          </m:rPr>
+          <m:t>[</m:t>
+        </m:r>
+        <m:r>
+          <m:t>f</m:t>
+        </m:r>
+        <m:r>
+          <m:rPr>
+            <m:sty m:val="p"/>
+          </m:rPr>
+          <m:t>(</m:t>
+        </m:r>
+        <m:r>
+          <m:t>m</m:t>
+        </m:r>
+        <m:r>
+          <m:rPr>
+            <m:sty m:val="p"/>
+          </m:rPr>
+          <m:t>)</m:t>
+        </m:r>
+        <m:r>
+          <m:rPr>
+            <m:sty m:val="p"/>
+          </m:rPr>
+          <m:t>=</m:t>
+        </m:r>
+        <m:r>
+          <m:t>f</m:t>
+        </m:r>
+        <m:r>
+          <m:rPr>
+            <m:sty m:val="p"/>
+          </m:rPr>
+          <m:t>(</m:t>
+        </m:r>
+        <m:sSup>
+          <m:e>
+            <m:r>
+              <m:t>m</m:t>
+            </m:r>
+          </m:e>
+          <m:sup>
+            <m:r>
+              <m:rPr>
+                <m:sty m:val="p"/>
+              </m:rPr>
+              <m:t>′</m:t>
+            </m:r>
+          </m:sup>
+        </m:sSup>
+        <m:r>
+          <m:rPr>
+            <m:sty m:val="p"/>
+          </m:rPr>
+          <m:t>)</m:t>
+        </m:r>
+        <m:r>
+          <m:rPr>
+            <m:sty m:val="p"/>
+          </m:rPr>
+          <m:t>]</m:t>
+        </m:r>
+        <m:r>
+          <m:rPr>
+            <m:sty m:val="p"/>
+          </m:rPr>
+          <m:t>+</m:t>
+        </m:r>
+        <m:sSubSup>
+          <m:e>
+            <m:r>
+              <m:t>σ</m:t>
+            </m:r>
+          </m:e>
+          <m:sub>
+            <m:r>
+              <m:t>E</m:t>
+            </m:r>
+          </m:sub>
+          <m:sup>
+            <m:r>
+              <m:t>2</m:t>
+            </m:r>
+          </m:sup>
+        </m:sSubSup>
+        <m:r>
+          <m:rPr>
+            <m:sty m:val="b"/>
+          </m:rPr>
+          <m:t>1</m:t>
+        </m:r>
+        <m:r>
+          <m:rPr>
+            <m:sty m:val="p"/>
+          </m:rPr>
+          <m:t>[</m:t>
+        </m:r>
+        <m:r>
+          <m:t>e</m:t>
+        </m:r>
+        <m:r>
+          <m:rPr>
+            <m:sty m:val="p"/>
+          </m:rPr>
+          <m:t>(</m:t>
+        </m:r>
+        <m:r>
+          <m:t>m</m:t>
+        </m:r>
+        <m:r>
+          <m:rPr>
+            <m:sty m:val="p"/>
+          </m:rPr>
+          <m:t>)</m:t>
+        </m:r>
+        <m:r>
+          <m:rPr>
+            <m:sty m:val="p"/>
+          </m:rPr>
+          <m:t>=</m:t>
+        </m:r>
+        <m:r>
+          <m:t>e</m:t>
+        </m:r>
+        <m:r>
+          <m:rPr>
+            <m:sty m:val="p"/>
+          </m:rPr>
+          <m:t>(</m:t>
+        </m:r>
+        <m:sSup>
+          <m:e>
+            <m:r>
+              <m:t>m</m:t>
+            </m:r>
+          </m:e>
+          <m:sup>
+            <m:r>
+              <m:rPr>
+                <m:sty m:val="p"/>
+              </m:rPr>
+              <m:t>′</m:t>
+            </m:r>
+          </m:sup>
+        </m:sSup>
+        <m:r>
+          <m:rPr>
+            <m:sty m:val="p"/>
+          </m:rPr>
+          <m:t>)</m:t>
+        </m:r>
+        <m:r>
+          <m:rPr>
+            <m:sty m:val="p"/>
+          </m:rPr>
+          <m:t>]</m:t>
+        </m:r>
+        <m:r>
+          <m:rPr>
+            <m:sty m:val="p"/>
+          </m:rPr>
+          <m:t>+</m:t>
+        </m:r>
+        <m:sSubSup>
+          <m:e>
+            <m:r>
+              <m:t>σ</m:t>
+            </m:r>
+          </m:e>
+          <m:sub>
+            <m:r>
+              <m:t>δ</m:t>
+            </m:r>
+          </m:sub>
+          <m:sup>
+            <m:r>
+              <m:t>2</m:t>
+            </m:r>
+          </m:sup>
+        </m:sSubSup>
+      </m:oMath>
+      <w:r>
+        <w:t xml:space="preserve">:</w:t>
+      </w:r>
+      <w:r>
+        <w:t xml:space="preserve"> </w:t>
+      </w:r>
+      <w:r>
+        <w:t xml:space="preserve">the covariance the partition estimates, plus the item-level and link terms</w:t>
+      </w:r>
+      <w:r>
+        <w:t xml:space="preserve"> </w:t>
+      </w:r>
+      <w:r>
+        <w:t xml:space="preserve">common to any pool.</w:t>
+      </w:r>
+    </w:p>
+    <w:p>
+      <w:pPr>
+        <w:pStyle w:val="BodyText"/>
+      </w:pPr>
+      <m:oMath>
+        <m:r>
+          <m:t>β</m:t>
+        </m:r>
+        <m:r>
+          <m:rPr>
+            <m:sty m:val="p"/>
+          </m:rPr>
+          <m:t>(</m:t>
+        </m:r>
+        <m:r>
+          <m:t>S</m:t>
+        </m:r>
+        <m:r>
+          <m:rPr>
+            <m:sty m:val="p"/>
+          </m:rPr>
+          <m:t>)</m:t>
+        </m:r>
+      </m:oMath>
+      <w:r>
+        <w:t xml:space="preserve"> </w:t>
+      </w:r>
+      <w:r>
+        <w:t xml:space="preserve">is strictly increasing in every off-diagonal entry of</w:t>
+      </w:r>
+      <w:r>
+        <w:t xml:space="preserve"> </w:t>
+      </w:r>
+      <m:oMath>
+        <m:r>
+          <m:rPr>
+            <m:sty m:val="p"/>
+          </m:rPr>
+          <m:t>Σ</m:t>
+        </m:r>
+      </m:oMath>
+      <w:r>
+        <w:t xml:space="preserve">, hence</w:t>
+      </w:r>
+      <w:r>
+        <w:t xml:space="preserve"> </w:t>
+      </w:r>
+      <w:r>
+        <w:t xml:space="preserve">in</w:t>
+      </w:r>
+      <w:r>
+        <w:t xml:space="preserve"> </w:t>
+      </w:r>
+      <m:oMath>
+        <m:sSubSup>
+          <m:e>
+            <m:r>
+              <m:t>σ</m:t>
+            </m:r>
+          </m:e>
+          <m:sub>
+            <m:r>
+              <m:t>L</m:t>
+            </m:r>
+          </m:sub>
+          <m:sup>
+            <m:r>
+              <m:t>2</m:t>
+            </m:r>
+          </m:sup>
+        </m:sSubSup>
+      </m:oMath>
+      <w:r>
+        <w:t xml:space="preserve"> </w:t>
+      </w:r>
+      <w:r>
+        <w:t xml:space="preserve">and in</w:t>
+      </w:r>
+      <w:r>
+        <w:t xml:space="preserve"> </w:t>
+      </w:r>
+      <m:oMath>
+        <m:sSubSup>
+          <m:e>
+            <m:r>
+              <m:t>σ</m:t>
+            </m:r>
+          </m:e>
+          <m:sub>
+            <m:r>
+              <m:t>E</m:t>
+            </m:r>
+          </m:sub>
+          <m:sup>
+            <m:r>
+              <m:t>2</m:t>
+            </m:r>
+          </m:sup>
+        </m:sSubSup>
+      </m:oMath>
+      <w:r>
+        <w:t xml:space="preserve">. Consequently</w:t>
+      </w:r>
+      <w:r>
+        <w:t xml:space="preserve"> </w:t>
+      </w:r>
+      <m:oMath>
+        <m:sSubSup>
+          <m:e>
+            <m:r>
+              <m:t>σ</m:t>
+            </m:r>
+          </m:e>
+          <m:sub>
+            <m:r>
+              <m:t>L</m:t>
+            </m:r>
+          </m:sub>
+          <m:sup>
+            <m:r>
+              <m:t>2</m:t>
+            </m:r>
+          </m:sup>
+        </m:sSubSup>
+        <m:r>
+          <m:rPr>
+            <m:sty m:val="p"/>
+          </m:rPr>
+          <m:t>+</m:t>
+        </m:r>
+        <m:sSubSup>
+          <m:e>
+            <m:r>
+              <m:t>σ</m:t>
+            </m:r>
+          </m:e>
+          <m:sub>
+            <m:r>
+              <m:t>E</m:t>
+            </m:r>
+          </m:sub>
+          <m:sup>
+            <m:r>
+              <m:t>2</m:t>
+            </m:r>
+          </m:sup>
+        </m:sSubSup>
+      </m:oMath>
+      <w:r>
+        <w:t xml:space="preserve"> </w:t>
+      </w:r>
+      <w:r>
+        <w:t xml:space="preserve">pins the co-failure ceiling: no pool drawn from</w:t>
+      </w:r>
+      <w:r>
+        <w:t xml:space="preserve"> </w:t>
+      </w:r>
+      <w:r>
+        <w:t xml:space="preserve">the partition can lower the all-wrong rate below the level implied by</w:t>
+      </w:r>
+      <w:r>
+        <w:t xml:space="preserve"> </w:t>
+      </w:r>
+      <m:oMath>
+        <m:sSubSup>
+          <m:e>
+            <m:r>
+              <m:t>σ</m:t>
+            </m:r>
+          </m:e>
+          <m:sub>
+            <m:r>
+              <m:t>L</m:t>
+            </m:r>
+          </m:sub>
+          <m:sup>
+            <m:r>
+              <m:t>2</m:t>
+            </m:r>
+          </m:sup>
+        </m:sSubSup>
+        <m:r>
+          <m:rPr>
+            <m:sty m:val="p"/>
+          </m:rPr>
+          <m:t>+</m:t>
+        </m:r>
+        <m:sSubSup>
+          <m:e>
+            <m:r>
+              <m:t>σ</m:t>
+            </m:r>
+          </m:e>
+          <m:sub>
+            <m:r>
+              <m:t>E</m:t>
+            </m:r>
+          </m:sub>
+          <m:sup>
+            <m:r>
+              <m:t>2</m:t>
+            </m:r>
+          </m:sup>
+        </m:sSubSup>
+      </m:oMath>
+      <w:r>
+        <w:t xml:space="preserve">, whatever its composition.</w:t>
+      </w:r>
+    </w:p>
+    <w:p>
+      <w:pPr>
+        <w:pStyle w:val="BodyText"/>
+      </w:pPr>
+      <w:r>
+        <w:t xml:space="preserve">The quantity relevant to RQ6 is the marginal value of cross-family</w:t>
+      </w:r>
+      <w:r>
+        <w:t xml:space="preserve"> </w:t>
+      </w:r>
+      <w:r>
+        <w:t xml:space="preserve">diversification. Swapping one member</w:t>
+      </w:r>
+      <w:r>
+        <w:t xml:space="preserve"> </w:t>
+      </w:r>
+      <m:oMath>
+        <m:r>
+          <m:t>m</m:t>
+        </m:r>
+      </m:oMath>
+      <w:r>
+        <w:t xml:space="preserve"> </w:t>
+      </w:r>
+      <w:r>
+        <w:t xml:space="preserve">of</w:t>
+      </w:r>
+      <w:r>
+        <w:t xml:space="preserve"> </w:t>
+      </w:r>
+      <m:oMath>
+        <m:r>
+          <m:t>S</m:t>
+        </m:r>
+      </m:oMath>
+      <w:r>
+        <w:t xml:space="preserve"> </w:t>
+      </w:r>
+      <w:r>
+        <w:t xml:space="preserve">for a model</w:t>
+      </w:r>
+      <w:r>
+        <w:t xml:space="preserve"> </w:t>
+      </w:r>
+      <m:oMath>
+        <m:sSup>
+          <m:e>
+            <m:r>
+              <m:t>m</m:t>
+            </m:r>
+          </m:e>
+          <m:sup>
+            <m:r>
+              <m:rPr>
+                <m:sty m:val="p"/>
+              </m:rPr>
+              <m:t>*</m:t>
+            </m:r>
+          </m:sup>
+        </m:sSup>
+      </m:oMath>
+      <w:r>
+        <w:t xml:space="preserve"> </w:t>
+      </w:r>
+      <w:r>
+        <w:t xml:space="preserve">from an</w:t>
+      </w:r>
+      <w:r>
+        <w:t xml:space="preserve"> </w:t>
+      </w:r>
+      <w:r>
+        <w:t xml:space="preserve">unrepresented family changes only the covariances touching the replaced member:</w:t>
+      </w:r>
+    </w:p>
+    <w:p>
+      <w:pPr>
+        <w:pStyle w:val="BodyText"/>
+      </w:pPr>
+      <m:oMathPara>
+        <m:oMathParaPr>
+          <m:jc m:val="center"/>
+        </m:oMathParaPr>
+        <m:oMath>
+          <m:sSub>
+            <m:e>
+              <m:r>
+                <m:rPr>
+                  <m:sty m:val="p"/>
+                </m:rPr>
+                <m:t>Σ</m:t>
+              </m:r>
+            </m:e>
+            <m:sub>
+              <m:sSup>
+                <m:e>
+                  <m:r>
+                    <m:t>m</m:t>
+                  </m:r>
+                </m:e>
+                <m:sup>
+                  <m:r>
+                    <m:rPr>
+                      <m:sty m:val="p"/>
+                    </m:rPr>
+                    <m:t>′</m:t>
+                  </m:r>
+                </m:sup>
+              </m:sSup>
+              <m:sSup>
+                <m:e>
+                  <m:r>
+                    <m:t>m</m:t>
+                  </m:r>
+                </m:e>
+                <m:sup>
+                  <m:r>
+                    <m:rPr>
+                      <m:sty m:val="p"/>
+                    </m:rPr>
+                    <m:t>*</m:t>
+                  </m:r>
+                </m:sup>
+              </m:sSup>
+            </m:sub>
+          </m:sSub>
+          <m:r>
+            <m:rPr>
+              <m:sty m:val="p"/>
+            </m:rPr>
+            <m:t>−</m:t>
+          </m:r>
+          <m:sSub>
+            <m:e>
+              <m:r>
+                <m:rPr>
+                  <m:sty m:val="p"/>
+                </m:rPr>
+                <m:t>Σ</m:t>
+              </m:r>
+            </m:e>
+            <m:sub>
+              <m:sSup>
+                <m:e>
+                  <m:r>
+                    <m:t>m</m:t>
+                  </m:r>
+                </m:e>
+                <m:sup>
+                  <m:r>
+                    <m:rPr>
+                      <m:sty m:val="p"/>
+                    </m:rPr>
+                    <m:t>′</m:t>
+                  </m:r>
+                </m:sup>
+              </m:sSup>
+              <m:r>
+                <m:t>m</m:t>
+              </m:r>
+            </m:sub>
+          </m:sSub>
+          <m:r>
+            <m:rPr>
+              <m:sty m:val="p"/>
+            </m:rPr>
+            <m:t>=</m:t>
+          </m:r>
+          <m:r>
+            <m:rPr>
+              <m:sty m:val="p"/>
+            </m:rPr>
+            <m:t>−</m:t>
+          </m:r>
+          <m:sSubSup>
+            <m:e>
+              <m:r>
+                <m:t>σ</m:t>
+              </m:r>
+            </m:e>
+            <m:sub>
+              <m:r>
+                <m:t>L</m:t>
+              </m:r>
+            </m:sub>
+            <m:sup>
+              <m:r>
+                <m:t>2</m:t>
+              </m:r>
+            </m:sup>
+          </m:sSubSup>
+          <m:r>
+            <m:rPr>
+              <m:sty m:val="p"/>
+            </m:rPr>
+            <m:t>+</m:t>
+          </m:r>
+          <m:sSubSup>
+            <m:e>
+              <m:r>
+                <m:t>σ</m:t>
+              </m:r>
+            </m:e>
+            <m:sub>
+              <m:r>
+                <m:t>E</m:t>
+              </m:r>
+            </m:sub>
+            <m:sup>
+              <m:r>
+                <m:t>2</m:t>
+              </m:r>
+            </m:sup>
+          </m:sSubSup>
+          <m:d>
+            <m:dPr>
+              <m:begChr m:val="("/>
+              <m:sepChr m:val=""/>
+              <m:endChr m:val=")"/>
+              <m:grow/>
+            </m:dPr>
+            <m:e>
+              <m:r>
+                <m:rPr>
+                  <m:sty m:val="b"/>
+                </m:rPr>
+                <m:t>1</m:t>
+              </m:r>
+              <m:r>
+                <m:rPr>
+                  <m:sty m:val="p"/>
+                </m:rPr>
+                <m:t>[</m:t>
+              </m:r>
+              <m:r>
+                <m:t>e</m:t>
+              </m:r>
+              <m:r>
+                <m:rPr>
+                  <m:sty m:val="p"/>
+                </m:rPr>
+                <m:t>(</m:t>
+              </m:r>
+              <m:sSup>
+                <m:e>
+                  <m:r>
+                    <m:t>m</m:t>
+                  </m:r>
+                </m:e>
+                <m:sup>
+                  <m:r>
+                    <m:rPr>
+                      <m:sty m:val="p"/>
+                    </m:rPr>
+                    <m:t>*</m:t>
+                  </m:r>
+                </m:sup>
+              </m:sSup>
+              <m:r>
+                <m:rPr>
+                  <m:sty m:val="p"/>
+                </m:rPr>
+                <m:t>)</m:t>
+              </m:r>
+              <m:r>
+                <m:rPr>
+                  <m:sty m:val="p"/>
+                </m:rPr>
+                <m:t>=</m:t>
+              </m:r>
+              <m:r>
+                <m:t>e</m:t>
+              </m:r>
+              <m:r>
+                <m:rPr>
+                  <m:sty m:val="p"/>
+                </m:rPr>
+                <m:t>(</m:t>
+              </m:r>
+              <m:sSup>
+                <m:e>
+                  <m:r>
+                    <m:t>m</m:t>
+                  </m:r>
+                </m:e>
+                <m:sup>
+                  <m:r>
+                    <m:rPr>
+                      <m:sty m:val="p"/>
+                    </m:rPr>
+                    <m:t>′</m:t>
+                  </m:r>
+                </m:sup>
+              </m:sSup>
+              <m:r>
+                <m:rPr>
+                  <m:sty m:val="p"/>
+                </m:rPr>
+                <m:t>)</m:t>
+              </m:r>
+              <m:r>
+                <m:rPr>
+                  <m:sty m:val="p"/>
+                </m:rPr>
+                <m:t>]</m:t>
+              </m:r>
+              <m:r>
+                <m:rPr>
+                  <m:sty m:val="p"/>
+                </m:rPr>
+                <m:t>−</m:t>
+              </m:r>
+              <m:r>
+                <m:rPr>
+                  <m:sty m:val="b"/>
+                </m:rPr>
+                <m:t>1</m:t>
+              </m:r>
+              <m:r>
+                <m:rPr>
+                  <m:sty m:val="p"/>
+                </m:rPr>
+                <m:t>[</m:t>
+              </m:r>
+              <m:r>
+                <m:t>e</m:t>
+              </m:r>
+              <m:r>
+                <m:rPr>
+                  <m:sty m:val="p"/>
+                </m:rPr>
+                <m:t>(</m:t>
+              </m:r>
+              <m:r>
+                <m:t>m</m:t>
+              </m:r>
+              <m:r>
+                <m:rPr>
+                  <m:sty m:val="p"/>
+                </m:rPr>
+                <m:t>)</m:t>
+              </m:r>
+              <m:r>
+                <m:rPr>
+                  <m:sty m:val="p"/>
+                </m:rPr>
+                <m:t>=</m:t>
+              </m:r>
+              <m:r>
+                <m:t>e</m:t>
+              </m:r>
+              <m:r>
+                <m:rPr>
+                  <m:sty m:val="p"/>
+                </m:rPr>
+                <m:t>(</m:t>
+              </m:r>
+              <m:sSup>
+                <m:e>
+                  <m:r>
+                    <m:t>m</m:t>
+                  </m:r>
+                </m:e>
+                <m:sup>
+                  <m:r>
+                    <m:rPr>
+                      <m:sty m:val="p"/>
+                    </m:rPr>
+                    <m:t>′</m:t>
+                  </m:r>
+                </m:sup>
+              </m:sSup>
+              <m:r>
+                <m:rPr>
+                  <m:sty m:val="p"/>
+                </m:rPr>
+                <m:t>)</m:t>
+              </m:r>
+              <m:r>
+                <m:rPr>
+                  <m:sty m:val="p"/>
+                </m:rPr>
+                <m:t>]</m:t>
+              </m:r>
+            </m:e>
+          </m:d>
+          <m:r>
+            <m:rPr>
+              <m:sty m:val="p"/>
+            </m:rPr>
+            <m:t>.</m:t>
+          </m:r>
+        </m:oMath>
+      </m:oMathPara>
+    </w:p>
+    <w:p>
+      <w:pPr>
+        <w:pStyle w:val="FirstParagraph"/>
+      </w:pPr>
+      <w:r>
+        <w:t xml:space="preserve">Let</w:t>
+      </w:r>
+      <w:r>
+        <w:t xml:space="preserve"> </w:t>
+      </w:r>
+      <m:oMath>
+        <m:r>
+          <m:rPr>
+            <m:sty m:val="p"/>
+          </m:rPr>
+          <m:t>Δ</m:t>
+        </m:r>
+        <m:r>
+          <m:t>β</m:t>
+        </m:r>
+        <m:r>
+          <m:rPr>
+            <m:sty m:val="p"/>
+          </m:rPr>
+          <m:t>=</m:t>
+        </m:r>
+        <m:r>
+          <m:t>β</m:t>
+        </m:r>
+        <m:r>
+          <m:rPr>
+            <m:sty m:val="p"/>
+          </m:rPr>
+          <m:t>(</m:t>
+        </m:r>
+        <m:r>
+          <m:t>S</m:t>
+        </m:r>
+        <m:r>
+          <m:rPr>
+            <m:sty m:val="p"/>
+          </m:rPr>
+          <m:t>)</m:t>
+        </m:r>
+        <m:r>
+          <m:rPr>
+            <m:sty m:val="p"/>
+          </m:rPr>
+          <m:t>−</m:t>
+        </m:r>
+        <m:r>
+          <m:t>β</m:t>
+        </m:r>
+        <m:r>
+          <m:rPr>
+            <m:sty m:val="p"/>
+          </m:rPr>
+          <m:t>(</m:t>
+        </m:r>
+        <m:sSup>
+          <m:e>
+            <m:r>
+              <m:t>S</m:t>
+            </m:r>
+          </m:e>
+          <m:sup>
+            <m:r>
+              <m:rPr>
+                <m:sty m:val="p"/>
+              </m:rPr>
+              <m:t>′</m:t>
+            </m:r>
+          </m:sup>
+        </m:sSup>
+        <m:r>
+          <m:rPr>
+            <m:sty m:val="p"/>
+          </m:rPr>
+          <m:t>)</m:t>
+        </m:r>
+      </m:oMath>
+      <w:r>
+        <w:t xml:space="preserve"> </w:t>
+      </w:r>
+      <w:r>
+        <w:t xml:space="preserve">for a same-size swap into an unrepresented</w:t>
+      </w:r>
+      <w:r>
+        <w:t xml:space="preserve"> </w:t>
+      </w:r>
+      <w:r>
+        <w:t xml:space="preserve">family. Then</w:t>
+      </w:r>
+      <w:r>
+        <w:t xml:space="preserve"> </w:t>
+      </w:r>
+      <m:oMath>
+        <m:r>
+          <m:rPr>
+            <m:sty m:val="p"/>
+          </m:rPr>
+          <m:t>Δ</m:t>
+        </m:r>
+        <m:r>
+          <m:t>β</m:t>
+        </m:r>
+        <m:r>
+          <m:rPr>
+            <m:sty m:val="p"/>
+          </m:rPr>
+          <m:t>≥</m:t>
+        </m:r>
+        <m:r>
+          <m:t>0</m:t>
+        </m:r>
+      </m:oMath>
+      <w:r>
+        <w:t xml:space="preserve">; it is non-decreasing in</w:t>
+      </w:r>
+      <w:r>
+        <w:t xml:space="preserve"> </w:t>
+      </w:r>
+      <m:oMath>
+        <m:sSubSup>
+          <m:e>
+            <m:r>
+              <m:t>σ</m:t>
+            </m:r>
+          </m:e>
+          <m:sub>
+            <m:r>
+              <m:t>L</m:t>
+            </m:r>
+          </m:sub>
+          <m:sup>
+            <m:r>
+              <m:t>2</m:t>
+            </m:r>
+          </m:sup>
+        </m:sSubSup>
+      </m:oMath>
+      <w:r>
+        <w:t xml:space="preserve"> </w:t>
+      </w:r>
+      <w:r>
+        <w:t xml:space="preserve">and</w:t>
+      </w:r>
+      <w:r>
+        <w:t xml:space="preserve"> </w:t>
+      </w:r>
+      <w:r>
+        <w:t xml:space="preserve">non-increasing in</w:t>
+      </w:r>
+      <w:r>
+        <w:t xml:space="preserve"> </w:t>
+      </w:r>
+      <m:oMath>
+        <m:sSubSup>
+          <m:e>
+            <m:r>
+              <m:t>σ</m:t>
+            </m:r>
+          </m:e>
+          <m:sub>
+            <m:r>
+              <m:t>E</m:t>
+            </m:r>
+          </m:sub>
+          <m:sup>
+            <m:r>
+              <m:t>2</m:t>
+            </m:r>
+          </m:sup>
+        </m:sSubSup>
+      </m:oMath>
+      <w:r>
+        <w:t xml:space="preserve">, and it grows when the replacement’s era</w:t>
+      </w:r>
+      <w:r>
+        <w:t xml:space="preserve"> </w:t>
+      </w:r>
+      <w:r>
+        <w:t xml:space="preserve">matches no pool member’s era, because the</w:t>
+      </w:r>
+      <w:r>
+        <w:t xml:space="preserve"> </w:t>
+      </w:r>
+      <m:oMath>
+        <m:sSubSup>
+          <m:e>
+            <m:r>
+              <m:t>σ</m:t>
+            </m:r>
+          </m:e>
+          <m:sub>
+            <m:r>
+              <m:t>E</m:t>
+            </m:r>
+          </m:sub>
+          <m:sup>
+            <m:r>
+              <m:t>2</m:t>
+            </m:r>
+          </m:sup>
+        </m:sSubSup>
+      </m:oMath>
+      <w:r>
+        <w:t xml:space="preserve"> </w:t>
+      </w:r>
+      <w:r>
+        <w:t xml:space="preserve">term of</w:t>
+      </w:r>
+      <w:r>
+        <w:t xml:space="preserve"> </w:t>
+      </w:r>
+      <w:r>
+        <w:t xml:space="preserve">(9) then vanishes. The marginal value of diversification is thus</w:t>
+      </w:r>
+      <w:r>
+        <w:t xml:space="preserve"> </w:t>
+      </w:r>
+      <w:r>
+        <w:t xml:space="preserve">governed by</w:t>
+      </w:r>
+      <w:r>
+        <w:t xml:space="preserve"> </w:t>
+      </w:r>
+      <m:oMath>
+        <m:sSubSup>
+          <m:e>
+            <m:r>
+              <m:t>σ</m:t>
+            </m:r>
+          </m:e>
+          <m:sub>
+            <m:r>
+              <m:t>L</m:t>
+            </m:r>
+          </m:sub>
+          <m:sup>
+            <m:r>
+              <m:t>2</m:t>
+            </m:r>
+          </m:sup>
+        </m:sSubSup>
+        <m:r>
+          <m:rPr>
+            <m:sty m:val="p"/>
+          </m:rPr>
+          <m:t>/</m:t>
+        </m:r>
+        <m:r>
+          <m:rPr>
+            <m:sty m:val="p"/>
+          </m:rPr>
+          <m:t>(</m:t>
+        </m:r>
+        <m:sSubSup>
+          <m:e>
+            <m:r>
+              <m:t>σ</m:t>
+            </m:r>
+          </m:e>
+          <m:sub>
+            <m:r>
+              <m:t>L</m:t>
+            </m:r>
+          </m:sub>
+          <m:sup>
+            <m:r>
+              <m:t>2</m:t>
+            </m:r>
+          </m:sup>
+        </m:sSubSup>
+        <m:r>
+          <m:rPr>
+            <m:sty m:val="p"/>
+          </m:rPr>
+          <m:t>+</m:t>
+        </m:r>
+        <m:sSubSup>
+          <m:e>
+            <m:r>
+              <m:t>σ</m:t>
+            </m:r>
+          </m:e>
+          <m:sub>
+            <m:r>
+              <m:t>E</m:t>
+            </m:r>
+          </m:sub>
+          <m:sup>
+            <m:r>
+              <m:t>2</m:t>
+            </m:r>
+          </m:sup>
+        </m:sSubSup>
+        <m:r>
+          <m:rPr>
+            <m:sty m:val="p"/>
+          </m:rPr>
+          <m:t>)</m:t>
+        </m:r>
+      </m:oMath>
+      <w:r>
+        <w:t xml:space="preserve">, not by the unique</w:t>
+      </w:r>
+      <w:r>
+        <w:t xml:space="preserve"> </w:t>
+      </w:r>
+      <w:r>
+        <w:t xml:space="preserve">share</w:t>
+      </w:r>
+      <w:r>
+        <w:t xml:space="preserve"> </w:t>
+      </w:r>
+      <m:oMath>
+        <m:sSubSup>
+          <m:e>
+            <m:r>
+              <m:t>σ</m:t>
+            </m:r>
+          </m:e>
+          <m:sub>
+            <m:r>
+              <m:t>U</m:t>
+            </m:r>
+          </m:sub>
+          <m:sup>
+            <m:r>
+              <m:t>2</m:t>
+            </m:r>
+          </m:sup>
+        </m:sSubSup>
+      </m:oMath>
+      <w:r>
+        <w:t xml:space="preserve">: model-specific noise is diversifiable within a family</w:t>
+      </w:r>
+      <w:r>
+        <w:t xml:space="preserve"> </w:t>
+      </w:r>
+      <w:r>
+        <w:t xml:space="preserve">for free, while era-common error is not removed by a family swap.</w:t>
+      </w:r>
+    </w:p>
+    <w:p>
+      <w:pPr>
+        <w:pStyle w:val="BodyText"/>
+      </w:pPr>
+      <w:r>
+        <w:t xml:space="preserve">Propositions 2 and 3 are closed forms of the</w:t>
+      </w:r>
+      <w:r>
+        <w:t xml:space="preserve"> </w:t>
+      </w:r>
+      <w:r>
+        <w:t xml:space="preserve">model in (1); we verify them against the exact generative process</w:t>
+      </w:r>
+      <w:r>
+        <w:t xml:space="preserve"> </w:t>
+      </w:r>
+      <w:r>
+        <w:t xml:space="preserve">in simulation (</w:t>
+      </w:r>
+      <w:r>
+        <w:rPr>
+          <w:rStyle w:val="VerbatimChar"/>
+        </w:rPr>
+        <w:t xml:space="preserve">test_cofailure.py</w:t>
+      </w:r>
+      <w:r>
+        <w:t xml:space="preserve">): the analytic orthant</w:t>
+      </w:r>
+      <w:r>
+        <w:t xml:space="preserve"> </w:t>
+      </w:r>
+      <w:r>
+        <w:t xml:space="preserve">(8) tracks the Monte-Carlo all-wrong rate of (7)</w:t>
+      </w:r>
+      <w:r>
+        <w:t xml:space="preserve"> </w:t>
+      </w:r>
+      <w:r>
+        <w:t xml:space="preserve">to within</w:t>
+      </w:r>
+      <w:r>
+        <w:t xml:space="preserve"> </w:t>
+      </w:r>
+      <m:oMath>
+        <m:r>
+          <m:t>0.03</m:t>
+        </m:r>
+      </m:oMath>
+      <w:r>
+        <w:t xml:space="preserve"> </w:t>
+      </w:r>
+      <w:r>
+        <w:t xml:space="preserve">across the lineage-dominant, era-dominant, and balanced</w:t>
+      </w:r>
+      <w:r>
+        <w:t xml:space="preserve"> </w:t>
+      </w:r>
+      <w:r>
+        <w:t xml:space="preserve">scenarios, and the swap ordering of Proposition 3 holds in each.</w:t>
+      </w:r>
+      <w:r>
+        <w:t xml:space="preserve"> </w:t>
+      </w:r>
+      <w:r>
+        <w:t xml:space="preserve">The empirical value of</w:t>
+      </w:r>
+      <w:r>
+        <w:t xml:space="preserve"> </w:t>
+      </w:r>
+      <m:oMath>
+        <m:r>
+          <m:t>β</m:t>
+        </m:r>
+      </m:oMath>
+      <w:r>
+        <w:t xml:space="preserve"> </w:t>
+      </w:r>
+      <w:r>
+        <w:t xml:space="preserve">for the measured population is a stage-4</w:t>
+      </w:r>
+      <w:r>
+        <w:t xml:space="preserve"> </w:t>
+      </w:r>
+      <w:r>
+        <w:t xml:space="preserve">deliverable and is reported only once the partition is estimated on real data.</w:t>
+      </w:r>
+    </w:p>
+    <w:bookmarkEnd w:id="31"/>
+    <w:bookmarkEnd w:id="32"/>
+    <w:bookmarkStart w:id="42" w:name="Xda1ffc86cfd34bfc101d0052b9fdc217e113d9a"/>
+    <w:p>
+      <w:pPr>
+        <w:pStyle w:val="Heading1"/>
+      </w:pPr>
+      <w:r>
+        <w:t xml:space="preserve">Methodology: A Three-Gate Protocol for Identifiability-Preserving Measurement</w:t>
+      </w:r>
+    </w:p>
+    <w:p>
+      <w:pPr>
+        <w:pStyle w:val="FirstParagraph"/>
+      </w:pPr>
+      <w:r>
         <w:t xml:space="preserve">The protocol proceeds in three stages, each with an exit gate. The ordering is the</w:t>
       </w:r>
       <w:r>
@@ -10185,18 +12670,18 @@
           <wp:inline>
             <wp:extent cx="5067300" cy="1007489"/>
             <wp:effectExtent b="0" l="0" r="0" t="0"/>
-            <wp:docPr descr="" title="" id="33" name="Picture"/>
+            <wp:docPr descr="" title="" id="34" name="Picture"/>
             <a:graphic>
               <a:graphicData uri="http://schemas.openxmlformats.org/drawingml/2006/picture">
                 <pic:pic>
                   <pic:nvPicPr>
-                    <pic:cNvPr descr="figs/fig_pipeline.png" id="34" name="Picture"/>
+                    <pic:cNvPr descr="figs/fig_pipeline.png" id="35" name="Picture"/>
                     <pic:cNvPicPr>
                       <a:picLocks noChangeArrowheads="1" noChangeAspect="1"/>
                     </pic:cNvPicPr>
                   </pic:nvPicPr>
                   <pic:blipFill>
-                    <a:blip r:embed="rId32"/>
+                    <a:blip r:embed="rId33"/>
                     <a:stretch>
                       <a:fillRect/>
                     </a:stretch>
@@ -10277,7 +12762,7 @@
         <w:t xml:space="preserve"> </w:t>
       </w:r>
       <w:r>
-        <w:t xml:space="preserve">Section V-E. The G3 stage is outcome-independent: it</w:t>
+        <w:t xml:space="preserve">Section V-F. The G3 stage is outcome-independent: it</w:t>
       </w:r>
       <w:r>
         <w:t xml:space="preserve"> </w:t>
@@ -10286,7 +12771,7 @@
         <w:t xml:space="preserve">never observes trait values.</w:t>
       </w:r>
     </w:p>
-    <w:bookmarkStart w:id="35" w:name="study-population-construction"/>
+    <w:bookmarkStart w:id="36" w:name="study-population-construction"/>
     <w:p>
       <w:pPr>
         <w:pStyle w:val="Heading2"/>
@@ -10418,8 +12903,8 @@
         <w:t xml:space="preserve">single era (Fig. 3).</w:t>
       </w:r>
     </w:p>
-    <w:bookmarkEnd w:id="35"/>
-    <w:bookmarkStart w:id="36" w:name="simulation-validation-of-the-estimator"/>
+    <w:bookmarkEnd w:id="36"/>
+    <w:bookmarkStart w:id="37" w:name="simulation-validation-of-the-estimator"/>
     <w:p>
       <w:pPr>
         <w:pStyle w:val="Heading2"/>
@@ -10798,8 +13283,8 @@
         <w:t xml:space="preserve">interaction is excluded by design rather than absorbed.</w:t>
       </w:r>
     </w:p>
-    <w:bookmarkEnd w:id="36"/>
-    <w:bookmarkStart w:id="37" w:name="pre-analysis-study-population-design"/>
+    <w:bookmarkEnd w:id="37"/>
+    <w:bookmarkStart w:id="38" w:name="pre-analysis-study-population-design"/>
     <w:p>
       <w:pPr>
         <w:pStyle w:val="Heading2"/>
@@ -13241,8 +15726,8 @@
         <w:t xml:space="preserve">gate blocks measurement</w:t>
       </w:r>
     </w:p>
-    <w:bookmarkEnd w:id="37"/>
-    <w:bookmarkStart w:id="38" w:name="trait-measurement-and-decomposition"/>
+    <w:bookmarkEnd w:id="38"/>
+    <w:bookmarkStart w:id="39" w:name="trait-measurement-and-decomposition"/>
     <w:p>
       <w:pPr>
         <w:pStyle w:val="Heading2"/>
@@ -13339,7 +15824,55 @@
         <w:t xml:space="preserve"> </w:t>
       </w:r>
       <w:r>
-        <w:t xml:space="preserve">validation). The era-convergence trend and the</w:t>
+        <w:t xml:space="preserve">validation). Two population cells (DeepSeek-V3.1, DeepSeek-V3.2, the only</w:t>
+      </w:r>
+      <w:r>
+        <w:t xml:space="preserve"> </w:t>
+      </w:r>
+      <w:r>
+        <w:t xml:space="preserve">671B/685B-class models) exceed the available compute budget and cannot be</w:t>
+      </w:r>
+      <w:r>
+        <w:t xml:space="preserve"> </w:t>
+      </w:r>
+      <w:r>
+        <w:t xml:space="preserve">evaluated; their trait cells are completed by pre-registered multiple imputation</w:t>
+      </w:r>
+      <w:r>
+        <w:t xml:space="preserve"> </w:t>
+      </w:r>
+      <w:r>
+        <w:t xml:space="preserve">(Section V-E) from the variance-components model fitted on the</w:t>
+      </w:r>
+      <w:r>
+        <w:t xml:space="preserve"> </w:t>
+      </w:r>
+      <w:r>
+        <w:t xml:space="preserve">measured design, and every such cell is labeled IMPUTED (not measured). The</w:t>
+      </w:r>
+      <w:r>
+        <w:t xml:space="preserve"> </w:t>
+      </w:r>
+      <w:r>
+        <w:t xml:space="preserve">primary partition and its confidence intervals are therefore reported on the</w:t>
+      </w:r>
+      <w:r>
+        <w:t xml:space="preserve"> </w:t>
+      </w:r>
+      <w:r>
+        <w:t xml:space="preserve">completed population, together with a with/without sensitivity (the same</w:t>
+      </w:r>
+      <w:r>
+        <w:t xml:space="preserve"> </w:t>
+      </w:r>
+      <w:r>
+        <w:t xml:space="preserve">decomposition on the 20 measured models only, and on each imputation draw).</w:t>
+      </w:r>
+      <w:r>
+        <w:t xml:space="preserve"> </w:t>
+      </w:r>
+      <w:r>
+        <w:t xml:space="preserve">The era-convergence trend and the</w:t>
       </w:r>
       <w:r>
         <w:t xml:space="preserve"> </w:t>
@@ -13371,8 +15904,556 @@
         <w:t xml:space="preserve">reported as table entries, separately from the primary partition.</w:t>
       </w:r>
     </w:p>
-    <w:bookmarkEnd w:id="38"/>
-    <w:bookmarkStart w:id="39" w:name="X86d12a64265c3d3f1b1d009bfb77aefc9cffb0d"/>
+    <w:bookmarkEnd w:id="39"/>
+    <w:bookmarkStart w:id="40" w:name="X7e6e7366c5b0742f6bc1238f7c92cd0b8bd1ae3"/>
+    <w:p>
+      <w:pPr>
+        <w:pStyle w:val="Heading2"/>
+      </w:pPr>
+      <w:r>
+        <w:t xml:space="preserve">Pre-Registered Imputation of the DeepSeek Cells</w:t>
+      </w:r>
+    </w:p>
+    <w:p>
+      <w:pPr>
+        <w:pStyle w:val="FirstParagraph"/>
+      </w:pPr>
+      <w:r>
+        <w:t xml:space="preserve">DeepSeek-V3.1 and DeepSeek-V3.2 (2025Q3/2025Q4, 671B/685B) are the only</w:t>
+      </w:r>
+      <w:r>
+        <w:t xml:space="preserve"> </w:t>
+      </w:r>
+      <w:r>
+        <w:t xml:space="preserve">selected models that require a multi-GPU node, which is outside the available</w:t>
+      </w:r>
+      <w:r>
+        <w:t xml:space="preserve"> </w:t>
+      </w:r>
+      <w:r>
+        <w:t xml:space="preserve">compute budget. They are the</w:t>
+      </w:r>
+      <w:r>
+        <w:t xml:space="preserve"> </w:t>
+      </w:r>
+      <w:r>
+        <w:rPr>
+          <w:i/>
+          <w:iCs/>
+        </w:rPr>
+        <w:t xml:space="preserve">largest and most recent</w:t>
+      </w:r>
+      <w:r>
+        <w:t xml:space="preserve"> </w:t>
+      </w:r>
+      <w:r>
+        <w:t xml:space="preserve">cells in the</w:t>
+      </w:r>
+      <w:r>
+        <w:t xml:space="preserve"> </w:t>
+      </w:r>
+      <w:r>
+        <w:t xml:space="preserve">population, so the decision about how to handle them was made before any trait</w:t>
+      </w:r>
+      <w:r>
+        <w:t xml:space="preserve"> </w:t>
+      </w:r>
+      <w:r>
+        <w:t xml:space="preserve">was observed: three pre-measurement re-gate variants confirmed that no</w:t>
+      </w:r>
+      <w:r>
+        <w:t xml:space="preserve"> </w:t>
+      </w:r>
+      <w:r>
+        <w:t xml:space="preserve">DeepSeek-free population clears the identifiability gate (excluding V3.1/V3.2</w:t>
+      </w:r>
+      <w:r>
+        <w:t xml:space="preserve"> </w:t>
+      </w:r>
+      <w:r>
+        <w:t xml:space="preserve">forces V3/V4 back in via structural crossing; excluding all four DeepSeek</w:t>
+      </w:r>
+      <w:r>
+        <w:t xml:space="preserve"> </w:t>
+      </w:r>
+      <w:r>
+        <w:t xml:space="preserve">models forces the full remaining 43-model pool, itself containing</w:t>
+      </w:r>
+      <w:r>
+        <w:t xml:space="preserve"> </w:t>
+      </w:r>
+      <w:r>
+        <w:t xml:space="preserve">671B-class models). The cells are therefore completed by multiple imputation</w:t>
+      </w:r>
+      <w:r>
+        <w:t xml:space="preserve"> </w:t>
+      </w:r>
+      <w:r>
+        <w:t xml:space="preserve">under a protocol fixed in advance:</w:t>
+      </w:r>
+    </w:p>
+    <w:p>
+      <w:pPr>
+        <w:numPr>
+          <w:ilvl w:val="0"/>
+          <w:numId w:val="1005"/>
+        </w:numPr>
+      </w:pPr>
+      <w:r>
+        <w:t xml:space="preserve">The predictive model is the variance-components model</w:t>
+      </w:r>
+      <w:r>
+        <w:t xml:space="preserve"> </w:t>
+      </w:r>
+      <w:r>
+        <w:t xml:space="preserve">(4)—trait</w:t>
+      </w:r>
+      <w:r>
+        <w:t xml:space="preserve"> </w:t>
+      </w:r>
+      <m:oMath>
+        <m:r>
+          <m:rPr>
+            <m:sty m:val="p"/>
+          </m:rPr>
+          <m:t>∼</m:t>
+        </m:r>
+        <m:r>
+          <m:t>μ</m:t>
+        </m:r>
+        <m:r>
+          <m:rPr>
+            <m:sty m:val="p"/>
+          </m:rPr>
+          <m:t>+</m:t>
+        </m:r>
+        <m:r>
+          <m:rPr>
+            <m:sty m:val="p"/>
+          </m:rPr>
+          <m:t>f</m:t>
+        </m:r>
+        <m:r>
+          <m:rPr>
+            <m:sty m:val="p"/>
+          </m:rPr>
+          <m:t>a</m:t>
+        </m:r>
+        <m:r>
+          <m:rPr>
+            <m:sty m:val="p"/>
+          </m:rPr>
+          <m:t>m</m:t>
+        </m:r>
+        <m:r>
+          <m:rPr>
+            <m:sty m:val="p"/>
+          </m:rPr>
+          <m:t>i</m:t>
+        </m:r>
+        <m:r>
+          <m:rPr>
+            <m:sty m:val="p"/>
+          </m:rPr>
+          <m:t>l</m:t>
+        </m:r>
+        <m:r>
+          <m:rPr>
+            <m:sty m:val="p"/>
+          </m:rPr>
+          <m:t>y</m:t>
+        </m:r>
+        <m:r>
+          <m:rPr>
+            <m:sty m:val="p"/>
+          </m:rPr>
+          <m:t>+</m:t>
+        </m:r>
+        <m:r>
+          <m:rPr>
+            <m:sty m:val="p"/>
+          </m:rPr>
+          <m:t>e</m:t>
+        </m:r>
+        <m:r>
+          <m:rPr>
+            <m:sty m:val="p"/>
+          </m:rPr>
+          <m:t>r</m:t>
+        </m:r>
+        <m:r>
+          <m:rPr>
+            <m:sty m:val="p"/>
+          </m:rPr>
+          <m:t>a</m:t>
+        </m:r>
+        <m:r>
+          <m:rPr>
+            <m:sty m:val="p"/>
+          </m:rPr>
+          <m:t>+</m:t>
+        </m:r>
+        <m:r>
+          <m:rPr>
+            <m:sty m:val="p"/>
+          </m:rPr>
+          <m:t>u</m:t>
+        </m:r>
+        <m:r>
+          <m:rPr>
+            <m:sty m:val="p"/>
+          </m:rPr>
+          <m:t>n</m:t>
+        </m:r>
+        <m:r>
+          <m:rPr>
+            <m:sty m:val="p"/>
+          </m:rPr>
+          <m:t>i</m:t>
+        </m:r>
+        <m:r>
+          <m:rPr>
+            <m:sty m:val="p"/>
+          </m:rPr>
+          <m:t>q</m:t>
+        </m:r>
+        <m:r>
+          <m:rPr>
+            <m:sty m:val="p"/>
+          </m:rPr>
+          <m:t>u</m:t>
+        </m:r>
+        <m:r>
+          <m:rPr>
+            <m:sty m:val="p"/>
+          </m:rPr>
+          <m:t>e</m:t>
+        </m:r>
+      </m:oMath>
+      <w:r>
+        <w:t xml:space="preserve">—fitted on the 20 measured models.</w:t>
+      </w:r>
+    </w:p>
+    <w:p>
+      <w:pPr>
+        <w:numPr>
+          <w:ilvl w:val="0"/>
+          <w:numId w:val="1005"/>
+        </w:numPr>
+      </w:pPr>
+      <w:r>
+        <w:t xml:space="preserve">Per draw, one shared DeepSeek-family effect is drawn from</w:t>
+      </w:r>
+      <w:r>
+        <w:t xml:space="preserve"> </w:t>
+      </w:r>
+      <m:oMath>
+        <m:r>
+          <m:rPr>
+            <m:scr m:val="script"/>
+            <m:sty m:val="p"/>
+          </m:rPr>
+          <m:t>N</m:t>
+        </m:r>
+        <m:r>
+          <m:rPr>
+            <m:sty m:val="p"/>
+          </m:rPr>
+          <m:t>(</m:t>
+        </m:r>
+        <m:r>
+          <m:t>0</m:t>
+        </m:r>
+        <m:r>
+          <m:rPr>
+            <m:sty m:val="p"/>
+          </m:rPr>
+          <m:t>,</m:t>
+        </m:r>
+        <m:sSubSup>
+          <m:e>
+            <m:r>
+              <m:t>σ</m:t>
+            </m:r>
+          </m:e>
+          <m:sub>
+            <m:r>
+              <m:t>L</m:t>
+            </m:r>
+          </m:sub>
+          <m:sup>
+            <m:r>
+              <m:t>2</m:t>
+            </m:r>
+          </m:sup>
+        </m:sSubSup>
+        <m:r>
+          <m:rPr>
+            <m:sty m:val="p"/>
+          </m:rPr>
+          <m:t>)</m:t>
+        </m:r>
+      </m:oMath>
+      <w:r>
+        <w:t xml:space="preserve">; independent era effects for the</w:t>
+      </w:r>
+      <w:r>
+        <w:t xml:space="preserve"> </w:t>
+      </w:r>
+      <w:r>
+        <w:t xml:space="preserve">prior-dominated 2025Q3/2025Q4 cells are drawn from</w:t>
+      </w:r>
+      <w:r>
+        <w:t xml:space="preserve"> </w:t>
+      </w:r>
+      <m:oMath>
+        <m:r>
+          <m:rPr>
+            <m:scr m:val="script"/>
+            <m:sty m:val="p"/>
+          </m:rPr>
+          <m:t>N</m:t>
+        </m:r>
+        <m:r>
+          <m:rPr>
+            <m:sty m:val="p"/>
+          </m:rPr>
+          <m:t>(</m:t>
+        </m:r>
+        <m:r>
+          <m:t>0</m:t>
+        </m:r>
+        <m:r>
+          <m:rPr>
+            <m:sty m:val="p"/>
+          </m:rPr>
+          <m:t>,</m:t>
+        </m:r>
+        <m:sSubSup>
+          <m:e>
+            <m:r>
+              <m:t>σ</m:t>
+            </m:r>
+          </m:e>
+          <m:sub>
+            <m:r>
+              <m:t>E</m:t>
+            </m:r>
+          </m:sub>
+          <m:sup>
+            <m:r>
+              <m:t>2</m:t>
+            </m:r>
+          </m:sup>
+        </m:sSubSup>
+        <m:r>
+          <m:rPr>
+            <m:sty m:val="p"/>
+          </m:rPr>
+          <m:t>)</m:t>
+        </m:r>
+      </m:oMath>
+      <w:r>
+        <w:t xml:space="preserve">, and model effects from</w:t>
+      </w:r>
+      <w:r>
+        <w:t xml:space="preserve"> </w:t>
+      </w:r>
+      <m:oMath>
+        <m:r>
+          <m:rPr>
+            <m:scr m:val="script"/>
+            <m:sty m:val="p"/>
+          </m:rPr>
+          <m:t>N</m:t>
+        </m:r>
+        <m:r>
+          <m:rPr>
+            <m:sty m:val="p"/>
+          </m:rPr>
+          <m:t>(</m:t>
+        </m:r>
+        <m:r>
+          <m:t>0</m:t>
+        </m:r>
+        <m:r>
+          <m:rPr>
+            <m:sty m:val="p"/>
+          </m:rPr>
+          <m:t>,</m:t>
+        </m:r>
+        <m:sSubSup>
+          <m:e>
+            <m:r>
+              <m:t>σ</m:t>
+            </m:r>
+          </m:e>
+          <m:sub>
+            <m:r>
+              <m:t>U</m:t>
+            </m:r>
+          </m:sub>
+          <m:sup>
+            <m:r>
+              <m:t>2</m:t>
+            </m:r>
+          </m:sup>
+        </m:sSubSup>
+        <m:r>
+          <m:rPr>
+            <m:sty m:val="p"/>
+          </m:rPr>
+          <m:t>)</m:t>
+        </m:r>
+      </m:oMath>
+      <w:r>
+        <w:t xml:space="preserve">; the trait is the sum, clipped to</w:t>
+      </w:r>
+      <w:r>
+        <w:t xml:space="preserve"> </w:t>
+      </w:r>
+      <m:oMath>
+        <m:r>
+          <m:rPr>
+            <m:sty m:val="p"/>
+          </m:rPr>
+          <m:t>[</m:t>
+        </m:r>
+        <m:r>
+          <m:t>0.03</m:t>
+        </m:r>
+        <m:r>
+          <m:rPr>
+            <m:sty m:val="p"/>
+          </m:rPr>
+          <m:t>,</m:t>
+        </m:r>
+        <m:r>
+          <m:t>0.97</m:t>
+        </m:r>
+        <m:r>
+          <m:rPr>
+            <m:sty m:val="p"/>
+          </m:rPr>
+          <m:t>]</m:t>
+        </m:r>
+      </m:oMath>
+      <w:r>
+        <w:t xml:space="preserve">.</w:t>
+      </w:r>
+    </w:p>
+    <w:p>
+      <w:pPr>
+        <w:numPr>
+          <w:ilvl w:val="0"/>
+          <w:numId w:val="1005"/>
+        </w:numPr>
+      </w:pPr>
+      <w:r>
+        <w:t xml:space="preserve">Item-level responses for the imputed models are generated on the measured</w:t>
+      </w:r>
+      <w:r>
+        <w:t xml:space="preserve"> </w:t>
+      </w:r>
+      <w:r>
+        <w:t xml:space="preserve">common item set with a calibrated logistic item model that reproduces the</w:t>
+      </w:r>
+      <w:r>
+        <w:t xml:space="preserve"> </w:t>
+      </w:r>
+      <w:r>
+        <w:t xml:space="preserve">imputed accuracy and the observed item difficulties, but encodes no</w:t>
+      </w:r>
+      <w:r>
+        <w:t xml:space="preserve"> </w:t>
+      </w:r>
+      <w:r>
+        <w:t xml:space="preserve">fabricated model–model error correlation beyond the trait.</w:t>
+      </w:r>
+    </w:p>
+    <w:p>
+      <w:pPr>
+        <w:numPr>
+          <w:ilvl w:val="0"/>
+          <w:numId w:val="1005"/>
+        </w:numPr>
+      </w:pPr>
+      <w:r>
+        <w:t xml:space="preserve">The primary completed dataset uses the first draw;</w:t>
+      </w:r>
+      <w:r>
+        <w:t xml:space="preserve"> </w:t>
+      </w:r>
+      <m:oMath>
+        <m:r>
+          <m:t>M</m:t>
+        </m:r>
+      </m:oMath>
+      <w:r>
+        <w:t xml:space="preserve"> </w:t>
+      </w:r>
+      <w:r>
+        <w:t xml:space="preserve">draws are kept for</w:t>
+      </w:r>
+      <w:r>
+        <w:t xml:space="preserve"> </w:t>
+      </w:r>
+      <w:r>
+        <w:t xml:space="preserve">the sensitivity, and the report tabulates the per-draw, pooled, and</w:t>
+      </w:r>
+      <w:r>
+        <w:t xml:space="preserve"> </w:t>
+      </w:r>
+      <w:r>
+        <w:t xml:space="preserve">measured-only (20-model) variance partitions.</w:t>
+      </w:r>
+    </w:p>
+    <w:p>
+      <w:pPr>
+        <w:pStyle w:val="FirstParagraph"/>
+      </w:pPr>
+      <w:r>
+        <w:t xml:space="preserve">Every table and figure cell for the two DeepSeek models is labeled</w:t>
+      </w:r>
+      <w:r>
+        <w:t xml:space="preserve"> </w:t>
+      </w:r>
+      <w:r>
+        <w:t xml:space="preserve">“IMPUTED (pre-registered model-based imputation), not measured,”</w:t>
+      </w:r>
+      <w:r>
+        <w:t xml:space="preserve"> </w:t>
+      </w:r>
+      <w:r>
+        <w:t xml:space="preserve">and the</w:t>
+      </w:r>
+      <w:r>
+        <w:t xml:space="preserve"> </w:t>
+      </w:r>
+      <w:r>
+        <w:t xml:space="preserve">study is stated as measured on 20 models and completed by imputation on 2.</w:t>
+      </w:r>
+      <w:r>
+        <w:t xml:space="preserve"> </w:t>
+      </w:r>
+      <w:r>
+        <w:t xml:space="preserve">Era-share results for 2025Q3/2025Q4 rest on imputed values and are presented</w:t>
+      </w:r>
+      <w:r>
+        <w:t xml:space="preserve"> </w:t>
+      </w:r>
+      <w:r>
+        <w:t xml:space="preserve">with the with/without sensitivity; if the multi-GPU node later becomes</w:t>
+      </w:r>
+      <w:r>
+        <w:t xml:space="preserve"> </w:t>
+      </w:r>
+      <w:r>
+        <w:t xml:space="preserve">affordable the cells are re-measured and the imputed rows dropped.</w:t>
+      </w:r>
+    </w:p>
+    <w:bookmarkEnd w:id="40"/>
+    <w:bookmarkStart w:id="41" w:name="X86d12a64265c3d3f1b1d009bfb77aefc9cffb0d"/>
     <w:p>
       <w:pPr>
         <w:pStyle w:val="Heading2"/>
@@ -13916,6 +16997,44 @@
               <w:jc w:val="left"/>
             </w:pPr>
             <w:r>
+              <w:t xml:space="preserve">Imputation cells</w:t>
+            </w:r>
+          </w:p>
+        </w:tc>
+        <w:tc>
+          <w:tcPr/>
+          <w:p>
+            <w:pPr>
+              <w:pStyle w:val="Compact"/>
+              <w:jc w:val="left"/>
+            </w:pPr>
+            <w:r>
+              <w:t xml:space="preserve">DeepSeek-V3.1, DeepSeek-V3.2: multiple imputation from</w:t>
+            </w:r>
+            <w:r>
+              <w:t xml:space="preserve"> </w:t>
+            </w:r>
+            <w:r>
+              <w:t xml:space="preserve">Section V-E; every cell labeled IMPUTED (not measured);</w:t>
+            </w:r>
+            <w:r>
+              <w:t xml:space="preserve"> </w:t>
+            </w:r>
+            <w:r>
+              <w:t xml:space="preserve">with/without sensitivity reported</w:t>
+            </w:r>
+          </w:p>
+        </w:tc>
+      </w:tr>
+      <w:tr>
+        <w:tc>
+          <w:tcPr/>
+          <w:p>
+            <w:pPr>
+              <w:pStyle w:val="Compact"/>
+              <w:jc w:val="left"/>
+            </w:pPr>
+            <w:r>
               <w:t xml:space="preserve">Identifiability audit</w:t>
             </w:r>
           </w:p>
@@ -14070,9 +17189,9 @@
         </w:tc>
       </w:tr>
     </w:tbl>
-    <w:bookmarkEnd w:id="39"/>
-    <w:bookmarkEnd w:id="40"/>
-    <w:bookmarkStart w:id="53" w:name="results"/>
+    <w:bookmarkEnd w:id="41"/>
+    <w:bookmarkEnd w:id="42"/>
+    <w:bookmarkStart w:id="55" w:name="results"/>
     <w:p>
       <w:pPr>
         <w:pStyle w:val="Heading1"/>
@@ -14122,7 +17241,7 @@
         <w:t xml:space="preserve"> </w:t>
       </w:r>
       <w:r>
-        <w:t xml:space="preserve">measurement protocol of Section V-E binding rather than</w:t>
+        <w:t xml:space="preserve">measurement protocol of Section V-F binding rather than</w:t>
       </w:r>
       <w:r>
         <w:t xml:space="preserve"> </w:t>
@@ -14137,7 +17256,7 @@
         <w:t xml:space="preserve">protocol and are deliberately not estimated here.</w:t>
       </w:r>
     </w:p>
-    <w:bookmarkStart w:id="47" w:name="Xffc517cc04809d0e1e6b4662149ff8e308e77f7"/>
+    <w:bookmarkStart w:id="49" w:name="Xffc517cc04809d0e1e6b4662149ff8e308e77f7"/>
     <w:p>
       <w:pPr>
         <w:pStyle w:val="Heading2"/>
@@ -14305,18 +17424,18 @@
           <wp:inline>
             <wp:extent cx="2876120" cy="1498790"/>
             <wp:effectExtent b="0" l="0" r="0" t="0"/>
-            <wp:docPr descr="" title="" id="42" name="Picture"/>
+            <wp:docPr descr="" title="" id="44" name="Picture"/>
             <a:graphic>
               <a:graphicData uri="http://schemas.openxmlformats.org/drawingml/2006/picture">
                 <pic:pic>
                   <pic:nvPicPr>
-                    <pic:cNvPr descr="figs/fig_design.png" id="43" name="Picture"/>
+                    <pic:cNvPr descr="figs/fig_design.png" id="45" name="Picture"/>
                     <pic:cNvPicPr>
                       <a:picLocks noChangeArrowheads="1" noChangeAspect="1"/>
                     </pic:cNvPicPr>
                   </pic:nvPicPr>
                   <pic:blipFill>
-                    <a:blip r:embed="rId41"/>
+                    <a:blip r:embed="rId43"/>
                     <a:stretch>
                       <a:fillRect/>
                     </a:stretch>
@@ -14449,18 +17568,18 @@
           <wp:inline>
             <wp:extent cx="5067300" cy="1972794"/>
             <wp:effectExtent b="0" l="0" r="0" t="0"/>
-            <wp:docPr descr="" title="" id="45" name="Picture"/>
+            <wp:docPr descr="" title="" id="47" name="Picture"/>
             <a:graphic>
               <a:graphicData uri="http://schemas.openxmlformats.org/drawingml/2006/picture">
                 <pic:pic>
                   <pic:nvPicPr>
-                    <pic:cNvPr descr="figs/fig_lineage.png" id="46" name="Picture"/>
+                    <pic:cNvPr descr="figs/fig_lineage.png" id="48" name="Picture"/>
                     <pic:cNvPicPr>
                       <a:picLocks noChangeArrowheads="1" noChangeAspect="1"/>
                     </pic:cNvPicPr>
                   </pic:nvPicPr>
                   <pic:blipFill>
-                    <a:blip r:embed="rId44"/>
+                    <a:blip r:embed="rId46"/>
                     <a:stretch>
                       <a:fillRect/>
                     </a:stretch>
@@ -14625,8 +17744,8 @@
         <w:t xml:space="preserve">belong to the era (shared-environment) channel.</w:t>
       </w:r>
     </w:p>
-    <w:bookmarkEnd w:id="47"/>
-    <w:bookmarkStart w:id="48" w:name="Xa255e2a3d75a0eab90c03371fa4b51534909d7e"/>
+    <w:bookmarkEnd w:id="49"/>
+    <w:bookmarkStart w:id="50" w:name="Xa255e2a3d75a0eab90c03371fa4b51534909d7e"/>
     <w:p>
       <w:pPr>
         <w:pStyle w:val="Heading2"/>
@@ -16168,8 +19287,8 @@
         </w:tc>
       </w:tr>
     </w:tbl>
-    <w:bookmarkEnd w:id="48"/>
-    <w:bookmarkStart w:id="52" w:name="X66500708398273395b5a72d57704705c1367e5c"/>
+    <w:bookmarkEnd w:id="50"/>
+    <w:bookmarkStart w:id="54" w:name="X66500708398273395b5a72d57704705c1367e5c"/>
     <w:p>
       <w:pPr>
         <w:pStyle w:val="Heading2"/>
@@ -16894,18 +20013,18 @@
           <wp:inline>
             <wp:extent cx="2818827" cy="1796715"/>
             <wp:effectExtent b="0" l="0" r="0" t="0"/>
-            <wp:docPr descr="" title="" id="50" name="Picture"/>
+            <wp:docPr descr="" title="" id="52" name="Picture"/>
             <a:graphic>
               <a:graphicData uri="http://schemas.openxmlformats.org/drawingml/2006/picture">
                 <pic:pic>
                   <pic:nvPicPr>
-                    <pic:cNvPr descr="figs/fig_g3_trace.png" id="51" name="Picture"/>
+                    <pic:cNvPr descr="figs/fig_g3_trace.png" id="53" name="Picture"/>
                     <pic:cNvPicPr>
                       <a:picLocks noChangeArrowheads="1" noChangeAspect="1"/>
                     </pic:cNvPicPr>
                   </pic:nvPicPr>
                   <pic:blipFill>
-                    <a:blip r:embed="rId49"/>
+                    <a:blip r:embed="rId51"/>
                     <a:stretch>
                       <a:fillRect/>
                     </a:stretch>
@@ -17143,9 +20262,9 @@
         <w:t xml:space="preserve">pp).</w:t>
       </w:r>
     </w:p>
-    <w:bookmarkEnd w:id="52"/>
-    <w:bookmarkEnd w:id="53"/>
-    <w:bookmarkStart w:id="59" w:name="X2256b2307d8ea2d0d28b7933d9d869d8c86bbfe"/>
+    <w:bookmarkEnd w:id="54"/>
+    <w:bookmarkEnd w:id="55"/>
+    <w:bookmarkStart w:id="61" w:name="X2256b2307d8ea2d0d28b7933d9d869d8c86bbfe"/>
     <w:p>
       <w:pPr>
         <w:pStyle w:val="Heading1"/>
@@ -17154,7 +20273,7 @@
         <w:t xml:space="preserve">Discussion: Operational Implications for Model Portfolio Design</w:t>
       </w:r>
     </w:p>
-    <w:bookmarkStart w:id="54" w:name="Xc287dbf755829dec8524d0df62f1dc95b44ae43"/>
+    <w:bookmarkStart w:id="56" w:name="Xc287dbf755829dec8524d0df62f1dc95b44ae43"/>
     <w:p>
       <w:pPr>
         <w:pStyle w:val="Heading2"/>
@@ -17369,8 +20488,8 @@
         <w:t xml:space="preserve">from the same environment.</w:t>
       </w:r>
     </w:p>
-    <w:bookmarkEnd w:id="54"/>
-    <w:bookmarkStart w:id="55" w:name="the-two-regimes-and-what-each-implies"/>
+    <w:bookmarkEnd w:id="56"/>
+    <w:bookmarkStart w:id="57" w:name="the-two-regimes-and-what-each-implies"/>
     <w:p>
       <w:pPr>
         <w:pStyle w:val="Heading2"/>
@@ -17510,8 +20629,8 @@
         <w:t xml:space="preserve">sum governs that ceiling on the connected population.</w:t>
       </w:r>
     </w:p>
-    <w:bookmarkEnd w:id="55"/>
-    <w:bookmarkStart w:id="56" w:name="Xd6a1cc24ab9ad0bff4b50e3b8cf20e72b18d416"/>
+    <w:bookmarkEnd w:id="57"/>
+    <w:bookmarkStart w:id="58" w:name="Xd6a1cc24ab9ad0bff4b50e3b8cf20e72b18d416"/>
     <w:p>
       <w:pPr>
         <w:pStyle w:val="Heading2"/>
@@ -17690,8 +20809,8 @@
         <w:t xml:space="preserve">than not knowing.</w:t>
       </w:r>
     </w:p>
-    <w:bookmarkEnd w:id="56"/>
-    <w:bookmarkStart w:id="57" w:name="structural-safeguards"/>
+    <w:bookmarkEnd w:id="58"/>
+    <w:bookmarkStart w:id="59" w:name="structural-safeguards"/>
     <w:p>
       <w:pPr>
         <w:pStyle w:val="Heading2"/>
@@ -17787,8 +20906,8 @@
         <w:t xml:space="preserve">subpopulations, which is a property of the design, not a data gap.</w:t>
       </w:r>
     </w:p>
-    <w:bookmarkEnd w:id="57"/>
-    <w:bookmarkStart w:id="58" w:name="limits-of-the-recommendation"/>
+    <w:bookmarkEnd w:id="59"/>
+    <w:bookmarkStart w:id="60" w:name="limits-of-the-recommendation"/>
     <w:p>
       <w:pPr>
         <w:pStyle w:val="Heading2"/>
@@ -17899,9 +21018,9 @@
         <w:t xml:space="preserve">constants, and each is revisited in Section VIII.</w:t>
       </w:r>
     </w:p>
-    <w:bookmarkEnd w:id="58"/>
-    <w:bookmarkEnd w:id="59"/>
-    <w:bookmarkStart w:id="63" w:name="Xefd5486fd9490cb98ede0826904647d947d8c17"/>
+    <w:bookmarkEnd w:id="60"/>
+    <w:bookmarkEnd w:id="61"/>
+    <w:bookmarkStart w:id="65" w:name="Xefd5486fd9490cb98ede0826904647d947d8c17"/>
     <w:p>
       <w:pPr>
         <w:pStyle w:val="Heading1"/>
@@ -18011,208 +21130,13 @@
         <w:t xml:space="preserve">represents genuine uncertainty about the numbers.</w:t>
       </w:r>
     </w:p>
-    <w:bookmarkStart w:id="60" w:name="limits-the-design-detects-and-reports"/>
+    <w:bookmarkStart w:id="62" w:name="limits-the-design-detects-and-reports"/>
     <w:p>
       <w:pPr>
         <w:pStyle w:val="Heading2"/>
       </w:pPr>
       <w:r>
         <w:t xml:space="preserve">Limits the Design Detects and Reports</w:t>
-      </w:r>
-    </w:p>
-    <w:p>
-      <w:pPr>
-        <w:numPr>
-          <w:ilvl w:val="0"/>
-          <w:numId w:val="1005"/>
-        </w:numPr>
-      </w:pPr>
-      <w:r>
-        <w:rPr>
-          <w:i/>
-          <w:iCs/>
-        </w:rPr>
-        <w:t xml:space="preserve">Six-family small-sample limit.</w:t>
-      </w:r>
-      <w:r>
-        <w:t xml:space="preserve"> </w:t>
-      </w:r>
-      <w:r>
-        <w:t xml:space="preserve">The real design has six family levels</w:t>
-      </w:r>
-      <w:r>
-        <w:t xml:space="preserve"> </w:t>
-      </w:r>
-      <w:r>
-        <w:t xml:space="preserve">(df</w:t>
-      </w:r>
-      <m:oMath>
-        <m:r>
-          <m:rPr>
-            <m:sty m:val="p"/>
-          </m:rPr>
-          <m:t>=</m:t>
-        </m:r>
-        <m:r>
-          <m:t>5</m:t>
-        </m:r>
-      </m:oMath>
-      <w:r>
-        <w:t xml:space="preserve">), which caps family-share CI coverage below nominal regardless of CI</w:t>
-      </w:r>
-      <w:r>
-        <w:t xml:space="preserve"> </w:t>
-      </w:r>
-      <w:r>
-        <w:t xml:space="preserve">construction and produces a family-share bias of order</w:t>
-      </w:r>
-      <w:r>
-        <w:t xml:space="preserve"> </w:t>
-      </w:r>
-      <m:oMath>
-        <m:r>
-          <m:rPr>
-            <m:sty m:val="p"/>
-          </m:rPr>
-          <m:t>−</m:t>
-        </m:r>
-        <m:r>
-          <m:t>5</m:t>
-        </m:r>
-      </m:oMath>
-      <w:r>
-        <w:t xml:space="preserve">pp in the</w:t>
-      </w:r>
-      <w:r>
-        <w:t xml:space="preserve"> </w:t>
-      </w:r>
-      <w:r>
-        <w:t xml:space="preserve">lineage-dominant scenario (F2 in the simulation report). Family shares are</w:t>
-      </w:r>
-      <w:r>
-        <w:t xml:space="preserve"> </w:t>
-      </w:r>
-      <w:r>
-        <w:t xml:space="preserve">reported with this limit disclosed; the same limit argues for acquiring more</w:t>
-      </w:r>
-      <w:r>
-        <w:t xml:space="preserve"> </w:t>
-      </w:r>
-      <w:r>
-        <w:t xml:space="preserve">lineage families or reporting family shares as lower bounds.</w:t>
-      </w:r>
-    </w:p>
-    <w:p>
-      <w:pPr>
-        <w:numPr>
-          <w:ilvl w:val="0"/>
-          <w:numId w:val="1005"/>
-        </w:numPr>
-      </w:pPr>
-      <w:r>
-        <w:rPr>
-          <w:i/>
-          <w:iCs/>
-        </w:rPr>
-        <w:t xml:space="preserve">Power and boundary shares.</w:t>
-      </w:r>
-      <w:r>
-        <w:t xml:space="preserve"> </w:t>
-      </w:r>
-      <w:r>
-        <w:t xml:space="preserve">With</w:t>
-      </w:r>
-      <w:r>
-        <w:t xml:space="preserve"> </w:t>
-      </w:r>
-      <m:oMath>
-        <m:r>
-          <m:t>F</m:t>
-        </m:r>
-        <m:r>
-          <m:rPr>
-            <m:sty m:val="p"/>
-          </m:rPr>
-          <m:t>=</m:t>
-        </m:r>
-        <m:r>
-          <m:t>6</m:t>
-        </m:r>
-      </m:oMath>
-      <w:r>
-        <w:t xml:space="preserve"> </w:t>
-      </w:r>
-      <w:r>
-        <w:t xml:space="preserve">families and 14 quarters, the</w:t>
-      </w:r>
-      <w:r>
-        <w:t xml:space="preserve"> </w:t>
-      </w:r>
-      <w:r>
-        <w:t xml:space="preserve">era trend (RQ5) has limited support and share estimates near the boundary carry</w:t>
-      </w:r>
-      <w:r>
-        <w:t xml:space="preserve"> </w:t>
-      </w:r>
-      <w:r>
-        <w:t xml:space="preserve">inflated CIs; these are reported with the underpower caveat rather than re-aimed.</w:t>
-      </w:r>
-    </w:p>
-    <w:p>
-      <w:pPr>
-        <w:numPr>
-          <w:ilvl w:val="0"/>
-          <w:numId w:val="1005"/>
-        </w:numPr>
-      </w:pPr>
-      <w:r>
-        <w:rPr>
-          <w:i/>
-          <w:iCs/>
-        </w:rPr>
-        <w:t xml:space="preserve">Underpowered binary era.</w:t>
-      </w:r>
-      <w:r>
-        <w:t xml:space="preserve"> </w:t>
-      </w:r>
-      <w:r>
-        <w:t xml:space="preserve">Item-level binary outcomes cannot resolve</w:t>
-      </w:r>
-      <w:r>
-        <w:t xml:space="preserve"> </w:t>
-      </w:r>
-      <w:r>
-        <w:t xml:space="preserve">the era variance at this occupancy; the continuous per-model trait path is the</w:t>
-      </w:r>
-      <w:r>
-        <w:t xml:space="preserve"> </w:t>
-      </w:r>
-      <w:r>
-        <w:t xml:space="preserve">documented resolution, and any binary-era claim must carry the underpower caveat.</w:t>
-      </w:r>
-    </w:p>
-    <w:bookmarkEnd w:id="60"/>
-    <w:bookmarkStart w:id="61" w:name="X673ed8aa3931e2d26a46844637b31728d763ca8"/>
-    <w:p>
-      <w:pPr>
-        <w:pStyle w:val="Heading2"/>
-      </w:pPr>
-      <w:r>
-        <w:t xml:space="preserve">Limits the Design Bounds but Cannot Remove</w:t>
-      </w:r>
-    </w:p>
-    <w:p>
-      <w:pPr>
-        <w:pStyle w:val="FirstParagraph"/>
-      </w:pPr>
-      <w:r>
-        <w:t xml:space="preserve">These are the threats that carry real uncertainty into the estimates. Each has</w:t>
-      </w:r>
-      <w:r>
-        <w:t xml:space="preserve"> </w:t>
-      </w:r>
-      <w:r>
-        <w:t xml:space="preserve">a known sign, which is what makes it reportable rather than merely worrying.</w:t>
       </w:r>
     </w:p>
     <w:p>
@@ -18227,93 +21151,74 @@
           <w:i/>
           <w:iCs/>
         </w:rPr>
-        <w:t xml:space="preserve">Lineage metadata sparsity.</w:t>
-      </w:r>
-      <w:r>
-        <w:t xml:space="preserve"> </w:t>
-      </w:r>
-      <w:r>
-        <w:t xml:space="preserve">True cross-generation lineage is largely</w:t>
-      </w:r>
-      <w:r>
-        <w:t xml:space="preserve"> </w:t>
-      </w:r>
-      <w:r>
-        <w:t xml:space="preserve">undocumented in model cards; only five cross-generation edges are verified.</w:t>
-      </w:r>
-      <w:r>
-        <w:t xml:space="preserve"> </w:t>
-      </w:r>
-      <w:r>
-        <w:t xml:space="preserve">This constrains the mechanistic estimand, not the primary partition, which uses</w:t>
-      </w:r>
-      <w:r>
-        <w:t xml:space="preserve"> </w:t>
-      </w:r>
-      <w:r>
-        <w:t xml:space="preserve">the verified family grouping. The asymmetry is worth stating plainly: the</w:t>
-      </w:r>
-      <w:r>
-        <w:t xml:space="preserve"> </w:t>
-      </w:r>
-      <w:r>
-        <w:t xml:space="preserve">primary partition is robust to this gap because family membership is</w:t>
-      </w:r>
-      <w:r>
-        <w:t xml:space="preserve"> </w:t>
-      </w:r>
-      <w:r>
-        <w:t xml:space="preserve">documented organizationally, whereas</w:t>
-      </w:r>
-      <w:r>
-        <w:t xml:space="preserve"> </w:t>
+        <w:t xml:space="preserve">Six-family small-sample limit.</w:t>
+      </w:r>
+      <w:r>
+        <w:t xml:space="preserve"> </w:t>
+      </w:r>
+      <w:r>
+        <w:t xml:space="preserve">The real design has six family levels</w:t>
+      </w:r>
+      <w:r>
+        <w:t xml:space="preserve"> </w:t>
+      </w:r>
+      <w:r>
+        <w:t xml:space="preserve">(df</w:t>
       </w:r>
       <m:oMath>
-        <m:sSub>
-          <m:e>
-            <m:r>
-              <m:t>θ</m:t>
-            </m:r>
-          </m:e>
-          <m:sub>
-            <m:r>
-              <m:t>M</m:t>
-            </m:r>
-          </m:sub>
-        </m:sSub>
+        <m:r>
+          <m:rPr>
+            <m:sty m:val="p"/>
+          </m:rPr>
+          <m:t>=</m:t>
+        </m:r>
+        <m:r>
+          <m:t>5</m:t>
+        </m:r>
       </m:oMath>
       <w:r>
-        <w:t xml:space="preserve"> </w:t>
-      </w:r>
-      <w:r>
-        <w:t xml:space="preserve">rests on the edge record and</w:t>
-      </w:r>
-      <w:r>
-        <w:t xml:space="preserve"> </w:t>
-      </w:r>
-      <w:r>
-        <w:t xml:space="preserve">is therefore the weaker of the two estimands by a margin that will not close</w:t>
-      </w:r>
-      <w:r>
-        <w:t xml:space="preserve"> </w:t>
-      </w:r>
-      <w:r>
-        <w:t xml:space="preserve">until</w:t>
-      </w:r>
-      <w:r>
-        <w:t xml:space="preserve"> </w:t>
-      </w:r>
-      <w:r>
-        <w:rPr>
-          <w:rStyle w:val="VerbatimChar"/>
-        </w:rPr>
-        <w:t xml:space="preserve">base_model</w:t>
-      </w:r>
-      <w:r>
-        <w:t xml:space="preserve"> </w:t>
-      </w:r>
-      <w:r>
-        <w:t xml:space="preserve">provenance is more consistently published.</w:t>
+        <w:t xml:space="preserve">), which caps family-share CI coverage below nominal regardless of CI</w:t>
+      </w:r>
+      <w:r>
+        <w:t xml:space="preserve"> </w:t>
+      </w:r>
+      <w:r>
+        <w:t xml:space="preserve">construction and produces a family-share bias of order</w:t>
+      </w:r>
+      <w:r>
+        <w:t xml:space="preserve"> </w:t>
+      </w:r>
+      <m:oMath>
+        <m:r>
+          <m:rPr>
+            <m:sty m:val="p"/>
+          </m:rPr>
+          <m:t>−</m:t>
+        </m:r>
+        <m:r>
+          <m:t>5</m:t>
+        </m:r>
+      </m:oMath>
+      <w:r>
+        <w:t xml:space="preserve">pp in the</w:t>
+      </w:r>
+      <w:r>
+        <w:t xml:space="preserve"> </w:t>
+      </w:r>
+      <w:r>
+        <w:t xml:space="preserve">lineage-dominant scenario (F2 in the simulation report). Family shares are</w:t>
+      </w:r>
+      <w:r>
+        <w:t xml:space="preserve"> </w:t>
+      </w:r>
+      <w:r>
+        <w:t xml:space="preserve">reported with this limit disclosed; the same limit argues for acquiring more</w:t>
+      </w:r>
+      <w:r>
+        <w:t xml:space="preserve"> </w:t>
+      </w:r>
+      <w:r>
+        <w:t xml:space="preserve">lineage families or reporting family shares as lower bounds.</w:t>
       </w:r>
     </w:p>
     <w:p>
@@ -18328,25 +21233,48 @@
           <w:i/>
           <w:iCs/>
         </w:rPr>
-        <w:t xml:space="preserve">Teacher leakage.</w:t>
-      </w:r>
-      <w:r>
-        <w:t xml:space="preserve"> </w:t>
-      </w:r>
-      <w:r>
-        <w:t xml:space="preserve">Cross-family teacher-student relationships (e.g.,</w:t>
-      </w:r>
-      <w:r>
-        <w:t xml:space="preserve"> </w:t>
-      </w:r>
-      <w:r>
-        <w:t xml:space="preserve">Phi-4 from GPT-4o data, Gemma from Gemini) violate the independence assumption to</w:t>
-      </w:r>
-      <w:r>
-        <w:t xml:space="preserve"> </w:t>
-      </w:r>
-      <w:r>
-        <w:t xml:space="preserve">a known-but-unknown degree and are disclosed as belonging to the era channel.</w:t>
+        <w:t xml:space="preserve">Power and boundary shares.</w:t>
+      </w:r>
+      <w:r>
+        <w:t xml:space="preserve"> </w:t>
+      </w:r>
+      <w:r>
+        <w:t xml:space="preserve">With</w:t>
+      </w:r>
+      <w:r>
+        <w:t xml:space="preserve"> </w:t>
+      </w:r>
+      <m:oMath>
+        <m:r>
+          <m:t>F</m:t>
+        </m:r>
+        <m:r>
+          <m:rPr>
+            <m:sty m:val="p"/>
+          </m:rPr>
+          <m:t>=</m:t>
+        </m:r>
+        <m:r>
+          <m:t>6</m:t>
+        </m:r>
+      </m:oMath>
+      <w:r>
+        <w:t xml:space="preserve"> </w:t>
+      </w:r>
+      <w:r>
+        <w:t xml:space="preserve">families and 14 quarters, the</w:t>
+      </w:r>
+      <w:r>
+        <w:t xml:space="preserve"> </w:t>
+      </w:r>
+      <w:r>
+        <w:t xml:space="preserve">era trend (RQ5) has limited support and share estimates near the boundary carry</w:t>
+      </w:r>
+      <w:r>
+        <w:t xml:space="preserve"> </w:t>
+      </w:r>
+      <w:r>
+        <w:t xml:space="preserve">inflated CIs; these are reported with the underpower caveat rather than re-aimed.</w:t>
       </w:r>
     </w:p>
     <w:p>
@@ -18361,146 +21289,35 @@
           <w:i/>
           <w:iCs/>
         </w:rPr>
-        <w:t xml:space="preserve">Independent trait-error.</w:t>
-      </w:r>
-      <w:r>
-        <w:t xml:space="preserve"> </w:t>
-      </w:r>
-      <w:r>
-        <w:t xml:space="preserve">Per-model trait measurement errors are</w:t>
-      </w:r>
-      <w:r>
-        <w:t xml:space="preserve"> </w:t>
-      </w:r>
-      <w:r>
-        <w:t xml:space="preserve">assumed independent across models; correlated measurement error would move shares</w:t>
-      </w:r>
-      <w:r>
-        <w:t xml:space="preserve"> </w:t>
-      </w:r>
-      <w:r>
-        <w:t xml:space="preserve">jointly, and is probed by the trait-definition and leaked-drop sensitivity blocks.</w:t>
+        <w:t xml:space="preserve">Underpowered binary era.</w:t>
+      </w:r>
+      <w:r>
+        <w:t xml:space="preserve"> </w:t>
+      </w:r>
+      <w:r>
+        <w:t xml:space="preserve">Item-level binary outcomes cannot resolve</w:t>
+      </w:r>
+      <w:r>
+        <w:t xml:space="preserve"> </w:t>
+      </w:r>
+      <w:r>
+        <w:t xml:space="preserve">the era variance at this occupancy; the continuous per-model trait path is the</w:t>
+      </w:r>
+      <w:r>
+        <w:t xml:space="preserve"> </w:t>
+      </w:r>
+      <w:r>
+        <w:t xml:space="preserve">documented resolution, and any binary-era claim must carry the underpower caveat.</w:t>
       </w:r>
     </w:p>
-    <w:p>
-      <w:pPr>
-        <w:numPr>
-          <w:ilvl w:val="0"/>
-          <w:numId w:val="1006"/>
-        </w:numPr>
-      </w:pPr>
-      <w:r>
-        <w:rPr>
-          <w:i/>
-          <w:iCs/>
-        </w:rPr>
-        <w:t xml:space="preserve">Common item set.</w:t>
-      </w:r>
-      <w:r>
-        <w:t xml:space="preserve"> </w:t>
-      </w:r>
-      <w:r>
-        <w:t xml:space="preserve">A fresh five-shot pass on one fixed item set is the</w:t>
-      </w:r>
-      <w:r>
-        <w:t xml:space="preserve"> </w:t>
-      </w:r>
-      <w:r>
-        <w:t xml:space="preserve">basis for all traits; prior work mixing leaderboard subsets is explicitly not used</w:t>
-      </w:r>
-      <w:r>
-        <w:t xml:space="preserve"> </w:t>
-      </w:r>
-      <w:r>
-        <w:t xml:space="preserve">as validation.</w:t>
-      </w:r>
-    </w:p>
-    <w:p>
-      <w:pPr>
-        <w:numPr>
-          <w:ilvl w:val="0"/>
-          <w:numId w:val="1006"/>
-        </w:numPr>
-      </w:pPr>
-      <w:r>
-        <w:rPr>
-          <w:i/>
-          <w:iCs/>
-        </w:rPr>
-        <w:t xml:space="preserve">Benchmark contamination and saturation.</w:t>
-      </w:r>
-      <w:r>
-        <w:t xml:space="preserve"> </w:t>
-      </w:r>
-      <w:r>
-        <w:t xml:space="preserve">Traits come from a widely cited</w:t>
-      </w:r>
-      <w:r>
-        <w:t xml:space="preserve"> </w:t>
-      </w:r>
-      <w:r>
-        <w:t xml:space="preserve">five-shot benchmark; if pretraining included the items, trait variance is</w:t>
-      </w:r>
-      <w:r>
-        <w:t xml:space="preserve"> </w:t>
-      </w:r>
-      <w:r>
-        <w:t xml:space="preserve">compressed toward zero and era/lineage shares are biased downward. The</w:t>
-      </w:r>
-      <w:r>
-        <w:t xml:space="preserve"> </w:t>
-      </w:r>
-      <w:r>
-        <w:t xml:space="preserve">leaderboard sanity cross-check is explicitly not validation and is so labeled.</w:t>
-      </w:r>
-    </w:p>
-    <w:p>
-      <w:pPr>
-        <w:numPr>
-          <w:ilvl w:val="0"/>
-          <w:numId w:val="1006"/>
-        </w:numPr>
-      </w:pPr>
-      <w:r>
-        <w:rPr>
-          <w:i/>
-          <w:iCs/>
-        </w:rPr>
-        <w:t xml:space="preserve">Temporal drift.</w:t>
-      </w:r>
-      <w:r>
-        <w:t xml:space="preserve"> </w:t>
-      </w:r>
-      <w:r>
-        <w:t xml:space="preserve">The era component pools 14 quarters under an iid</w:t>
-      </w:r>
-      <w:r>
-        <w:t xml:space="preserve"> </w:t>
-      </w:r>
-      <w:r>
-        <w:t xml:space="preserve">assumption; if the shared training environment is non-stationary within the</w:t>
-      </w:r>
-      <w:r>
-        <w:t xml:space="preserve"> </w:t>
-      </w:r>
-      <w:r>
-        <w:t xml:space="preserve">window, the era effect is mis-specified. The era-convergence entry and the</w:t>
-      </w:r>
-      <w:r>
-        <w:t xml:space="preserve"> </w:t>
-      </w:r>
-      <w:r>
-        <w:t xml:space="preserve">connected-window audit probe this assumption.</w:t>
-      </w:r>
-    </w:p>
-    <w:bookmarkEnd w:id="61"/>
-    <w:bookmarkStart w:id="62" w:name="scope-restrictions"/>
+    <w:bookmarkEnd w:id="62"/>
+    <w:bookmarkStart w:id="63" w:name="X673ed8aa3931e2d26a46844637b31728d763ca8"/>
     <w:p>
       <w:pPr>
         <w:pStyle w:val="Heading2"/>
       </w:pPr>
       <w:r>
-        <w:t xml:space="preserve">Scope Restrictions</w:t>
+        <w:t xml:space="preserve">Limits the Design Bounds but Cannot Remove</w:t>
       </w:r>
     </w:p>
     <w:p>
@@ -18508,19 +21325,13 @@
         <w:pStyle w:val="FirstParagraph"/>
       </w:pPr>
       <w:r>
-        <w:t xml:space="preserve">The following are not deficiencies to be mitigated. They define the population</w:t>
-      </w:r>
-      <w:r>
-        <w:t xml:space="preserve"> </w:t>
-      </w:r>
-      <w:r>
-        <w:t xml:space="preserve">to which any estimate applies, and an estimate read outside that population is</w:t>
-      </w:r>
-      <w:r>
-        <w:t xml:space="preserve"> </w:t>
-      </w:r>
-      <w:r>
-        <w:t xml:space="preserve">not a weaker claim but a different and unsupported one.</w:t>
+        <w:t xml:space="preserve">These are the threats that carry real uncertainty into the estimates. Each has</w:t>
+      </w:r>
+      <w:r>
+        <w:t xml:space="preserve"> </w:t>
+      </w:r>
+      <w:r>
+        <w:t xml:space="preserve">a known sign, which is what makes it reportable rather than merely worrying.</w:t>
       </w:r>
     </w:p>
     <w:p>
@@ -18535,43 +21346,93 @@
           <w:i/>
           <w:iCs/>
         </w:rPr>
-        <w:t xml:space="preserve">Open-weight sampling frame.</w:t>
-      </w:r>
-      <w:r>
-        <w:t xml:space="preserve"> </w:t>
-      </w:r>
-      <w:r>
-        <w:t xml:space="preserve">The population is restricted to open-weight</w:t>
-      </w:r>
-      <w:r>
-        <w:t xml:space="preserve"> </w:t>
-      </w:r>
-      <w:r>
-        <w:t xml:space="preserve">models with documented release records; hosted and closed models are excluded by</w:t>
-      </w:r>
-      <w:r>
-        <w:t xml:space="preserve"> </w:t>
-      </w:r>
-      <w:r>
-        <w:t xml:space="preserve">design, so conclusions scope to the connected subset of the open-weight universe</w:t>
-      </w:r>
-      <w:r>
-        <w:t xml:space="preserve"> </w:t>
-      </w:r>
-      <w:r>
-        <w:t xml:space="preserve">and do not generalize to closed systems. This is a consequence of requiring a</w:t>
-      </w:r>
-      <w:r>
-        <w:t xml:space="preserve"> </w:t>
-      </w:r>
-      <w:r>
-        <w:t xml:space="preserve">verified release date and family attribution—the same requirement that makes</w:t>
-      </w:r>
-      <w:r>
-        <w:t xml:space="preserve"> </w:t>
-      </w:r>
-      <w:r>
-        <w:t xml:space="preserve">the design auditable is what excludes closed models.</w:t>
+        <w:t xml:space="preserve">Lineage metadata sparsity.</w:t>
+      </w:r>
+      <w:r>
+        <w:t xml:space="preserve"> </w:t>
+      </w:r>
+      <w:r>
+        <w:t xml:space="preserve">True cross-generation lineage is largely</w:t>
+      </w:r>
+      <w:r>
+        <w:t xml:space="preserve"> </w:t>
+      </w:r>
+      <w:r>
+        <w:t xml:space="preserve">undocumented in model cards; only five cross-generation edges are verified.</w:t>
+      </w:r>
+      <w:r>
+        <w:t xml:space="preserve"> </w:t>
+      </w:r>
+      <w:r>
+        <w:t xml:space="preserve">This constrains the mechanistic estimand, not the primary partition, which uses</w:t>
+      </w:r>
+      <w:r>
+        <w:t xml:space="preserve"> </w:t>
+      </w:r>
+      <w:r>
+        <w:t xml:space="preserve">the verified family grouping. The asymmetry is worth stating plainly: the</w:t>
+      </w:r>
+      <w:r>
+        <w:t xml:space="preserve"> </w:t>
+      </w:r>
+      <w:r>
+        <w:t xml:space="preserve">primary partition is robust to this gap because family membership is</w:t>
+      </w:r>
+      <w:r>
+        <w:t xml:space="preserve"> </w:t>
+      </w:r>
+      <w:r>
+        <w:t xml:space="preserve">documented organizationally, whereas</w:t>
+      </w:r>
+      <w:r>
+        <w:t xml:space="preserve"> </w:t>
+      </w:r>
+      <m:oMath>
+        <m:sSub>
+          <m:e>
+            <m:r>
+              <m:t>θ</m:t>
+            </m:r>
+          </m:e>
+          <m:sub>
+            <m:r>
+              <m:t>M</m:t>
+            </m:r>
+          </m:sub>
+        </m:sSub>
+      </m:oMath>
+      <w:r>
+        <w:t xml:space="preserve"> </w:t>
+      </w:r>
+      <w:r>
+        <w:t xml:space="preserve">rests on the edge record and</w:t>
+      </w:r>
+      <w:r>
+        <w:t xml:space="preserve"> </w:t>
+      </w:r>
+      <w:r>
+        <w:t xml:space="preserve">is therefore the weaker of the two estimands by a margin that will not close</w:t>
+      </w:r>
+      <w:r>
+        <w:t xml:space="preserve"> </w:t>
+      </w:r>
+      <w:r>
+        <w:t xml:space="preserve">until</w:t>
+      </w:r>
+      <w:r>
+        <w:t xml:space="preserve"> </w:t>
+      </w:r>
+      <w:r>
+        <w:rPr>
+          <w:rStyle w:val="VerbatimChar"/>
+        </w:rPr>
+        <w:t xml:space="preserve">base_model</w:t>
+      </w:r>
+      <w:r>
+        <w:t xml:space="preserve"> </w:t>
+      </w:r>
+      <w:r>
+        <w:t xml:space="preserve">provenance is more consistently published.</w:t>
       </w:r>
     </w:p>
     <w:p>
@@ -18586,37 +21447,25 @@
           <w:i/>
           <w:iCs/>
         </w:rPr>
-        <w:t xml:space="preserve">Visibility bias.</w:t>
-      </w:r>
-      <w:r>
-        <w:t xml:space="preserve"> </w:t>
-      </w:r>
-      <w:r>
-        <w:t xml:space="preserve">The frame is drawn from widely tracked open releases;</w:t>
-      </w:r>
-      <w:r>
-        <w:t xml:space="preserve"> </w:t>
-      </w:r>
-      <w:r>
-        <w:t xml:space="preserve">smaller or niche families are underrepresented, which could overstate the family</w:t>
-      </w:r>
-      <w:r>
-        <w:t xml:space="preserve"> </w:t>
-      </w:r>
-      <w:r>
-        <w:t xml:space="preserve">component relative to the full open-weight universe. Unlike the items above,</w:t>
-      </w:r>
-      <w:r>
-        <w:t xml:space="preserve"> </w:t>
-      </w:r>
-      <w:r>
-        <w:t xml:space="preserve">the direction of this bias is argued rather than measured, and we flag it as</w:t>
-      </w:r>
-      <w:r>
-        <w:t xml:space="preserve"> </w:t>
-      </w:r>
-      <w:r>
-        <w:t xml:space="preserve">the weakest-supported claim in this section.</w:t>
+        <w:t xml:space="preserve">Teacher leakage.</w:t>
+      </w:r>
+      <w:r>
+        <w:t xml:space="preserve"> </w:t>
+      </w:r>
+      <w:r>
+        <w:t xml:space="preserve">Cross-family teacher-student relationships (e.g.,</w:t>
+      </w:r>
+      <w:r>
+        <w:t xml:space="preserve"> </w:t>
+      </w:r>
+      <w:r>
+        <w:t xml:space="preserve">Phi-4 from GPT-4o data, Gemma from Gemini) violate the independence assumption to</w:t>
+      </w:r>
+      <w:r>
+        <w:t xml:space="preserve"> </w:t>
+      </w:r>
+      <w:r>
+        <w:t xml:space="preserve">a known-but-unknown degree and are disclosed as belonging to the era channel.</w:t>
       </w:r>
     </w:p>
     <w:p>
@@ -18631,54 +21480,146 @@
           <w:i/>
           <w:iCs/>
         </w:rPr>
-        <w:t xml:space="preserve">Off-subset scope.</w:t>
-      </w:r>
-      <w:r>
-        <w:t xml:space="preserve"> </w:t>
-      </w:r>
-      <w:r>
-        <w:t xml:space="preserve">The partition is defined only where lineage and era</w:t>
-      </w:r>
-      <w:r>
-        <w:t xml:space="preserve"> </w:t>
-      </w:r>
-      <w:r>
-        <w:t xml:space="preserve">vary jointly; conclusions do not extend to nested subpopulations (where the</w:t>
-      </w:r>
-      <w:r>
-        <w:t xml:space="preserve"> </w:t>
-      </w:r>
-      <w:r>
-        <w:t xml:space="preserve">partition is undefined by construction) or to closed models. It is worth being</w:t>
-      </w:r>
-      <w:r>
-        <w:t xml:space="preserve"> </w:t>
-      </w:r>
-      <w:r>
-        <w:t xml:space="preserve">explicit that this is not a coverage gap that more data would close: on a</w:t>
-      </w:r>
-      <w:r>
-        <w:t xml:space="preserve"> </w:t>
-      </w:r>
-      <w:r>
-        <w:t xml:space="preserve">nested subpopulation the estimand does not exist, so there is nothing there to</w:t>
-      </w:r>
-      <w:r>
-        <w:t xml:space="preserve"> </w:t>
-      </w:r>
-      <w:r>
-        <w:t xml:space="preserve">estimate more carefully.</w:t>
+        <w:t xml:space="preserve">Independent trait-error.</w:t>
+      </w:r>
+      <w:r>
+        <w:t xml:space="preserve"> </w:t>
+      </w:r>
+      <w:r>
+        <w:t xml:space="preserve">Per-model trait measurement errors are</w:t>
+      </w:r>
+      <w:r>
+        <w:t xml:space="preserve"> </w:t>
+      </w:r>
+      <w:r>
+        <w:t xml:space="preserve">assumed independent across models; correlated measurement error would move shares</w:t>
+      </w:r>
+      <w:r>
+        <w:t xml:space="preserve"> </w:t>
+      </w:r>
+      <w:r>
+        <w:t xml:space="preserve">jointly, and is probed by the trait-definition and leaked-drop sensitivity blocks.</w:t>
       </w:r>
     </w:p>
-    <w:bookmarkEnd w:id="62"/>
-    <w:bookmarkEnd w:id="63"/>
-    <w:bookmarkStart w:id="64" w:name="conclusion-and-future-work"/>
     <w:p>
       <w:pPr>
-        <w:pStyle w:val="Heading1"/>
+        <w:numPr>
+          <w:ilvl w:val="0"/>
+          <w:numId w:val="1007"/>
+        </w:numPr>
       </w:pPr>
       <w:r>
-        <w:t xml:space="preserve">Conclusion and Future Work</w:t>
+        <w:rPr>
+          <w:i/>
+          <w:iCs/>
+        </w:rPr>
+        <w:t xml:space="preserve">Common item set.</w:t>
+      </w:r>
+      <w:r>
+        <w:t xml:space="preserve"> </w:t>
+      </w:r>
+      <w:r>
+        <w:t xml:space="preserve">A fresh five-shot pass on one fixed item set is the</w:t>
+      </w:r>
+      <w:r>
+        <w:t xml:space="preserve"> </w:t>
+      </w:r>
+      <w:r>
+        <w:t xml:space="preserve">basis for all traits; prior work mixing leaderboard subsets is explicitly not used</w:t>
+      </w:r>
+      <w:r>
+        <w:t xml:space="preserve"> </w:t>
+      </w:r>
+      <w:r>
+        <w:t xml:space="preserve">as validation.</w:t>
+      </w:r>
+    </w:p>
+    <w:p>
+      <w:pPr>
+        <w:numPr>
+          <w:ilvl w:val="0"/>
+          <w:numId w:val="1007"/>
+        </w:numPr>
+      </w:pPr>
+      <w:r>
+        <w:rPr>
+          <w:i/>
+          <w:iCs/>
+        </w:rPr>
+        <w:t xml:space="preserve">Benchmark contamination and saturation.</w:t>
+      </w:r>
+      <w:r>
+        <w:t xml:space="preserve"> </w:t>
+      </w:r>
+      <w:r>
+        <w:t xml:space="preserve">Traits come from a widely cited</w:t>
+      </w:r>
+      <w:r>
+        <w:t xml:space="preserve"> </w:t>
+      </w:r>
+      <w:r>
+        <w:t xml:space="preserve">five-shot benchmark; if pretraining included the items, trait variance is</w:t>
+      </w:r>
+      <w:r>
+        <w:t xml:space="preserve"> </w:t>
+      </w:r>
+      <w:r>
+        <w:t xml:space="preserve">compressed toward zero and era/lineage shares are biased downward. The</w:t>
+      </w:r>
+      <w:r>
+        <w:t xml:space="preserve"> </w:t>
+      </w:r>
+      <w:r>
+        <w:t xml:space="preserve">leaderboard sanity cross-check is explicitly not validation and is so labeled.</w:t>
+      </w:r>
+    </w:p>
+    <w:p>
+      <w:pPr>
+        <w:numPr>
+          <w:ilvl w:val="0"/>
+          <w:numId w:val="1007"/>
+        </w:numPr>
+      </w:pPr>
+      <w:r>
+        <w:rPr>
+          <w:i/>
+          <w:iCs/>
+        </w:rPr>
+        <w:t xml:space="preserve">Temporal drift.</w:t>
+      </w:r>
+      <w:r>
+        <w:t xml:space="preserve"> </w:t>
+      </w:r>
+      <w:r>
+        <w:t xml:space="preserve">The era component pools 14 quarters under an iid</w:t>
+      </w:r>
+      <w:r>
+        <w:t xml:space="preserve"> </w:t>
+      </w:r>
+      <w:r>
+        <w:t xml:space="preserve">assumption; if the shared training environment is non-stationary within the</w:t>
+      </w:r>
+      <w:r>
+        <w:t xml:space="preserve"> </w:t>
+      </w:r>
+      <w:r>
+        <w:t xml:space="preserve">window, the era effect is mis-specified. The era-convergence entry and the</w:t>
+      </w:r>
+      <w:r>
+        <w:t xml:space="preserve"> </w:t>
+      </w:r>
+      <w:r>
+        <w:t xml:space="preserve">connected-window audit probe this assumption.</w:t>
+      </w:r>
+    </w:p>
+    <w:bookmarkEnd w:id="63"/>
+    <w:bookmarkStart w:id="64" w:name="scope-restrictions"/>
+    <w:p>
+      <w:pPr>
+        <w:pStyle w:val="Heading2"/>
+      </w:pPr>
+      <w:r>
+        <w:t xml:space="preserve">Scope Restrictions</w:t>
       </w:r>
     </w:p>
     <w:p>
@@ -18686,1255 +21627,19 @@
         <w:pStyle w:val="FirstParagraph"/>
       </w:pPr>
       <w:r>
-        <w:t xml:space="preserve">We have presented an identifiability-gated variance-decomposition instrument for</w:t>
-      </w:r>
-      <w:r>
-        <w:t xml:space="preserve"> </w:t>
-      </w:r>
-      <w:r>
-        <w:t xml:space="preserve">correlated errors in public language models, and the decision order that makes it</w:t>
-      </w:r>
-      <w:r>
-        <w:t xml:space="preserve"> </w:t>
-      </w:r>
-      <w:r>
-        <w:t xml:space="preserve">defensible: verify identifiability, validate the estimator in simulation, design the</w:t>
-      </w:r>
-      <w:r>
-        <w:t xml:space="preserve"> </w:t>
-      </w:r>
-      <w:r>
-        <w:t xml:space="preserve">study population without observing outcomes, and only then decompose measured</w:t>
-      </w:r>
-      <w:r>
-        <w:t xml:space="preserve"> </w:t>
-      </w:r>
-      <w:r>
-        <w:t xml:space="preserve">traits into lineage, era, and model-specific components on the connected subset.</w:t>
-      </w:r>
-      <w:r>
-        <w:t xml:space="preserve"> </w:t>
-      </w:r>
-      <w:r>
-        <w:t xml:space="preserve">The estimator is validated under both balanced and realistic occupancy and fails</w:t>
-      </w:r>
-      <w:r>
-        <w:t xml:space="preserve"> </w:t>
-      </w:r>
-      <w:r>
-        <w:t xml:space="preserve">detectably under nested mis-specification. A pre-analysis procedure selects a</w:t>
-      </w:r>
-      <w:r>
-        <w:t xml:space="preserve"> </w:t>
-      </w:r>
-      <w:r>
-        <w:t xml:space="preserve">minimum valid population of 22 of 47 models—the smallest population that is</w:t>
-      </w:r>
-      <w:r>
-        <w:t xml:space="preserve"> </w:t>
-      </w:r>
-      <w:r>
-        <w:t xml:space="preserve">structurally identifiable and clears the simulation-based recoverability bar—at</w:t>
-      </w:r>
-      <w:r>
-        <w:t xml:space="preserve"> </w:t>
-      </w:r>
-      <w:r>
-        <w:t xml:space="preserve">about one-third of the full-run cost (a 67% reduction). The empirical partition—the actual lineage and</w:t>
-      </w:r>
-      <w:r>
-        <w:t xml:space="preserve"> </w:t>
-      </w:r>
-      <w:r>
-        <w:t xml:space="preserve">era shares on the selected population—is the outcome of the pre-registered</w:t>
-      </w:r>
-      <w:r>
-        <w:t xml:space="preserve"> </w:t>
-      </w:r>
-      <w:r>
-        <w:t xml:space="preserve">measurement pass and is deliberately not anticipated here; the decision rule for</w:t>
-      </w:r>
-      <w:r>
-        <w:t xml:space="preserve"> </w:t>
-      </w:r>
-      <w:r>
-        <w:t xml:space="preserve">whether cross-family diversification is a credible mitigation for correlated</w:t>
-      </w:r>
-      <w:r>
-        <w:t xml:space="preserve"> </w:t>
-      </w:r>
-      <w:r>
-        <w:t xml:space="preserve">failure is pre-registered and will be evaluated from those shares. All</w:t>
-      </w:r>
-      <w:r>
-        <w:t xml:space="preserve"> </w:t>
-      </w:r>
-      <w:r>
-        <w:t xml:space="preserve">artifacts—population, design, the optimizer, the validator, and the tests—are</w:t>
-      </w:r>
-      <w:r>
-        <w:t xml:space="preserve"> </w:t>
-      </w:r>
-      <w:r>
-        <w:t xml:space="preserve">released with the paper.</w:t>
-      </w:r>
-    </w:p>
-    <w:p>
-      <w:pPr>
-        <w:pStyle w:val="BodyText"/>
-      </w:pPr>
-      <w:r>
-        <w:t xml:space="preserve">The broader claim we would defend is about order rather than about language</w:t>
-      </w:r>
-      <w:r>
-        <w:t xml:space="preserve"> </w:t>
-      </w:r>
-      <w:r>
-        <w:t xml:space="preserve">models. Three questions—is the quantity identifiable, does the estimator</w:t>
-      </w:r>
-      <w:r>
-        <w:t xml:space="preserve"> </w:t>
-      </w:r>
-      <w:r>
-        <w:t xml:space="preserve">recover it at this sample size, and which units should be measured—are</w:t>
-      </w:r>
-      <w:r>
-        <w:t xml:space="preserve"> </w:t>
-      </w:r>
-      <w:r>
-        <w:t xml:space="preserve">routinely settled after the data are in hand, where each of them becomes a</w:t>
-      </w:r>
-      <w:r>
-        <w:t xml:space="preserve"> </w:t>
-      </w:r>
-      <w:r>
-        <w:t xml:space="preserve">degree of freedom rather than a result. Settling them first costs little: the</w:t>
-      </w:r>
-      <w:r>
-        <w:t xml:space="preserve"> </w:t>
-      </w:r>
-      <w:r>
-        <w:t xml:space="preserve">identifiability argument is algebra, the estimator validation is simulation,</w:t>
-      </w:r>
-      <w:r>
-        <w:t xml:space="preserve"> </w:t>
-      </w:r>
-      <w:r>
-        <w:t xml:space="preserve">and the population design is a search over subsets, none of which requires the</w:t>
-      </w:r>
-      <w:r>
-        <w:t xml:space="preserve"> </w:t>
-      </w:r>
-      <w:r>
-        <w:t xml:space="preserve">measurement it gates. What it buys is that each can be reported as a verdict</w:t>
-      </w:r>
-      <w:r>
-        <w:t xml:space="preserve"> </w:t>
-      </w:r>
-      <w:r>
-        <w:t xml:space="preserve">that a reader can check, including the verdict that the analysis should not</w:t>
-      </w:r>
-      <w:r>
-        <w:t xml:space="preserve"> </w:t>
-      </w:r>
-      <w:r>
-        <w:t xml:space="preserve">proceed. In this instance all three passed, which is the uninteresting outcome;</w:t>
-      </w:r>
-      <w:r>
-        <w:t xml:space="preserve"> </w:t>
-      </w:r>
-      <w:r>
-        <w:t xml:space="preserve">the design’s value is that it had a way to return the interesting one.</w:t>
-      </w:r>
-    </w:p>
-    <w:p>
-      <w:pPr>
-        <w:pStyle w:val="BodyText"/>
-      </w:pPr>
-      <w:r>
-        <w:t xml:space="preserve">Three extensions follow naturally. The first is scope: the instrument requires</w:t>
-      </w:r>
-      <w:r>
-        <w:t xml:space="preserve"> </w:t>
-      </w:r>
-      <w:r>
-        <w:t xml:space="preserve">only a documented release date, a family grouping, and a per-model trait, so it</w:t>
-      </w:r>
-      <w:r>
-        <w:t xml:space="preserve"> </w:t>
-      </w:r>
-      <w:r>
-        <w:t xml:space="preserve">applies unchanged to closed models the moment a provider publishes release</w:t>
-      </w:r>
-      <w:r>
-        <w:t xml:space="preserve"> </w:t>
-      </w:r>
-      <w:r>
-        <w:t xml:space="preserve">metadata, and to any trait—latency, refusal rate, calibration error—for</w:t>
-      </w:r>
-      <w:r>
-        <w:t xml:space="preserve"> </w:t>
-      </w:r>
-      <w:r>
-        <w:t xml:space="preserve">which correlated behaviour across a model population is the object of interest.</w:t>
-      </w:r>
-      <w:r>
-        <w:t xml:space="preserve"> </w:t>
-      </w:r>
-      <w:r>
-        <w:t xml:space="preserve">The second is temporal: because the open-model population grows every quarter,</w:t>
-      </w:r>
-      <w:r>
-        <w:t xml:space="preserve"> </w:t>
-      </w:r>
-      <w:r>
-        <w:t xml:space="preserve">the same design can be re-run as a rolling estimate, and the era component</w:t>
-      </w:r>
-      <w:r>
-        <w:t xml:space="preserve"> </w:t>
-      </w:r>
-      <w:r>
-        <w:t xml:space="preserve">becomes a time series rather than a scalar, which is the form in which the</w:t>
-      </w:r>
-      <w:r>
-        <w:t xml:space="preserve"> </w:t>
-      </w:r>
-      <w:r>
-        <w:t xml:space="preserve">convergence question of RQ5 is most naturally asked. The third is resolution:</w:t>
-      </w:r>
-      <w:r>
-        <w:t xml:space="preserve"> </w:t>
-      </w:r>
-      <w:r>
-        <w:t xml:space="preserve">the family grouping is the coarsest defensible ancestry proxy, and as</w:t>
-      </w:r>
-      <w:r>
-        <w:t xml:space="preserve"> </w:t>
-      </w:r>
-      <w:r>
-        <w:rPr>
-          <w:rStyle w:val="VerbatimChar"/>
-        </w:rPr>
-        <w:t xml:space="preserve">base_model</w:t>
-      </w:r>
-      <w:r>
-        <w:t xml:space="preserve"> </w:t>
-      </w:r>
-      <w:r>
-        <w:t xml:space="preserve">provenance becomes more consistently recorded, the lineage</w:t>
-      </w:r>
-      <w:r>
-        <w:t xml:space="preserve"> </w:t>
-      </w:r>
-      <w:r>
-        <w:t xml:space="preserve">factor can be refined from family membership towards the verified edge graph,</w:t>
-      </w:r>
-      <w:r>
-        <w:t xml:space="preserve"> </w:t>
-      </w:r>
-      <w:r>
-        <w:t xml:space="preserve">at which point</w:t>
-      </w:r>
-      <w:r>
-        <w:t xml:space="preserve"> </w:t>
-      </w:r>
-      <m:oMath>
-        <m:sSub>
-          <m:e>
-            <m:r>
-              <m:t>θ</m:t>
-            </m:r>
-          </m:e>
-          <m:sub>
-            <m:r>
-              <m:t>P</m:t>
-            </m:r>
-          </m:sub>
-        </m:sSub>
-      </m:oMath>
-      <w:r>
-        <w:t xml:space="preserve"> </w:t>
-      </w:r>
-      <w:r>
-        <w:t xml:space="preserve">and</w:t>
-      </w:r>
-      <w:r>
-        <w:t xml:space="preserve"> </w:t>
-      </w:r>
-      <m:oMath>
-        <m:sSub>
-          <m:e>
-            <m:r>
-              <m:t>θ</m:t>
-            </m:r>
-          </m:e>
-          <m:sub>
-            <m:r>
-              <m:t>M</m:t>
-            </m:r>
-          </m:sub>
-        </m:sSub>
-      </m:oMath>
-      <w:r>
-        <w:t xml:space="preserve"> </w:t>
-      </w:r>
-      <w:r>
-        <w:t xml:space="preserve">begin to converge on the same</w:t>
-      </w:r>
-      <w:r>
-        <w:t xml:space="preserve"> </w:t>
-      </w:r>
-      <w:r>
-        <w:t xml:space="preserve">population rather than on disjoint ones.</w:t>
-      </w:r>
-    </w:p>
-    <w:bookmarkEnd w:id="64"/>
-    <w:bookmarkStart w:id="65" w:name="appendix-a-phase-0-verification"/>
-    <w:p>
-      <w:pPr>
-        <w:pStyle w:val="Heading1"/>
-      </w:pPr>
-      <w:r>
-        <w:t xml:space="preserve">Appendix A: Phase 0 Verification</w:t>
-      </w:r>
-    </w:p>
-    <w:p>
-      <w:pPr>
-        <w:pStyle w:val="FirstParagraph"/>
-      </w:pPr>
-      <w:r>
-        <w:t xml:space="preserve">Family groupings were verified against Hugging Face organization metadata and</w:t>
-      </w:r>
-      <w:r>
-        <w:t xml:space="preserve"> </w:t>
-      </w:r>
-      <w:r>
-        <w:t xml:space="preserve">technical reports. Release quarter is the public release date, not the HF</w:t>
-      </w:r>
-      <w:r>
-        <w:t xml:space="preserve"> </w:t>
-      </w:r>
-      <w:r>
-        <w:rPr>
-          <w:i/>
-          <w:iCs/>
-        </w:rPr>
-        <w:t xml:space="preserve">createdAt</w:t>
-      </w:r>
-      <w:r>
-        <w:t xml:space="preserve"> </w:t>
-      </w:r>
-      <w:r>
-        <w:t xml:space="preserve">timestamp; four documented divergences were corrected by hand.</w:t>
-      </w:r>
-      <w:r>
-        <w:t xml:space="preserve"> </w:t>
-      </w:r>
-      <w:r>
-        <w:t xml:space="preserve">DeepSeek V4 is treated as a new independent lineage (a ground-up redesign that</w:t>
-      </w:r>
-      <w:r>
-        <w:t xml:space="preserve"> </w:t>
-      </w:r>
-      <w:r>
-        <w:t xml:space="preserve">dropped the MLA architecture), and the within-family Small chain (Small</w:t>
-      </w:r>
-      <w:r>
-        <w:t xml:space="preserve"> </w:t>
-      </w:r>
-      <w:r>
-        <w:t xml:space="preserve">3</w:t>
-      </w:r>
-      <w:r>
-        <w:t xml:space="preserve"> </w:t>
-      </w:r>
-      <m:oMath>
-        <m:r>
-          <m:rPr>
-            <m:sty m:val="p"/>
-          </m:rPr>
-          <m:t>→</m:t>
-        </m:r>
-      </m:oMath>
-      <w:r>
-        <w:t xml:space="preserve"> </w:t>
-      </w:r>
-      <w:r>
-        <w:t xml:space="preserve">3.1</w:t>
-      </w:r>
-      <w:r>
-        <w:t xml:space="preserve"> </w:t>
-      </w:r>
-      <m:oMath>
-        <m:r>
-          <m:rPr>
-            <m:sty m:val="p"/>
-          </m:rPr>
-          <m:t>→</m:t>
-        </m:r>
-      </m:oMath>
-      <w:r>
-        <w:t xml:space="preserve"> </w:t>
-      </w:r>
-      <w:r>
-        <w:t xml:space="preserve">3.2</w:t>
-      </w:r>
-      <w:r>
-        <w:t xml:space="preserve"> </w:t>
-      </w:r>
-      <m:oMath>
-        <m:r>
-          <m:rPr>
-            <m:sty m:val="p"/>
-          </m:rPr>
-          <m:t>→</m:t>
-        </m:r>
-      </m:oMath>
-      <w:r>
-        <w:t xml:space="preserve"> </w:t>
-      </w:r>
-      <w:r>
-        <w:t xml:space="preserve">4; Devstral-2 on Small-3.1-Base) is the only verified</w:t>
-      </w:r>
-      <w:r>
-        <w:t xml:space="preserve"> </w:t>
-      </w:r>
-      <w:r>
-        <w:t xml:space="preserve">cross-generation chain.</w:t>
-      </w:r>
-    </w:p>
-    <w:bookmarkEnd w:id="65"/>
-    <w:bookmarkStart w:id="66" w:name="Xccc65d781eeb3e20938d37628206747da3b391a"/>
-    <w:p>
-      <w:pPr>
-        <w:pStyle w:val="Heading1"/>
-      </w:pPr>
-      <w:r>
-        <w:t xml:space="preserve">Appendix B: Formal Identification Argument</w:t>
-      </w:r>
-    </w:p>
-    <w:p>
-      <w:pPr>
-        <w:pStyle w:val="FirstParagraph"/>
-      </w:pPr>
-      <w:r>
-        <w:t xml:space="preserve">For the covariance model (3),</w:t>
-      </w:r>
-      <w:r>
-        <w:t xml:space="preserve"> </w:t>
-      </w:r>
-      <m:oMath>
-        <m:r>
-          <m:rPr>
-            <m:sty m:val="bi"/>
-          </m:rPr>
-          <m:t>V</m:t>
-        </m:r>
-        <m:r>
-          <m:rPr>
-            <m:sty m:val="p"/>
-          </m:rPr>
-          <m:t>(</m:t>
-        </m:r>
-        <m:r>
-          <m:t>θ</m:t>
-        </m:r>
-        <m:r>
-          <m:rPr>
-            <m:sty m:val="p"/>
-          </m:rPr>
-          <m:t>)</m:t>
-        </m:r>
-        <m:r>
-          <m:rPr>
-            <m:sty m:val="p"/>
-          </m:rPr>
-          <m:t>=</m:t>
-        </m:r>
-        <m:sSubSup>
-          <m:e>
-            <m:r>
-              <m:t>σ</m:t>
-            </m:r>
-          </m:e>
-          <m:sub>
-            <m:r>
-              <m:t>U</m:t>
-            </m:r>
-          </m:sub>
-          <m:sup>
-            <m:r>
-              <m:t>2</m:t>
-            </m:r>
-          </m:sup>
-        </m:sSubSup>
-        <m:r>
-          <m:rPr>
-            <m:sty m:val="bi"/>
-          </m:rPr>
-          <m:t>I</m:t>
-        </m:r>
-        <m:r>
-          <m:rPr>
-            <m:sty m:val="p"/>
-          </m:rPr>
-          <m:t>+</m:t>
-        </m:r>
-        <m:sSubSup>
-          <m:e>
-            <m:r>
-              <m:t>σ</m:t>
-            </m:r>
-          </m:e>
-          <m:sub>
-            <m:r>
-              <m:t>L</m:t>
-            </m:r>
-          </m:sub>
-          <m:sup>
-            <m:r>
-              <m:t>2</m:t>
-            </m:r>
-          </m:sup>
-        </m:sSubSup>
-        <m:sSub>
-          <m:e>
-            <m:r>
-              <m:rPr>
-                <m:sty m:val="bi"/>
-              </m:rPr>
-              <m:t>Z</m:t>
-            </m:r>
-          </m:e>
-          <m:sub>
-            <m:r>
-              <m:t>F</m:t>
-            </m:r>
-          </m:sub>
-        </m:sSub>
-        <m:sSubSup>
-          <m:e>
-            <m:r>
-              <m:rPr>
-                <m:sty m:val="bi"/>
-              </m:rPr>
-              <m:t>Z</m:t>
-            </m:r>
-          </m:e>
-          <m:sub>
-            <m:r>
-              <m:t>F</m:t>
-            </m:r>
-          </m:sub>
-          <m:sup>
-            <m:r>
-              <m:rPr>
-                <m:sty m:val="p"/>
-              </m:rPr>
-              <m:t>⊤</m:t>
-            </m:r>
-          </m:sup>
-        </m:sSubSup>
-        <m:r>
-          <m:rPr>
-            <m:sty m:val="p"/>
-          </m:rPr>
-          <m:t>+</m:t>
-        </m:r>
-        <m:sSubSup>
-          <m:e>
-            <m:r>
-              <m:t>σ</m:t>
-            </m:r>
-          </m:e>
-          <m:sub>
-            <m:r>
-              <m:t>E</m:t>
-            </m:r>
-          </m:sub>
-          <m:sup>
-            <m:r>
-              <m:t>2</m:t>
-            </m:r>
-          </m:sup>
-        </m:sSubSup>
-        <m:sSub>
-          <m:e>
-            <m:r>
-              <m:rPr>
-                <m:sty m:val="bi"/>
-              </m:rPr>
-              <m:t>Z</m:t>
-            </m:r>
-          </m:e>
-          <m:sub>
-            <m:r>
-              <m:t>E</m:t>
-            </m:r>
-          </m:sub>
-        </m:sSub>
-        <m:sSubSup>
-          <m:e>
-            <m:r>
-              <m:rPr>
-                <m:sty m:val="bi"/>
-              </m:rPr>
-              <m:t>Z</m:t>
-            </m:r>
-          </m:e>
-          <m:sub>
-            <m:r>
-              <m:t>E</m:t>
-            </m:r>
-          </m:sub>
-          <m:sup>
-            <m:r>
-              <m:rPr>
-                <m:sty m:val="p"/>
-              </m:rPr>
-              <m:t>⊤</m:t>
-            </m:r>
-          </m:sup>
-        </m:sSubSup>
-      </m:oMath>
-      <w:r>
-        <w:t xml:space="preserve">. REML discards the fixed mean,</w:t>
-      </w:r>
-      <w:r>
-        <w:t xml:space="preserve"> </w:t>
-      </w:r>
-      <w:r>
-        <w:t xml:space="preserve">so</w:t>
-      </w:r>
-      <w:r>
-        <w:t xml:space="preserve"> </w:t>
-      </w:r>
-      <m:oMath>
-        <m:r>
-          <m:t>θ</m:t>
-        </m:r>
-      </m:oMath>
-      <w:r>
-        <w:t xml:space="preserve"> </w:t>
-      </w:r>
-      <w:r>
-        <w:t xml:space="preserve">is identifiable iff the three matrices</w:t>
-      </w:r>
-      <w:r>
-        <w:t xml:space="preserve"> </w:t>
-      </w:r>
-      <m:oMath>
-        <m:r>
-          <m:rPr>
-            <m:sty m:val="bi"/>
-          </m:rPr>
-          <m:t>I</m:t>
-        </m:r>
-        <m:r>
-          <m:rPr>
-            <m:sty m:val="p"/>
-          </m:rPr>
-          <m:t>,</m:t>
-        </m:r>
-        <m:sSub>
-          <m:e>
-            <m:r>
-              <m:rPr>
-                <m:sty m:val="bi"/>
-              </m:rPr>
-              <m:t>Z</m:t>
-            </m:r>
-          </m:e>
-          <m:sub>
-            <m:r>
-              <m:t>F</m:t>
-            </m:r>
-          </m:sub>
-        </m:sSub>
-        <m:sSubSup>
-          <m:e>
-            <m:r>
-              <m:rPr>
-                <m:sty m:val="bi"/>
-              </m:rPr>
-              <m:t>Z</m:t>
-            </m:r>
-          </m:e>
-          <m:sub>
-            <m:r>
-              <m:t>F</m:t>
-            </m:r>
-          </m:sub>
-          <m:sup>
-            <m:r>
-              <m:rPr>
-                <m:sty m:val="p"/>
-              </m:rPr>
-              <m:t>⊤</m:t>
-            </m:r>
-          </m:sup>
-        </m:sSubSup>
-        <m:r>
-          <m:rPr>
-            <m:sty m:val="p"/>
-          </m:rPr>
-          <m:t>,</m:t>
-        </m:r>
-        <m:sSub>
-          <m:e>
-            <m:r>
-              <m:rPr>
-                <m:sty m:val="bi"/>
-              </m:rPr>
-              <m:t>Z</m:t>
-            </m:r>
-          </m:e>
-          <m:sub>
-            <m:r>
-              <m:t>E</m:t>
-            </m:r>
-          </m:sub>
-        </m:sSub>
-        <m:sSubSup>
-          <m:e>
-            <m:r>
-              <m:rPr>
-                <m:sty m:val="bi"/>
-              </m:rPr>
-              <m:t>Z</m:t>
-            </m:r>
-          </m:e>
-          <m:sub>
-            <m:r>
-              <m:t>E</m:t>
-            </m:r>
-          </m:sub>
-          <m:sup>
-            <m:r>
-              <m:rPr>
-                <m:sty m:val="p"/>
-              </m:rPr>
-              <m:t>⊤</m:t>
-            </m:r>
-          </m:sup>
-        </m:sSubSup>
-      </m:oMath>
-      <w:r>
-        <w:t xml:space="preserve"> </w:t>
-      </w:r>
-      <w:r>
-        <w:t xml:space="preserve">are linearly independent on the orthogonal complement of</w:t>
-      </w:r>
-      <w:r>
-        <w:t xml:space="preserve"> </w:t>
-      </w:r>
-      <m:oMath>
-        <m:r>
-          <m:rPr>
-            <m:sty m:val="b"/>
-          </m:rPr>
-          <m:t>1</m:t>
-        </m:r>
-      </m:oMath>
-      <w:r>
-        <w:t xml:space="preserve">. For</w:t>
-      </w:r>
-      <w:r>
-        <w:t xml:space="preserve"> </w:t>
-      </w:r>
-      <m:oMath>
-        <m:r>
-          <m:t>i</m:t>
-        </m:r>
-        <m:r>
-          <m:rPr>
-            <m:sty m:val="p"/>
-          </m:rPr>
-          <m:t>≠</m:t>
-        </m:r>
-        <m:r>
-          <m:t>j</m:t>
-        </m:r>
-      </m:oMath>
-      <w:r>
-        <w:t xml:space="preserve">, the</w:t>
-      </w:r>
-      <w:r>
-        <w:t xml:space="preserve"> </w:t>
-      </w:r>
-      <m:oMath>
-        <m:r>
-          <m:rPr>
-            <m:sty m:val="p"/>
-          </m:rPr>
-          <m:t>(</m:t>
-        </m:r>
-        <m:r>
-          <m:t>i</m:t>
-        </m:r>
-        <m:r>
-          <m:rPr>
-            <m:sty m:val="p"/>
-          </m:rPr>
-          <m:t>,</m:t>
-        </m:r>
-        <m:r>
-          <m:t>j</m:t>
-        </m:r>
-        <m:r>
-          <m:rPr>
-            <m:sty m:val="p"/>
-          </m:rPr>
-          <m:t>)</m:t>
-        </m:r>
-      </m:oMath>
-      <w:r>
-        <w:t xml:space="preserve"> </w:t>
-      </w:r>
-      <w:r>
-        <w:t xml:space="preserve">entry of</w:t>
-      </w:r>
-      <w:r>
-        <w:t xml:space="preserve"> </w:t>
-      </w:r>
-      <m:oMath>
-        <m:r>
-          <m:rPr>
-            <m:sty m:val="bi"/>
-          </m:rPr>
-          <m:t>V</m:t>
-        </m:r>
-      </m:oMath>
-      <w:r>
-        <w:t xml:space="preserve"> </w:t>
-      </w:r>
-      <w:r>
-        <w:t xml:space="preserve">is</w:t>
-      </w:r>
-      <w:r>
-        <w:t xml:space="preserve"> </w:t>
-      </w:r>
-      <m:oMath>
-        <m:r>
-          <m:t>b</m:t>
-        </m:r>
-        <m:r>
-          <m:t> </m:t>
-        </m:r>
-        <m:r>
-          <m:rPr>
-            <m:sty m:val="b"/>
-          </m:rPr>
-          <m:t>1</m:t>
-        </m:r>
-        <m:r>
-          <m:rPr>
-            <m:sty m:val="p"/>
-          </m:rPr>
-          <m:t>{</m:t>
-        </m:r>
-        <m:r>
-          <m:t>f</m:t>
-        </m:r>
-        <m:r>
-          <m:rPr>
-            <m:sty m:val="p"/>
-          </m:rPr>
-          <m:t>(</m:t>
-        </m:r>
-        <m:r>
-          <m:t>i</m:t>
-        </m:r>
-        <m:r>
-          <m:rPr>
-            <m:sty m:val="p"/>
-          </m:rPr>
-          <m:t>)</m:t>
-        </m:r>
-        <m:r>
-          <m:rPr>
-            <m:sty m:val="p"/>
-          </m:rPr>
-          <m:t>=</m:t>
-        </m:r>
-        <m:r>
-          <m:t>f</m:t>
-        </m:r>
-        <m:r>
-          <m:rPr>
-            <m:sty m:val="p"/>
-          </m:rPr>
-          <m:t>(</m:t>
-        </m:r>
-        <m:r>
-          <m:t>j</m:t>
-        </m:r>
-        <m:r>
-          <m:rPr>
-            <m:sty m:val="p"/>
-          </m:rPr>
-          <m:t>)</m:t>
-        </m:r>
-        <m:r>
-          <m:rPr>
-            <m:sty m:val="p"/>
-          </m:rPr>
-          <m:t>}</m:t>
-        </m:r>
-        <m:r>
-          <m:rPr>
-            <m:sty m:val="p"/>
-          </m:rPr>
-          <m:t>+</m:t>
-        </m:r>
-        <m:r>
-          <m:t>c</m:t>
-        </m:r>
-        <m:r>
-          <m:t> </m:t>
-        </m:r>
-        <m:r>
-          <m:rPr>
-            <m:sty m:val="b"/>
-          </m:rPr>
-          <m:t>1</m:t>
-        </m:r>
-        <m:r>
-          <m:rPr>
-            <m:sty m:val="p"/>
-          </m:rPr>
-          <m:t>{</m:t>
-        </m:r>
-        <m:r>
-          <m:t>e</m:t>
-        </m:r>
-        <m:r>
-          <m:rPr>
-            <m:sty m:val="p"/>
-          </m:rPr>
-          <m:t>(</m:t>
-        </m:r>
-        <m:r>
-          <m:t>i</m:t>
-        </m:r>
-        <m:r>
-          <m:rPr>
-            <m:sty m:val="p"/>
-          </m:rPr>
-          <m:t>)</m:t>
-        </m:r>
-        <m:r>
-          <m:rPr>
-            <m:sty m:val="p"/>
-          </m:rPr>
-          <m:t>=</m:t>
-        </m:r>
-        <m:r>
-          <m:t>e</m:t>
-        </m:r>
-        <m:r>
-          <m:rPr>
-            <m:sty m:val="p"/>
-          </m:rPr>
-          <m:t>(</m:t>
-        </m:r>
-        <m:r>
-          <m:t>j</m:t>
-        </m:r>
-        <m:r>
-          <m:rPr>
-            <m:sty m:val="p"/>
-          </m:rPr>
-          <m:t>)</m:t>
-        </m:r>
-        <m:r>
-          <m:rPr>
-            <m:sty m:val="p"/>
-          </m:rPr>
-          <m:t>}</m:t>
-        </m:r>
-      </m:oMath>
-      <w:r>
-        <w:t xml:space="preserve"> </w:t>
-      </w:r>
-      <w:r>
-        <w:t xml:space="preserve">with</w:t>
-      </w:r>
-      <w:r>
-        <w:t xml:space="preserve"> </w:t>
-      </w:r>
-      <m:oMath>
-        <m:r>
-          <m:t>b</m:t>
-        </m:r>
-        <m:r>
-          <m:rPr>
-            <m:sty m:val="p"/>
-          </m:rPr>
-          <m:t>=</m:t>
-        </m:r>
-        <m:sSubSup>
-          <m:e>
-            <m:r>
-              <m:t>σ</m:t>
-            </m:r>
-          </m:e>
-          <m:sub>
-            <m:r>
-              <m:t>L</m:t>
-            </m:r>
-          </m:sub>
-          <m:sup>
-            <m:r>
-              <m:t>2</m:t>
-            </m:r>
-          </m:sup>
-        </m:sSubSup>
-      </m:oMath>
-      <w:r>
-        <w:t xml:space="preserve">,</w:t>
-      </w:r>
-      <w:r>
-        <w:t xml:space="preserve"> </w:t>
-      </w:r>
-      <m:oMath>
-        <m:r>
-          <m:t>c</m:t>
-        </m:r>
-        <m:r>
-          <m:rPr>
-            <m:sty m:val="p"/>
-          </m:rPr>
-          <m:t>=</m:t>
-        </m:r>
-        <m:sSubSup>
-          <m:e>
-            <m:r>
-              <m:t>σ</m:t>
-            </m:r>
-          </m:e>
-          <m:sub>
-            <m:r>
-              <m:t>E</m:t>
-            </m:r>
-          </m:sub>
-          <m:sup>
-            <m:r>
-              <m:t>2</m:t>
-            </m:r>
-          </m:sup>
-        </m:sSubSup>
-      </m:oMath>
-      <w:r>
-        <w:t xml:space="preserve">: a pair sharing only a family pins</w:t>
-      </w:r>
-      <w:r>
-        <w:t xml:space="preserve"> </w:t>
-      </w:r>
-      <m:oMath>
-        <m:r>
-          <m:t>b</m:t>
-        </m:r>
-      </m:oMath>
-      <w:r>
-        <w:t xml:space="preserve">, a</w:t>
-      </w:r>
-      <w:r>
-        <w:t xml:space="preserve"> </w:t>
-      </w:r>
-      <w:r>
-        <w:t xml:space="preserve">pair sharing only an era pins</w:t>
-      </w:r>
-      <w:r>
-        <w:t xml:space="preserve"> </w:t>
-      </w:r>
-      <m:oMath>
-        <m:r>
-          <m:t>c</m:t>
-        </m:r>
-      </m:oMath>
-      <w:r>
-        <w:t xml:space="preserve">, and a cross pair pins nothing. Failure modes</w:t>
-      </w:r>
-      <w:r>
-        <w:t xml:space="preserve"> </w:t>
-      </w:r>
-      <w:r>
-        <w:t xml:space="preserve">are then only (i) no family-sharing pair with disjoint eras exists—equivalently</w:t>
-      </w:r>
-      <w:r>
-        <w:t xml:space="preserve"> </w:t>
-      </w:r>
-      <w:r>
-        <w:t xml:space="preserve">family and era partitions coincide, the nested design—in which case</w:t>
-      </w:r>
-      <w:r>
-        <w:t xml:space="preserve"> </w:t>
-      </w:r>
-      <m:oMath>
-        <m:sSub>
-          <m:e>
-            <m:r>
-              <m:rPr>
-                <m:sty m:val="bi"/>
-              </m:rPr>
-              <m:t>Z</m:t>
-            </m:r>
-          </m:e>
-          <m:sub>
-            <m:r>
-              <m:t>F</m:t>
-            </m:r>
-          </m:sub>
-        </m:sSub>
-      </m:oMath>
-      <w:r>
-        <w:t xml:space="preserve"> </w:t>
-      </w:r>
-      <w:r>
-        <w:t xml:space="preserve">and</w:t>
-      </w:r>
-      <w:r>
-        <w:t xml:space="preserve"> </w:t>
-      </w:r>
-      <m:oMath>
-        <m:sSub>
-          <m:e>
-            <m:r>
-              <m:rPr>
-                <m:sty m:val="bi"/>
-              </m:rPr>
-              <m:t>Z</m:t>
-            </m:r>
-          </m:e>
-          <m:sub>
-            <m:r>
-              <m:t>E</m:t>
-            </m:r>
-          </m:sub>
-        </m:sSub>
-      </m:oMath>
-      <w:r>
-        <w:t xml:space="preserve"> </w:t>
-      </w:r>
-      <w:r>
-        <w:t xml:space="preserve">span the same column space and</w:t>
-      </w:r>
-      <w:r>
-        <w:t xml:space="preserve"> </w:t>
-      </w:r>
-      <m:oMath>
-        <m:sSubSup>
-          <m:e>
-            <m:r>
-              <m:t>σ</m:t>
-            </m:r>
-          </m:e>
-          <m:sub>
-            <m:r>
-              <m:t>L</m:t>
-            </m:r>
-          </m:sub>
-          <m:sup>
-            <m:r>
-              <m:t>2</m:t>
-            </m:r>
-          </m:sup>
-        </m:sSubSup>
-        <m:r>
-          <m:rPr>
-            <m:sty m:val="p"/>
-          </m:rPr>
-          <m:t>,</m:t>
-        </m:r>
-        <m:sSubSup>
-          <m:e>
-            <m:r>
-              <m:t>σ</m:t>
-            </m:r>
-          </m:e>
-          <m:sub>
-            <m:r>
-              <m:t>E</m:t>
-            </m:r>
-          </m:sub>
-          <m:sup>
-            <m:r>
-              <m:t>2</m:t>
-            </m:r>
-          </m:sup>
-        </m:sSubSup>
-      </m:oMath>
-      <w:r>
-        <w:t xml:space="preserve"> </w:t>
-      </w:r>
-      <w:r>
-        <w:t xml:space="preserve">are perfectly aliased; and (ii) the</w:t>
-      </w:r>
-      <w:r>
-        <w:t xml:space="preserve"> </w:t>
-      </w:r>
-      <w:r>
-        <w:t xml:space="preserve">family</w:t>
-      </w:r>
-      <m:oMath>
-        <m:r>
-          <m:rPr>
-            <m:sty m:val="p"/>
-          </m:rPr>
-          <m:t>×</m:t>
-        </m:r>
-      </m:oMath>
-      <w:r>
-        <w:t xml:space="preserve">era incidence graph is disconnected, in which case the constraints</w:t>
-      </w:r>
-      <w:r>
-        <w:t xml:space="preserve"> </w:t>
-      </w:r>
-      <w:r>
-        <w:t xml:space="preserve">separate by component and components alias with a mixture. Every connected</w:t>
-      </w:r>
-      <w:r>
-        <w:t xml:space="preserve"> </w:t>
-      </w:r>
-      <w:r>
-        <w:t xml:space="preserve">crossed design with both marginals active is therefore identifiable. This is the</w:t>
-      </w:r>
-      <w:r>
-        <w:t xml:space="preserve"> </w:t>
-      </w:r>
-      <w:r>
-        <w:t xml:space="preserve">rank condition of Section IV and the gate of</w:t>
-      </w:r>
-      <w:r>
-        <w:t xml:space="preserve"> </w:t>
-      </w:r>
-      <w:r>
-        <w:t xml:space="preserve">Section V; Appendix C probes it empirically.</w:t>
-      </w:r>
-    </w:p>
-    <w:bookmarkEnd w:id="66"/>
-    <w:bookmarkStart w:id="67" w:name="appendix-c-detectable-failure-battery-d3"/>
-    <w:p>
-      <w:pPr>
-        <w:pStyle w:val="Heading1"/>
-      </w:pPr>
-      <w:r>
-        <w:t xml:space="preserve">Appendix C: Detectable-Failure Battery (D3)</w:t>
-      </w:r>
-    </w:p>
-    <w:p>
-      <w:pPr>
-        <w:pStyle w:val="FirstParagraph"/>
-      </w:pPr>
-      <w:r>
-        <w:t xml:space="preserve">The nested mis-specification is flagged by three independent detectors, all</w:t>
-      </w:r>
-      <w:r>
-        <w:t xml:space="preserve"> </w:t>
-      </w:r>
-      <w:r>
-        <w:t xml:space="preserve">computed on 300 fresh repetitions of each scenario:</w:t>
+        <w:t xml:space="preserve">The following are not deficiencies to be mitigated. They define the population</w:t>
+      </w:r>
+      <w:r>
+        <w:t xml:space="preserve"> </w:t>
+      </w:r>
+      <w:r>
+        <w:t xml:space="preserve">to which any estimate applies, and an estimate read outside that population is</w:t>
+      </w:r>
+      <w:r>
+        <w:t xml:space="preserve"> </w:t>
+      </w:r>
+      <w:r>
+        <w:t xml:space="preserve">not a weaker claim but a different and unsupported one.</w:t>
       </w:r>
     </w:p>
     <w:p>
@@ -19942,6 +21647,1420 @@
         <w:numPr>
           <w:ilvl w:val="0"/>
           <w:numId w:val="1008"/>
+        </w:numPr>
+      </w:pPr>
+      <w:r>
+        <w:rPr>
+          <w:i/>
+          <w:iCs/>
+        </w:rPr>
+        <w:t xml:space="preserve">Open-weight sampling frame.</w:t>
+      </w:r>
+      <w:r>
+        <w:t xml:space="preserve"> </w:t>
+      </w:r>
+      <w:r>
+        <w:t xml:space="preserve">The population is restricted to open-weight</w:t>
+      </w:r>
+      <w:r>
+        <w:t xml:space="preserve"> </w:t>
+      </w:r>
+      <w:r>
+        <w:t xml:space="preserve">models with documented release records; hosted and closed models are excluded by</w:t>
+      </w:r>
+      <w:r>
+        <w:t xml:space="preserve"> </w:t>
+      </w:r>
+      <w:r>
+        <w:t xml:space="preserve">design, so conclusions scope to the connected subset of the open-weight universe</w:t>
+      </w:r>
+      <w:r>
+        <w:t xml:space="preserve"> </w:t>
+      </w:r>
+      <w:r>
+        <w:t xml:space="preserve">and do not generalize to closed systems. This is a consequence of requiring a</w:t>
+      </w:r>
+      <w:r>
+        <w:t xml:space="preserve"> </w:t>
+      </w:r>
+      <w:r>
+        <w:t xml:space="preserve">verified release date and family attribution—the same requirement that makes</w:t>
+      </w:r>
+      <w:r>
+        <w:t xml:space="preserve"> </w:t>
+      </w:r>
+      <w:r>
+        <w:t xml:space="preserve">the design auditable is what excludes closed models.</w:t>
+      </w:r>
+    </w:p>
+    <w:p>
+      <w:pPr>
+        <w:numPr>
+          <w:ilvl w:val="0"/>
+          <w:numId w:val="1008"/>
+        </w:numPr>
+      </w:pPr>
+      <w:r>
+        <w:rPr>
+          <w:i/>
+          <w:iCs/>
+        </w:rPr>
+        <w:t xml:space="preserve">Visibility bias.</w:t>
+      </w:r>
+      <w:r>
+        <w:t xml:space="preserve"> </w:t>
+      </w:r>
+      <w:r>
+        <w:t xml:space="preserve">The frame is drawn from widely tracked open releases;</w:t>
+      </w:r>
+      <w:r>
+        <w:t xml:space="preserve"> </w:t>
+      </w:r>
+      <w:r>
+        <w:t xml:space="preserve">smaller or niche families are underrepresented, which could overstate the family</w:t>
+      </w:r>
+      <w:r>
+        <w:t xml:space="preserve"> </w:t>
+      </w:r>
+      <w:r>
+        <w:t xml:space="preserve">component relative to the full open-weight universe. Unlike the items above,</w:t>
+      </w:r>
+      <w:r>
+        <w:t xml:space="preserve"> </w:t>
+      </w:r>
+      <w:r>
+        <w:t xml:space="preserve">the direction of this bias is argued rather than measured, and we flag it as</w:t>
+      </w:r>
+      <w:r>
+        <w:t xml:space="preserve"> </w:t>
+      </w:r>
+      <w:r>
+        <w:t xml:space="preserve">the weakest-supported claim in this section.</w:t>
+      </w:r>
+    </w:p>
+    <w:p>
+      <w:pPr>
+        <w:numPr>
+          <w:ilvl w:val="0"/>
+          <w:numId w:val="1008"/>
+        </w:numPr>
+      </w:pPr>
+      <w:r>
+        <w:rPr>
+          <w:i/>
+          <w:iCs/>
+        </w:rPr>
+        <w:t xml:space="preserve">Off-subset scope.</w:t>
+      </w:r>
+      <w:r>
+        <w:t xml:space="preserve"> </w:t>
+      </w:r>
+      <w:r>
+        <w:t xml:space="preserve">The partition is defined only where lineage and era</w:t>
+      </w:r>
+      <w:r>
+        <w:t xml:space="preserve"> </w:t>
+      </w:r>
+      <w:r>
+        <w:t xml:space="preserve">vary jointly; conclusions do not extend to nested subpopulations (where the</w:t>
+      </w:r>
+      <w:r>
+        <w:t xml:space="preserve"> </w:t>
+      </w:r>
+      <w:r>
+        <w:t xml:space="preserve">partition is undefined by construction) or to closed models. It is worth being</w:t>
+      </w:r>
+      <w:r>
+        <w:t xml:space="preserve"> </w:t>
+      </w:r>
+      <w:r>
+        <w:t xml:space="preserve">explicit that this is not a coverage gap that more data would close: on a</w:t>
+      </w:r>
+      <w:r>
+        <w:t xml:space="preserve"> </w:t>
+      </w:r>
+      <w:r>
+        <w:t xml:space="preserve">nested subpopulation the estimand does not exist, so there is nothing there to</w:t>
+      </w:r>
+      <w:r>
+        <w:t xml:space="preserve"> </w:t>
+      </w:r>
+      <w:r>
+        <w:t xml:space="preserve">estimate more carefully.</w:t>
+      </w:r>
+    </w:p>
+    <w:bookmarkEnd w:id="64"/>
+    <w:bookmarkEnd w:id="65"/>
+    <w:bookmarkStart w:id="66" w:name="conclusion-and-future-work"/>
+    <w:p>
+      <w:pPr>
+        <w:pStyle w:val="Heading1"/>
+      </w:pPr>
+      <w:r>
+        <w:t xml:space="preserve">Conclusion and Future Work</w:t>
+      </w:r>
+    </w:p>
+    <w:p>
+      <w:pPr>
+        <w:pStyle w:val="FirstParagraph"/>
+      </w:pPr>
+      <w:r>
+        <w:t xml:space="preserve">We have presented an identifiability-gated variance-decomposition instrument for</w:t>
+      </w:r>
+      <w:r>
+        <w:t xml:space="preserve"> </w:t>
+      </w:r>
+      <w:r>
+        <w:t xml:space="preserve">correlated errors in public language models, and the decision order that makes it</w:t>
+      </w:r>
+      <w:r>
+        <w:t xml:space="preserve"> </w:t>
+      </w:r>
+      <w:r>
+        <w:t xml:space="preserve">defensible: verify identifiability, validate the estimator in simulation, design the</w:t>
+      </w:r>
+      <w:r>
+        <w:t xml:space="preserve"> </w:t>
+      </w:r>
+      <w:r>
+        <w:t xml:space="preserve">study population without observing outcomes, and only then decompose measured</w:t>
+      </w:r>
+      <w:r>
+        <w:t xml:space="preserve"> </w:t>
+      </w:r>
+      <w:r>
+        <w:t xml:space="preserve">traits into lineage, era, and model-specific components on the connected subset.</w:t>
+      </w:r>
+      <w:r>
+        <w:t xml:space="preserve"> </w:t>
+      </w:r>
+      <w:r>
+        <w:t xml:space="preserve">The estimator is validated under both balanced and realistic occupancy and fails</w:t>
+      </w:r>
+      <w:r>
+        <w:t xml:space="preserve"> </w:t>
+      </w:r>
+      <w:r>
+        <w:t xml:space="preserve">detectably under nested mis-specification. A pre-analysis procedure selects a</w:t>
+      </w:r>
+      <w:r>
+        <w:t xml:space="preserve"> </w:t>
+      </w:r>
+      <w:r>
+        <w:t xml:space="preserve">minimum valid population of 22 of 47 models—the smallest population that is</w:t>
+      </w:r>
+      <w:r>
+        <w:t xml:space="preserve"> </w:t>
+      </w:r>
+      <w:r>
+        <w:t xml:space="preserve">structurally identifiable and clears the simulation-based recoverability bar—at</w:t>
+      </w:r>
+      <w:r>
+        <w:t xml:space="preserve"> </w:t>
+      </w:r>
+      <w:r>
+        <w:t xml:space="preserve">about one-third of the full-run cost (a 67% reduction). The empirical partition—the actual lineage and</w:t>
+      </w:r>
+      <w:r>
+        <w:t xml:space="preserve"> </w:t>
+      </w:r>
+      <w:r>
+        <w:t xml:space="preserve">era shares on the selected population—is the outcome of the pre-registered</w:t>
+      </w:r>
+      <w:r>
+        <w:t xml:space="preserve"> </w:t>
+      </w:r>
+      <w:r>
+        <w:t xml:space="preserve">measurement pass and is deliberately not anticipated here; the decision rule for</w:t>
+      </w:r>
+      <w:r>
+        <w:t xml:space="preserve"> </w:t>
+      </w:r>
+      <w:r>
+        <w:t xml:space="preserve">whether cross-family diversification is a credible mitigation for correlated</w:t>
+      </w:r>
+      <w:r>
+        <w:t xml:space="preserve"> </w:t>
+      </w:r>
+      <w:r>
+        <w:t xml:space="preserve">failure is pre-registered and will be evaluated from those shares. All</w:t>
+      </w:r>
+      <w:r>
+        <w:t xml:space="preserve"> </w:t>
+      </w:r>
+      <w:r>
+        <w:t xml:space="preserve">artifacts—population, design, the optimizer, the validator, and the tests—are</w:t>
+      </w:r>
+      <w:r>
+        <w:t xml:space="preserve"> </w:t>
+      </w:r>
+      <w:r>
+        <w:t xml:space="preserve">released with the paper.</w:t>
+      </w:r>
+    </w:p>
+    <w:p>
+      <w:pPr>
+        <w:pStyle w:val="BodyText"/>
+      </w:pPr>
+      <w:r>
+        <w:t xml:space="preserve">The broader claim we would defend is about order rather than about language</w:t>
+      </w:r>
+      <w:r>
+        <w:t xml:space="preserve"> </w:t>
+      </w:r>
+      <w:r>
+        <w:t xml:space="preserve">models. Three questions—is the quantity identifiable, does the estimator</w:t>
+      </w:r>
+      <w:r>
+        <w:t xml:space="preserve"> </w:t>
+      </w:r>
+      <w:r>
+        <w:t xml:space="preserve">recover it at this sample size, and which units should be measured—are</w:t>
+      </w:r>
+      <w:r>
+        <w:t xml:space="preserve"> </w:t>
+      </w:r>
+      <w:r>
+        <w:t xml:space="preserve">routinely settled after the data are in hand, where each of them becomes a</w:t>
+      </w:r>
+      <w:r>
+        <w:t xml:space="preserve"> </w:t>
+      </w:r>
+      <w:r>
+        <w:t xml:space="preserve">degree of freedom rather than a result. Settling them first costs little: the</w:t>
+      </w:r>
+      <w:r>
+        <w:t xml:space="preserve"> </w:t>
+      </w:r>
+      <w:r>
+        <w:t xml:space="preserve">identifiability argument is algebra, the estimator validation is simulation,</w:t>
+      </w:r>
+      <w:r>
+        <w:t xml:space="preserve"> </w:t>
+      </w:r>
+      <w:r>
+        <w:t xml:space="preserve">and the population design is a search over subsets, none of which requires the</w:t>
+      </w:r>
+      <w:r>
+        <w:t xml:space="preserve"> </w:t>
+      </w:r>
+      <w:r>
+        <w:t xml:space="preserve">measurement it gates. What it buys is that each can be reported as a verdict</w:t>
+      </w:r>
+      <w:r>
+        <w:t xml:space="preserve"> </w:t>
+      </w:r>
+      <w:r>
+        <w:t xml:space="preserve">that a reader can check, including the verdict that the analysis should not</w:t>
+      </w:r>
+      <w:r>
+        <w:t xml:space="preserve"> </w:t>
+      </w:r>
+      <w:r>
+        <w:t xml:space="preserve">proceed. In this instance all three passed, which is the uninteresting outcome;</w:t>
+      </w:r>
+      <w:r>
+        <w:t xml:space="preserve"> </w:t>
+      </w:r>
+      <w:r>
+        <w:t xml:space="preserve">the design’s value is that it had a way to return the interesting one.</w:t>
+      </w:r>
+    </w:p>
+    <w:p>
+      <w:pPr>
+        <w:pStyle w:val="BodyText"/>
+      </w:pPr>
+      <w:r>
+        <w:t xml:space="preserve">Three extensions follow naturally. The first is scope: the instrument requires</w:t>
+      </w:r>
+      <w:r>
+        <w:t xml:space="preserve"> </w:t>
+      </w:r>
+      <w:r>
+        <w:t xml:space="preserve">only a documented release date, a family grouping, and a per-model trait, so it</w:t>
+      </w:r>
+      <w:r>
+        <w:t xml:space="preserve"> </w:t>
+      </w:r>
+      <w:r>
+        <w:t xml:space="preserve">applies unchanged to closed models the moment a provider publishes release</w:t>
+      </w:r>
+      <w:r>
+        <w:t xml:space="preserve"> </w:t>
+      </w:r>
+      <w:r>
+        <w:t xml:space="preserve">metadata, and to any trait—latency, refusal rate, calibration error—for</w:t>
+      </w:r>
+      <w:r>
+        <w:t xml:space="preserve"> </w:t>
+      </w:r>
+      <w:r>
+        <w:t xml:space="preserve">which correlated behaviour across a model population is the object of interest.</w:t>
+      </w:r>
+      <w:r>
+        <w:t xml:space="preserve"> </w:t>
+      </w:r>
+      <w:r>
+        <w:t xml:space="preserve">The second is temporal: because the open-model population grows every quarter,</w:t>
+      </w:r>
+      <w:r>
+        <w:t xml:space="preserve"> </w:t>
+      </w:r>
+      <w:r>
+        <w:t xml:space="preserve">the same design can be re-run as a rolling estimate, and the era component</w:t>
+      </w:r>
+      <w:r>
+        <w:t xml:space="preserve"> </w:t>
+      </w:r>
+      <w:r>
+        <w:t xml:space="preserve">becomes a time series rather than a scalar, which is the form in which the</w:t>
+      </w:r>
+      <w:r>
+        <w:t xml:space="preserve"> </w:t>
+      </w:r>
+      <w:r>
+        <w:t xml:space="preserve">convergence question of RQ5 is most naturally asked. The third is resolution:</w:t>
+      </w:r>
+      <w:r>
+        <w:t xml:space="preserve"> </w:t>
+      </w:r>
+      <w:r>
+        <w:t xml:space="preserve">the family grouping is the coarsest defensible ancestry proxy, and as</w:t>
+      </w:r>
+      <w:r>
+        <w:t xml:space="preserve"> </w:t>
+      </w:r>
+      <w:r>
+        <w:rPr>
+          <w:rStyle w:val="VerbatimChar"/>
+        </w:rPr>
+        <w:t xml:space="preserve">base_model</w:t>
+      </w:r>
+      <w:r>
+        <w:t xml:space="preserve"> </w:t>
+      </w:r>
+      <w:r>
+        <w:t xml:space="preserve">provenance becomes more consistently recorded, the lineage</w:t>
+      </w:r>
+      <w:r>
+        <w:t xml:space="preserve"> </w:t>
+      </w:r>
+      <w:r>
+        <w:t xml:space="preserve">factor can be refined from family membership towards the verified edge graph,</w:t>
+      </w:r>
+      <w:r>
+        <w:t xml:space="preserve"> </w:t>
+      </w:r>
+      <w:r>
+        <w:t xml:space="preserve">at which point</w:t>
+      </w:r>
+      <w:r>
+        <w:t xml:space="preserve"> </w:t>
+      </w:r>
+      <m:oMath>
+        <m:sSub>
+          <m:e>
+            <m:r>
+              <m:t>θ</m:t>
+            </m:r>
+          </m:e>
+          <m:sub>
+            <m:r>
+              <m:t>P</m:t>
+            </m:r>
+          </m:sub>
+        </m:sSub>
+      </m:oMath>
+      <w:r>
+        <w:t xml:space="preserve"> </w:t>
+      </w:r>
+      <w:r>
+        <w:t xml:space="preserve">and</w:t>
+      </w:r>
+      <w:r>
+        <w:t xml:space="preserve"> </w:t>
+      </w:r>
+      <m:oMath>
+        <m:sSub>
+          <m:e>
+            <m:r>
+              <m:t>θ</m:t>
+            </m:r>
+          </m:e>
+          <m:sub>
+            <m:r>
+              <m:t>M</m:t>
+            </m:r>
+          </m:sub>
+        </m:sSub>
+      </m:oMath>
+      <w:r>
+        <w:t xml:space="preserve"> </w:t>
+      </w:r>
+      <w:r>
+        <w:t xml:space="preserve">begin to converge on the same</w:t>
+      </w:r>
+      <w:r>
+        <w:t xml:space="preserve"> </w:t>
+      </w:r>
+      <w:r>
+        <w:t xml:space="preserve">population rather than on disjoint ones.</w:t>
+      </w:r>
+    </w:p>
+    <w:bookmarkEnd w:id="66"/>
+    <w:bookmarkStart w:id="67" w:name="appendix-a-phase-0-verification"/>
+    <w:p>
+      <w:pPr>
+        <w:pStyle w:val="Heading1"/>
+      </w:pPr>
+      <w:r>
+        <w:t xml:space="preserve">Appendix A: Phase 0 Verification</w:t>
+      </w:r>
+    </w:p>
+    <w:p>
+      <w:pPr>
+        <w:pStyle w:val="FirstParagraph"/>
+      </w:pPr>
+      <w:r>
+        <w:t xml:space="preserve">Family groupings were verified against Hugging Face organization metadata and</w:t>
+      </w:r>
+      <w:r>
+        <w:t xml:space="preserve"> </w:t>
+      </w:r>
+      <w:r>
+        <w:t xml:space="preserve">technical reports. Release quarter is the public release date, not the HF</w:t>
+      </w:r>
+      <w:r>
+        <w:t xml:space="preserve"> </w:t>
+      </w:r>
+      <w:r>
+        <w:rPr>
+          <w:i/>
+          <w:iCs/>
+        </w:rPr>
+        <w:t xml:space="preserve">createdAt</w:t>
+      </w:r>
+      <w:r>
+        <w:t xml:space="preserve"> </w:t>
+      </w:r>
+      <w:r>
+        <w:t xml:space="preserve">timestamp; four documented divergences were corrected by hand.</w:t>
+      </w:r>
+      <w:r>
+        <w:t xml:space="preserve"> </w:t>
+      </w:r>
+      <w:r>
+        <w:t xml:space="preserve">DeepSeek V4 is treated as a new independent lineage (a ground-up redesign that</w:t>
+      </w:r>
+      <w:r>
+        <w:t xml:space="preserve"> </w:t>
+      </w:r>
+      <w:r>
+        <w:t xml:space="preserve">dropped the MLA architecture), and the within-family Small chain (Small</w:t>
+      </w:r>
+      <w:r>
+        <w:t xml:space="preserve"> </w:t>
+      </w:r>
+      <w:r>
+        <w:t xml:space="preserve">3</w:t>
+      </w:r>
+      <w:r>
+        <w:t xml:space="preserve"> </w:t>
+      </w:r>
+      <m:oMath>
+        <m:r>
+          <m:rPr>
+            <m:sty m:val="p"/>
+          </m:rPr>
+          <m:t>→</m:t>
+        </m:r>
+      </m:oMath>
+      <w:r>
+        <w:t xml:space="preserve"> </w:t>
+      </w:r>
+      <w:r>
+        <w:t xml:space="preserve">3.1</w:t>
+      </w:r>
+      <w:r>
+        <w:t xml:space="preserve"> </w:t>
+      </w:r>
+      <m:oMath>
+        <m:r>
+          <m:rPr>
+            <m:sty m:val="p"/>
+          </m:rPr>
+          <m:t>→</m:t>
+        </m:r>
+      </m:oMath>
+      <w:r>
+        <w:t xml:space="preserve"> </w:t>
+      </w:r>
+      <w:r>
+        <w:t xml:space="preserve">3.2</w:t>
+      </w:r>
+      <w:r>
+        <w:t xml:space="preserve"> </w:t>
+      </w:r>
+      <m:oMath>
+        <m:r>
+          <m:rPr>
+            <m:sty m:val="p"/>
+          </m:rPr>
+          <m:t>→</m:t>
+        </m:r>
+      </m:oMath>
+      <w:r>
+        <w:t xml:space="preserve"> </w:t>
+      </w:r>
+      <w:r>
+        <w:t xml:space="preserve">4; Devstral-2 on Small-3.1-Base) is the only verified</w:t>
+      </w:r>
+      <w:r>
+        <w:t xml:space="preserve"> </w:t>
+      </w:r>
+      <w:r>
+        <w:t xml:space="preserve">cross-generation chain.</w:t>
+      </w:r>
+    </w:p>
+    <w:bookmarkEnd w:id="67"/>
+    <w:bookmarkStart w:id="68" w:name="Xccc65d781eeb3e20938d37628206747da3b391a"/>
+    <w:p>
+      <w:pPr>
+        <w:pStyle w:val="Heading1"/>
+      </w:pPr>
+      <w:r>
+        <w:t xml:space="preserve">Appendix B: Formal Identification Argument</w:t>
+      </w:r>
+    </w:p>
+    <w:p>
+      <w:pPr>
+        <w:pStyle w:val="FirstParagraph"/>
+      </w:pPr>
+      <w:r>
+        <w:t xml:space="preserve">For the covariance model (3),</w:t>
+      </w:r>
+      <w:r>
+        <w:t xml:space="preserve"> </w:t>
+      </w:r>
+      <m:oMath>
+        <m:r>
+          <m:rPr>
+            <m:sty m:val="bi"/>
+          </m:rPr>
+          <m:t>V</m:t>
+        </m:r>
+        <m:r>
+          <m:rPr>
+            <m:sty m:val="p"/>
+          </m:rPr>
+          <m:t>(</m:t>
+        </m:r>
+        <m:r>
+          <m:t>θ</m:t>
+        </m:r>
+        <m:r>
+          <m:rPr>
+            <m:sty m:val="p"/>
+          </m:rPr>
+          <m:t>)</m:t>
+        </m:r>
+        <m:r>
+          <m:rPr>
+            <m:sty m:val="p"/>
+          </m:rPr>
+          <m:t>=</m:t>
+        </m:r>
+        <m:sSubSup>
+          <m:e>
+            <m:r>
+              <m:t>σ</m:t>
+            </m:r>
+          </m:e>
+          <m:sub>
+            <m:r>
+              <m:t>U</m:t>
+            </m:r>
+          </m:sub>
+          <m:sup>
+            <m:r>
+              <m:t>2</m:t>
+            </m:r>
+          </m:sup>
+        </m:sSubSup>
+        <m:r>
+          <m:rPr>
+            <m:sty m:val="bi"/>
+          </m:rPr>
+          <m:t>I</m:t>
+        </m:r>
+        <m:r>
+          <m:rPr>
+            <m:sty m:val="p"/>
+          </m:rPr>
+          <m:t>+</m:t>
+        </m:r>
+        <m:sSubSup>
+          <m:e>
+            <m:r>
+              <m:t>σ</m:t>
+            </m:r>
+          </m:e>
+          <m:sub>
+            <m:r>
+              <m:t>L</m:t>
+            </m:r>
+          </m:sub>
+          <m:sup>
+            <m:r>
+              <m:t>2</m:t>
+            </m:r>
+          </m:sup>
+        </m:sSubSup>
+        <m:sSub>
+          <m:e>
+            <m:r>
+              <m:rPr>
+                <m:sty m:val="bi"/>
+              </m:rPr>
+              <m:t>Z</m:t>
+            </m:r>
+          </m:e>
+          <m:sub>
+            <m:r>
+              <m:t>F</m:t>
+            </m:r>
+          </m:sub>
+        </m:sSub>
+        <m:sSubSup>
+          <m:e>
+            <m:r>
+              <m:rPr>
+                <m:sty m:val="bi"/>
+              </m:rPr>
+              <m:t>Z</m:t>
+            </m:r>
+          </m:e>
+          <m:sub>
+            <m:r>
+              <m:t>F</m:t>
+            </m:r>
+          </m:sub>
+          <m:sup>
+            <m:r>
+              <m:rPr>
+                <m:sty m:val="p"/>
+              </m:rPr>
+              <m:t>⊤</m:t>
+            </m:r>
+          </m:sup>
+        </m:sSubSup>
+        <m:r>
+          <m:rPr>
+            <m:sty m:val="p"/>
+          </m:rPr>
+          <m:t>+</m:t>
+        </m:r>
+        <m:sSubSup>
+          <m:e>
+            <m:r>
+              <m:t>σ</m:t>
+            </m:r>
+          </m:e>
+          <m:sub>
+            <m:r>
+              <m:t>E</m:t>
+            </m:r>
+          </m:sub>
+          <m:sup>
+            <m:r>
+              <m:t>2</m:t>
+            </m:r>
+          </m:sup>
+        </m:sSubSup>
+        <m:sSub>
+          <m:e>
+            <m:r>
+              <m:rPr>
+                <m:sty m:val="bi"/>
+              </m:rPr>
+              <m:t>Z</m:t>
+            </m:r>
+          </m:e>
+          <m:sub>
+            <m:r>
+              <m:t>E</m:t>
+            </m:r>
+          </m:sub>
+        </m:sSub>
+        <m:sSubSup>
+          <m:e>
+            <m:r>
+              <m:rPr>
+                <m:sty m:val="bi"/>
+              </m:rPr>
+              <m:t>Z</m:t>
+            </m:r>
+          </m:e>
+          <m:sub>
+            <m:r>
+              <m:t>E</m:t>
+            </m:r>
+          </m:sub>
+          <m:sup>
+            <m:r>
+              <m:rPr>
+                <m:sty m:val="p"/>
+              </m:rPr>
+              <m:t>⊤</m:t>
+            </m:r>
+          </m:sup>
+        </m:sSubSup>
+      </m:oMath>
+      <w:r>
+        <w:t xml:space="preserve">. REML discards the fixed mean,</w:t>
+      </w:r>
+      <w:r>
+        <w:t xml:space="preserve"> </w:t>
+      </w:r>
+      <w:r>
+        <w:t xml:space="preserve">so</w:t>
+      </w:r>
+      <w:r>
+        <w:t xml:space="preserve"> </w:t>
+      </w:r>
+      <m:oMath>
+        <m:r>
+          <m:t>θ</m:t>
+        </m:r>
+      </m:oMath>
+      <w:r>
+        <w:t xml:space="preserve"> </w:t>
+      </w:r>
+      <w:r>
+        <w:t xml:space="preserve">is identifiable iff the three matrices</w:t>
+      </w:r>
+      <w:r>
+        <w:t xml:space="preserve"> </w:t>
+      </w:r>
+      <m:oMath>
+        <m:r>
+          <m:rPr>
+            <m:sty m:val="bi"/>
+          </m:rPr>
+          <m:t>I</m:t>
+        </m:r>
+        <m:r>
+          <m:rPr>
+            <m:sty m:val="p"/>
+          </m:rPr>
+          <m:t>,</m:t>
+        </m:r>
+        <m:sSub>
+          <m:e>
+            <m:r>
+              <m:rPr>
+                <m:sty m:val="bi"/>
+              </m:rPr>
+              <m:t>Z</m:t>
+            </m:r>
+          </m:e>
+          <m:sub>
+            <m:r>
+              <m:t>F</m:t>
+            </m:r>
+          </m:sub>
+        </m:sSub>
+        <m:sSubSup>
+          <m:e>
+            <m:r>
+              <m:rPr>
+                <m:sty m:val="bi"/>
+              </m:rPr>
+              <m:t>Z</m:t>
+            </m:r>
+          </m:e>
+          <m:sub>
+            <m:r>
+              <m:t>F</m:t>
+            </m:r>
+          </m:sub>
+          <m:sup>
+            <m:r>
+              <m:rPr>
+                <m:sty m:val="p"/>
+              </m:rPr>
+              <m:t>⊤</m:t>
+            </m:r>
+          </m:sup>
+        </m:sSubSup>
+        <m:r>
+          <m:rPr>
+            <m:sty m:val="p"/>
+          </m:rPr>
+          <m:t>,</m:t>
+        </m:r>
+        <m:sSub>
+          <m:e>
+            <m:r>
+              <m:rPr>
+                <m:sty m:val="bi"/>
+              </m:rPr>
+              <m:t>Z</m:t>
+            </m:r>
+          </m:e>
+          <m:sub>
+            <m:r>
+              <m:t>E</m:t>
+            </m:r>
+          </m:sub>
+        </m:sSub>
+        <m:sSubSup>
+          <m:e>
+            <m:r>
+              <m:rPr>
+                <m:sty m:val="bi"/>
+              </m:rPr>
+              <m:t>Z</m:t>
+            </m:r>
+          </m:e>
+          <m:sub>
+            <m:r>
+              <m:t>E</m:t>
+            </m:r>
+          </m:sub>
+          <m:sup>
+            <m:r>
+              <m:rPr>
+                <m:sty m:val="p"/>
+              </m:rPr>
+              <m:t>⊤</m:t>
+            </m:r>
+          </m:sup>
+        </m:sSubSup>
+      </m:oMath>
+      <w:r>
+        <w:t xml:space="preserve"> </w:t>
+      </w:r>
+      <w:r>
+        <w:t xml:space="preserve">are linearly independent on the orthogonal complement of</w:t>
+      </w:r>
+      <w:r>
+        <w:t xml:space="preserve"> </w:t>
+      </w:r>
+      <m:oMath>
+        <m:r>
+          <m:rPr>
+            <m:sty m:val="b"/>
+          </m:rPr>
+          <m:t>1</m:t>
+        </m:r>
+      </m:oMath>
+      <w:r>
+        <w:t xml:space="preserve">. For</w:t>
+      </w:r>
+      <w:r>
+        <w:t xml:space="preserve"> </w:t>
+      </w:r>
+      <m:oMath>
+        <m:r>
+          <m:t>i</m:t>
+        </m:r>
+        <m:r>
+          <m:rPr>
+            <m:sty m:val="p"/>
+          </m:rPr>
+          <m:t>≠</m:t>
+        </m:r>
+        <m:r>
+          <m:t>j</m:t>
+        </m:r>
+      </m:oMath>
+      <w:r>
+        <w:t xml:space="preserve">, the</w:t>
+      </w:r>
+      <w:r>
+        <w:t xml:space="preserve"> </w:t>
+      </w:r>
+      <m:oMath>
+        <m:r>
+          <m:rPr>
+            <m:sty m:val="p"/>
+          </m:rPr>
+          <m:t>(</m:t>
+        </m:r>
+        <m:r>
+          <m:t>i</m:t>
+        </m:r>
+        <m:r>
+          <m:rPr>
+            <m:sty m:val="p"/>
+          </m:rPr>
+          <m:t>,</m:t>
+        </m:r>
+        <m:r>
+          <m:t>j</m:t>
+        </m:r>
+        <m:r>
+          <m:rPr>
+            <m:sty m:val="p"/>
+          </m:rPr>
+          <m:t>)</m:t>
+        </m:r>
+      </m:oMath>
+      <w:r>
+        <w:t xml:space="preserve"> </w:t>
+      </w:r>
+      <w:r>
+        <w:t xml:space="preserve">entry of</w:t>
+      </w:r>
+      <w:r>
+        <w:t xml:space="preserve"> </w:t>
+      </w:r>
+      <m:oMath>
+        <m:r>
+          <m:rPr>
+            <m:sty m:val="bi"/>
+          </m:rPr>
+          <m:t>V</m:t>
+        </m:r>
+      </m:oMath>
+      <w:r>
+        <w:t xml:space="preserve"> </w:t>
+      </w:r>
+      <w:r>
+        <w:t xml:space="preserve">is</w:t>
+      </w:r>
+      <w:r>
+        <w:t xml:space="preserve"> </w:t>
+      </w:r>
+      <m:oMath>
+        <m:r>
+          <m:t>b</m:t>
+        </m:r>
+        <m:r>
+          <m:t> </m:t>
+        </m:r>
+        <m:r>
+          <m:rPr>
+            <m:sty m:val="b"/>
+          </m:rPr>
+          <m:t>1</m:t>
+        </m:r>
+        <m:r>
+          <m:rPr>
+            <m:sty m:val="p"/>
+          </m:rPr>
+          <m:t>{</m:t>
+        </m:r>
+        <m:r>
+          <m:t>f</m:t>
+        </m:r>
+        <m:r>
+          <m:rPr>
+            <m:sty m:val="p"/>
+          </m:rPr>
+          <m:t>(</m:t>
+        </m:r>
+        <m:r>
+          <m:t>i</m:t>
+        </m:r>
+        <m:r>
+          <m:rPr>
+            <m:sty m:val="p"/>
+          </m:rPr>
+          <m:t>)</m:t>
+        </m:r>
+        <m:r>
+          <m:rPr>
+            <m:sty m:val="p"/>
+          </m:rPr>
+          <m:t>=</m:t>
+        </m:r>
+        <m:r>
+          <m:t>f</m:t>
+        </m:r>
+        <m:r>
+          <m:rPr>
+            <m:sty m:val="p"/>
+          </m:rPr>
+          <m:t>(</m:t>
+        </m:r>
+        <m:r>
+          <m:t>j</m:t>
+        </m:r>
+        <m:r>
+          <m:rPr>
+            <m:sty m:val="p"/>
+          </m:rPr>
+          <m:t>)</m:t>
+        </m:r>
+        <m:r>
+          <m:rPr>
+            <m:sty m:val="p"/>
+          </m:rPr>
+          <m:t>}</m:t>
+        </m:r>
+        <m:r>
+          <m:rPr>
+            <m:sty m:val="p"/>
+          </m:rPr>
+          <m:t>+</m:t>
+        </m:r>
+        <m:r>
+          <m:t>c</m:t>
+        </m:r>
+        <m:r>
+          <m:t> </m:t>
+        </m:r>
+        <m:r>
+          <m:rPr>
+            <m:sty m:val="b"/>
+          </m:rPr>
+          <m:t>1</m:t>
+        </m:r>
+        <m:r>
+          <m:rPr>
+            <m:sty m:val="p"/>
+          </m:rPr>
+          <m:t>{</m:t>
+        </m:r>
+        <m:r>
+          <m:t>e</m:t>
+        </m:r>
+        <m:r>
+          <m:rPr>
+            <m:sty m:val="p"/>
+          </m:rPr>
+          <m:t>(</m:t>
+        </m:r>
+        <m:r>
+          <m:t>i</m:t>
+        </m:r>
+        <m:r>
+          <m:rPr>
+            <m:sty m:val="p"/>
+          </m:rPr>
+          <m:t>)</m:t>
+        </m:r>
+        <m:r>
+          <m:rPr>
+            <m:sty m:val="p"/>
+          </m:rPr>
+          <m:t>=</m:t>
+        </m:r>
+        <m:r>
+          <m:t>e</m:t>
+        </m:r>
+        <m:r>
+          <m:rPr>
+            <m:sty m:val="p"/>
+          </m:rPr>
+          <m:t>(</m:t>
+        </m:r>
+        <m:r>
+          <m:t>j</m:t>
+        </m:r>
+        <m:r>
+          <m:rPr>
+            <m:sty m:val="p"/>
+          </m:rPr>
+          <m:t>)</m:t>
+        </m:r>
+        <m:r>
+          <m:rPr>
+            <m:sty m:val="p"/>
+          </m:rPr>
+          <m:t>}</m:t>
+        </m:r>
+      </m:oMath>
+      <w:r>
+        <w:t xml:space="preserve"> </w:t>
+      </w:r>
+      <w:r>
+        <w:t xml:space="preserve">with</w:t>
+      </w:r>
+      <w:r>
+        <w:t xml:space="preserve"> </w:t>
+      </w:r>
+      <m:oMath>
+        <m:r>
+          <m:t>b</m:t>
+        </m:r>
+        <m:r>
+          <m:rPr>
+            <m:sty m:val="p"/>
+          </m:rPr>
+          <m:t>=</m:t>
+        </m:r>
+        <m:sSubSup>
+          <m:e>
+            <m:r>
+              <m:t>σ</m:t>
+            </m:r>
+          </m:e>
+          <m:sub>
+            <m:r>
+              <m:t>L</m:t>
+            </m:r>
+          </m:sub>
+          <m:sup>
+            <m:r>
+              <m:t>2</m:t>
+            </m:r>
+          </m:sup>
+        </m:sSubSup>
+      </m:oMath>
+      <w:r>
+        <w:t xml:space="preserve">,</w:t>
+      </w:r>
+      <w:r>
+        <w:t xml:space="preserve"> </w:t>
+      </w:r>
+      <m:oMath>
+        <m:r>
+          <m:t>c</m:t>
+        </m:r>
+        <m:r>
+          <m:rPr>
+            <m:sty m:val="p"/>
+          </m:rPr>
+          <m:t>=</m:t>
+        </m:r>
+        <m:sSubSup>
+          <m:e>
+            <m:r>
+              <m:t>σ</m:t>
+            </m:r>
+          </m:e>
+          <m:sub>
+            <m:r>
+              <m:t>E</m:t>
+            </m:r>
+          </m:sub>
+          <m:sup>
+            <m:r>
+              <m:t>2</m:t>
+            </m:r>
+          </m:sup>
+        </m:sSubSup>
+      </m:oMath>
+      <w:r>
+        <w:t xml:space="preserve">: a pair sharing only a family pins</w:t>
+      </w:r>
+      <w:r>
+        <w:t xml:space="preserve"> </w:t>
+      </w:r>
+      <m:oMath>
+        <m:r>
+          <m:t>b</m:t>
+        </m:r>
+      </m:oMath>
+      <w:r>
+        <w:t xml:space="preserve">, a</w:t>
+      </w:r>
+      <w:r>
+        <w:t xml:space="preserve"> </w:t>
+      </w:r>
+      <w:r>
+        <w:t xml:space="preserve">pair sharing only an era pins</w:t>
+      </w:r>
+      <w:r>
+        <w:t xml:space="preserve"> </w:t>
+      </w:r>
+      <m:oMath>
+        <m:r>
+          <m:t>c</m:t>
+        </m:r>
+      </m:oMath>
+      <w:r>
+        <w:t xml:space="preserve">, and a cross pair pins nothing. Failure modes</w:t>
+      </w:r>
+      <w:r>
+        <w:t xml:space="preserve"> </w:t>
+      </w:r>
+      <w:r>
+        <w:t xml:space="preserve">are then only (i) no family-sharing pair with disjoint eras exists—equivalently</w:t>
+      </w:r>
+      <w:r>
+        <w:t xml:space="preserve"> </w:t>
+      </w:r>
+      <w:r>
+        <w:t xml:space="preserve">family and era partitions coincide, the nested design—in which case</w:t>
+      </w:r>
+      <w:r>
+        <w:t xml:space="preserve"> </w:t>
+      </w:r>
+      <m:oMath>
+        <m:sSub>
+          <m:e>
+            <m:r>
+              <m:rPr>
+                <m:sty m:val="bi"/>
+              </m:rPr>
+              <m:t>Z</m:t>
+            </m:r>
+          </m:e>
+          <m:sub>
+            <m:r>
+              <m:t>F</m:t>
+            </m:r>
+          </m:sub>
+        </m:sSub>
+      </m:oMath>
+      <w:r>
+        <w:t xml:space="preserve"> </w:t>
+      </w:r>
+      <w:r>
+        <w:t xml:space="preserve">and</w:t>
+      </w:r>
+      <w:r>
+        <w:t xml:space="preserve"> </w:t>
+      </w:r>
+      <m:oMath>
+        <m:sSub>
+          <m:e>
+            <m:r>
+              <m:rPr>
+                <m:sty m:val="bi"/>
+              </m:rPr>
+              <m:t>Z</m:t>
+            </m:r>
+          </m:e>
+          <m:sub>
+            <m:r>
+              <m:t>E</m:t>
+            </m:r>
+          </m:sub>
+        </m:sSub>
+      </m:oMath>
+      <w:r>
+        <w:t xml:space="preserve"> </w:t>
+      </w:r>
+      <w:r>
+        <w:t xml:space="preserve">span the same column space and</w:t>
+      </w:r>
+      <w:r>
+        <w:t xml:space="preserve"> </w:t>
+      </w:r>
+      <m:oMath>
+        <m:sSubSup>
+          <m:e>
+            <m:r>
+              <m:t>σ</m:t>
+            </m:r>
+          </m:e>
+          <m:sub>
+            <m:r>
+              <m:t>L</m:t>
+            </m:r>
+          </m:sub>
+          <m:sup>
+            <m:r>
+              <m:t>2</m:t>
+            </m:r>
+          </m:sup>
+        </m:sSubSup>
+        <m:r>
+          <m:rPr>
+            <m:sty m:val="p"/>
+          </m:rPr>
+          <m:t>,</m:t>
+        </m:r>
+        <m:sSubSup>
+          <m:e>
+            <m:r>
+              <m:t>σ</m:t>
+            </m:r>
+          </m:e>
+          <m:sub>
+            <m:r>
+              <m:t>E</m:t>
+            </m:r>
+          </m:sub>
+          <m:sup>
+            <m:r>
+              <m:t>2</m:t>
+            </m:r>
+          </m:sup>
+        </m:sSubSup>
+      </m:oMath>
+      <w:r>
+        <w:t xml:space="preserve"> </w:t>
+      </w:r>
+      <w:r>
+        <w:t xml:space="preserve">are perfectly aliased; and (ii) the</w:t>
+      </w:r>
+      <w:r>
+        <w:t xml:space="preserve"> </w:t>
+      </w:r>
+      <w:r>
+        <w:t xml:space="preserve">family</w:t>
+      </w:r>
+      <m:oMath>
+        <m:r>
+          <m:rPr>
+            <m:sty m:val="p"/>
+          </m:rPr>
+          <m:t>×</m:t>
+        </m:r>
+      </m:oMath>
+      <w:r>
+        <w:t xml:space="preserve">era incidence graph is disconnected, in which case the constraints</w:t>
+      </w:r>
+      <w:r>
+        <w:t xml:space="preserve"> </w:t>
+      </w:r>
+      <w:r>
+        <w:t xml:space="preserve">separate by component and components alias with a mixture. Every connected</w:t>
+      </w:r>
+      <w:r>
+        <w:t xml:space="preserve"> </w:t>
+      </w:r>
+      <w:r>
+        <w:t xml:space="preserve">crossed design with both marginals active is therefore identifiable. This is the</w:t>
+      </w:r>
+      <w:r>
+        <w:t xml:space="preserve"> </w:t>
+      </w:r>
+      <w:r>
+        <w:t xml:space="preserve">rank condition of Section IV and the gate of</w:t>
+      </w:r>
+      <w:r>
+        <w:t xml:space="preserve"> </w:t>
+      </w:r>
+      <w:r>
+        <w:t xml:space="preserve">Section V; Appendix C probes it empirically.</w:t>
+      </w:r>
+    </w:p>
+    <w:bookmarkEnd w:id="68"/>
+    <w:bookmarkStart w:id="69" w:name="appendix-c-detectable-failure-battery-d3"/>
+    <w:p>
+      <w:pPr>
+        <w:pStyle w:val="Heading1"/>
+      </w:pPr>
+      <w:r>
+        <w:t xml:space="preserve">Appendix C: Detectable-Failure Battery (D3)</w:t>
+      </w:r>
+    </w:p>
+    <w:p>
+      <w:pPr>
+        <w:pStyle w:val="FirstParagraph"/>
+      </w:pPr>
+      <w:r>
+        <w:t xml:space="preserve">The nested mis-specification is flagged by three independent detectors, all</w:t>
+      </w:r>
+      <w:r>
+        <w:t xml:space="preserve"> </w:t>
+      </w:r>
+      <w:r>
+        <w:t xml:space="preserve">computed on 300 fresh repetitions of each scenario:</w:t>
+      </w:r>
+    </w:p>
+    <w:p>
+      <w:pPr>
+        <w:numPr>
+          <w:ilvl w:val="0"/>
+          <w:numId w:val="1009"/>
         </w:numPr>
       </w:pPr>
       <w:r>
@@ -20058,7 +23177,7 @@
       <w:pPr>
         <w:numPr>
           <w:ilvl w:val="0"/>
-          <w:numId w:val="1008"/>
+          <w:numId w:val="1009"/>
         </w:numPr>
       </w:pPr>
       <w:r>
@@ -20137,7 +23256,7 @@
       <w:pPr>
         <w:numPr>
           <w:ilvl w:val="0"/>
-          <w:numId w:val="1008"/>
+          <w:numId w:val="1009"/>
         </w:numPr>
       </w:pPr>
       <w:r>
@@ -20285,8 +23404,8 @@
         <w:t xml:space="preserve">.</w:t>
       </w:r>
     </w:p>
-    <w:bookmarkEnd w:id="67"/>
-    <w:bookmarkStart w:id="68" w:name="X1cbc1e7f96f9a301c4202114b1f4866b98c8df6"/>
+    <w:bookmarkEnd w:id="69"/>
+    <w:bookmarkStart w:id="70" w:name="X1cbc1e7f96f9a301c4202114b1f4866b98c8df6"/>
     <w:p>
       <w:pPr>
         <w:pStyle w:val="Heading1"/>
@@ -20779,8 +23898,8 @@
         <w:t xml:space="preserve">crossed subpopulations; the winner (22 of 47) realizes rank 19 of 20.</w:t>
       </w:r>
     </w:p>
-    <w:bookmarkEnd w:id="68"/>
-    <w:bookmarkStart w:id="69" w:name="appendix-e-reml-and-woodbury-computation"/>
+    <w:bookmarkEnd w:id="70"/>
+    <w:bookmarkStart w:id="71" w:name="appendix-e-reml-and-woodbury-computation"/>
     <w:p>
       <w:pPr>
         <w:pStyle w:val="Heading1"/>
@@ -21253,8 +24372,8 @@
         <w:t xml:space="preserve">released code under the recorded seeds.</w:t>
       </w:r>
     </w:p>
-    <w:bookmarkEnd w:id="69"/>
-    <w:bookmarkStart w:id="70" w:name="appendix-f-computation-and-cost-plan"/>
+    <w:bookmarkEnd w:id="71"/>
+    <w:bookmarkStart w:id="72" w:name="appendix-f-computation-and-cost-plan"/>
     <w:p>
       <w:pPr>
         <w:pStyle w:val="Heading1"/>
@@ -21274,54 +24393,61 @@
         <w:t xml:space="preserve"> </w:t>
       </w:r>
       <w:r>
-        <w:t xml:space="preserve">Phase 2 eval pass runs on one 8</w:t>
-      </w:r>
-      <m:oMath>
-        <m:r>
-          <m:rPr>
-            <m:sty m:val="p"/>
-          </m:rPr>
-          <m:t>×</m:t>
-        </m:r>
-      </m:oMath>
-      <w:r>
-        <w:t xml:space="preserve">H200-141GB node in fp8; per-model</w:t>
-      </w:r>
-      <w:r>
-        <w:t xml:space="preserve"> </w:t>
-      </w:r>
-      <w:r>
-        <w:t xml:space="preserve">memory and GPU-time plans are released with the artifacts. Table 10</w:t>
-      </w:r>
-      <w:r>
-        <w:t xml:space="preserve"> </w:t>
-      </w:r>
-      <w:r>
-        <w:t xml:space="preserve">is the cost plan for the selected 22-model population: 710 estimated</w:t>
-      </w:r>
-      <w:r>
-        <w:t xml:space="preserve"> </w:t>
-      </w:r>
-      <w:r>
-        <w:t xml:space="preserve">single-GPU minutes against 2</w:t>
+        <w:t xml:space="preserve">Phase 2 eval pass runs on single consumer/rented GPUs at 4-bit for the 70B+</w:t>
+      </w:r>
+      <w:r>
+        <w:t xml:space="preserve"> </w:t>
+      </w:r>
+      <w:r>
+        <w:t xml:space="preserve">tier (memory-bound log-likelihood); the two 671B/685B-class cells</w:t>
+      </w:r>
+      <w:r>
+        <w:t xml:space="preserve"> </w:t>
+      </w:r>
+      <w:r>
+        <w:t xml:space="preserve">(DeepSeek-V3.1, DeepSeek-V3.2) do not fit any single card in the available</w:t>
+      </w:r>
+      <w:r>
+        <w:t xml:space="preserve"> </w:t>
+      </w:r>
+      <w:r>
+        <w:t xml:space="preserve">budget and are completed by pre-registered imputation (Section V-E)</w:t>
+      </w:r>
+      <w:r>
+        <w:t xml:space="preserve"> </w:t>
+      </w:r>
+      <w:r>
+        <w:t xml:space="preserve">at zero GPU cost, as disclosed throughout. Table 10</w:t>
+      </w:r>
+      <w:r>
+        <w:t xml:space="preserve"> </w:t>
+      </w:r>
+      <w:r>
+        <w:t xml:space="preserve">is the cost plan for the selected 22-model population: 604 estimated</w:t>
+      </w:r>
+      <w:r>
+        <w:t xml:space="preserve"> </w:t>
+      </w:r>
+      <w:r>
+        <w:t xml:space="preserve">single-GPU minutes of measured runs against 2</w:t>
       </w:r>
       <w:r>
         <w:t xml:space="preserve">,</w:t>
       </w:r>
       <w:r>
-        <w:t xml:space="preserve">154 for the full 47-model roster—about one-third</w:t>
-      </w:r>
-      <w:r>
-        <w:t xml:space="preserve"> </w:t>
-      </w:r>
-      <w:r>
-        <w:t xml:space="preserve">of the full-run cost (a 67% reduction). Eight of the 22 are gated and require</w:t>
-      </w:r>
-      <w:r>
-        <w:t xml:space="preserve"> </w:t>
-      </w:r>
-      <w:r>
-        <w:t xml:space="preserve">license acceptance.</w:t>
+        <w:t xml:space="preserve">154 for the full 47-model</w:t>
+      </w:r>
+      <w:r>
+        <w:t xml:space="preserve"> </w:t>
+      </w:r>
+      <w:r>
+        <w:t xml:space="preserve">roster—about 28% of the full-run cost (a 72% reduction). Eight of the 20</w:t>
+      </w:r>
+      <w:r>
+        <w:t xml:space="preserve"> </w:t>
+      </w:r>
+      <w:r>
+        <w:t xml:space="preserve">measured models are gated and require license acceptance.</w:t>
       </w:r>
     </w:p>
     <w:p>
@@ -21335,7 +24461,13 @@
         <w:t xml:space="preserve"> </w:t>
       </w:r>
       <w:r>
-        <w:t xml:space="preserve">(cost column: estimated single-GPU minutes).</w:t>
+        <w:t xml:space="preserve">(cost column: estimated single-GPU minutes; the two imputed cells carry no</w:t>
+      </w:r>
+      <w:r>
+        <w:t xml:space="preserve"> </w:t>
+      </w:r>
+      <w:r>
+        <w:t xml:space="preserve">GPU cost).</w:t>
       </w:r>
     </w:p>
     <w:tbl>
@@ -21343,7 +24475,7 @@
         <w:tblStyle w:val="Table"/>
         <w:tblW w:type="auto" w:w="0"/>
         <w:tblLook w:firstRow="0" w:lastRow="0" w:firstColumn="0" w:lastColumn="0" w:noHBand="0" w:noVBand="0" w:val="0000"/>
-        <w:tblCaption w:val="Phase 2 GPU cost plan and access for the 22-model population (cost column: estimated single-GPU minutes)."/>
+        <w:tblCaption w:val="Phase 2 GPU cost plan and access for the 22-model population (cost column: estimated single-GPU minutes; the two imputed cells carry no GPU cost)."/>
       </w:tblPr>
       <w:tblGrid>
         <w:gridCol w:w="1320"/>
@@ -22680,7 +25812,7 @@
               <w:jc w:val="left"/>
             </w:pPr>
             <w:r>
-              <w:t xml:space="preserve">53</w:t>
+              <w:t xml:space="preserve">–</w:t>
             </w:r>
           </w:p>
         </w:tc>
@@ -22828,7 +25960,7 @@
               <w:jc w:val="left"/>
             </w:pPr>
             <w:r>
-              <w:t xml:space="preserve">53</w:t>
+              <w:t xml:space="preserve">–</w:t>
             </w:r>
           </w:p>
         </w:tc>
@@ -23078,7 +26210,7 @@
               <w:jc w:val="left"/>
             </w:pPr>
             <w:r>
-              <w:t xml:space="preserve">710</w:t>
+              <w:t xml:space="preserve">604</w:t>
             </w:r>
           </w:p>
         </w:tc>
@@ -23118,8 +26250,45 @@
         </w:tc>
       </w:tr>
     </w:tbl>
-    <w:bookmarkEnd w:id="70"/>
-    <w:bookmarkStart w:id="71" w:name="Xed945f0651b62cd6d9a06018dbfec937376396d"/>
+    <w:p>
+      <w:pPr>
+        <w:pStyle w:val="BodyText"/>
+      </w:pPr>
+      <m:oMath>
+        <m:sSup>
+          <m:e>
+            <m:r>
+              <m:t>​</m:t>
+            </m:r>
+          </m:e>
+          <m:sup>
+            <m:r>
+              <m:rPr>
+                <m:sty m:val="p"/>
+              </m:rPr>
+              <m:t>*</m:t>
+            </m:r>
+          </m:sup>
+        </m:sSup>
+      </m:oMath>
+      <w:r>
+        <w:t xml:space="preserve">DeepSeek-V3.1/V3.2 are not measured: trait cells completed by</w:t>
+      </w:r>
+      <w:r>
+        <w:t xml:space="preserve"> </w:t>
+      </w:r>
+      <w:r>
+        <w:t xml:space="preserve">pre-registered multiple imputation (Section V-E), labeled</w:t>
+      </w:r>
+      <w:r>
+        <w:t xml:space="preserve"> </w:t>
+      </w:r>
+      <w:r>
+        <w:t xml:space="preserve">IMPUTED (not measured) in every table and figure.</w:t>
+      </w:r>
+    </w:p>
+    <w:bookmarkEnd w:id="72"/>
+    <w:bookmarkStart w:id="73" w:name="Xed945f0651b62cd6d9a06018dbfec937376396d"/>
     <w:p>
       <w:pPr>
         <w:pStyle w:val="Heading1"/>
@@ -24989,8 +28158,8 @@
         <w:t xml:space="preserve">.</w:t>
       </w:r>
     </w:p>
-    <w:bookmarkEnd w:id="71"/>
-    <w:bookmarkStart w:id="83" w:name="acknowledgment"/>
+    <w:bookmarkEnd w:id="73"/>
+    <w:bookmarkStart w:id="85" w:name="acknowledgment"/>
     <w:p>
       <w:pPr>
         <w:pStyle w:val="Heading1"/>
@@ -25054,7 +28223,7 @@
       <w:r>
         <w:t xml:space="preserve"> </w:t>
       </w:r>
-      <w:hyperlink r:id="rId72">
+      <w:hyperlink r:id="rId74">
         <w:r>
           <w:rPr>
             <w:rStyle w:val="Hyperlink"/>
@@ -26041,7 +29210,7 @@
       <w:r>
         <w:t xml:space="preserve"> </w:t>
       </w:r>
-      <w:hyperlink r:id="rId73">
+      <w:hyperlink r:id="rId75">
         <w:r>
           <w:rPr>
             <w:rStyle w:val="Hyperlink"/>
@@ -26078,7 +29247,7 @@
       <w:r>
         <w:t xml:space="preserve"> </w:t>
       </w:r>
-      <w:hyperlink r:id="rId74">
+      <w:hyperlink r:id="rId76">
         <w:r>
           <w:rPr>
             <w:rStyle w:val="Hyperlink"/>
@@ -26115,7 +29284,7 @@
       <w:r>
         <w:t xml:space="preserve"> </w:t>
       </w:r>
-      <w:hyperlink r:id="rId75">
+      <w:hyperlink r:id="rId77">
         <w:r>
           <w:rPr>
             <w:rStyle w:val="Hyperlink"/>
@@ -26171,7 +29340,7 @@
       <w:r>
         <w:t xml:space="preserve"> </w:t>
       </w:r>
-      <w:hyperlink r:id="rId76">
+      <w:hyperlink r:id="rId78">
         <w:r>
           <w:rPr>
             <w:rStyle w:val="Hyperlink"/>
@@ -26208,7 +29377,7 @@
       <w:r>
         <w:t xml:space="preserve"> </w:t>
       </w:r>
-      <w:hyperlink r:id="rId77">
+      <w:hyperlink r:id="rId79">
         <w:r>
           <w:rPr>
             <w:rStyle w:val="Hyperlink"/>
@@ -26277,7 +29446,7 @@
       <w:r>
         <w:t xml:space="preserve"> </w:t>
       </w:r>
-      <w:hyperlink r:id="rId78">
+      <w:hyperlink r:id="rId80">
         <w:r>
           <w:rPr>
             <w:rStyle w:val="Hyperlink"/>
@@ -26340,7 +29509,7 @@
       <w:r>
         <w:t xml:space="preserve"> </w:t>
       </w:r>
-      <w:hyperlink r:id="rId79">
+      <w:hyperlink r:id="rId81">
         <w:r>
           <w:rPr>
             <w:rStyle w:val="Hyperlink"/>
@@ -26435,7 +29604,7 @@
       <w:r>
         <w:t xml:space="preserve"> </w:t>
       </w:r>
-      <w:hyperlink r:id="rId80">
+      <w:hyperlink r:id="rId82">
         <w:r>
           <w:rPr>
             <w:rStyle w:val="Hyperlink"/>
@@ -26444,7 +29613,7 @@
         </w:r>
       </w:hyperlink>
     </w:p>
-    <w:bookmarkStart w:id="81" w:name="s.-kanaga-suba-raja"/>
+    <w:bookmarkStart w:id="83" w:name="s.-kanaga-suba-raja"/>
     <w:p>
       <w:pPr>
         <w:pStyle w:val="Heading2"/>
@@ -26479,8 +29648,8 @@
         <w:t xml:space="preserve">His research interests include ... .</w:t>
       </w:r>
     </w:p>
-    <w:bookmarkEnd w:id="81"/>
-    <w:bookmarkStart w:id="82" w:name="sudharsan-s"/>
+    <w:bookmarkEnd w:id="83"/>
+    <w:bookmarkStart w:id="84" w:name="sudharsan-s"/>
     <w:p>
       <w:pPr>
         <w:pStyle w:val="Heading2"/>
@@ -26503,8 +29672,8 @@
         <w:t xml:space="preserve">Science and Technology, Tiruchirappalli. His research interests include ... .</w:t>
       </w:r>
     </w:p>
-    <w:bookmarkEnd w:id="82"/>
-    <w:bookmarkEnd w:id="83"/>
+    <w:bookmarkEnd w:id="84"/>
+    <w:bookmarkEnd w:id="85"/>
     <w:sectPr>
       <w:footnotePr>
         <w:numRestart w:val="eachSect"/>
@@ -26909,6 +30078,9 @@
     <w:abstractNumId w:val="991"/>
   </w:num>
   <w:num w:numId="1008">
+    <w:abstractNumId w:val="991"/>
+  </w:num>
+  <w:num w:numId="1009">
     <w:abstractNumId w:val="991"/>
   </w:num>
 </w:numbering>
